--- a/BAO_CAO_TRACE_WAF.docx
+++ b/BAO_CAO_TRACE_WAF.docx
@@ -5,91 +5,55 @@
     <w:bookmarkStart w:id="62" w:name="X7117604675cfea50b28d4ebf0ede33497a738de"/>
     <w:p>
       <w:pPr>
-        <w:pStyle w:val="Title"/>
+        <w:pStyle w:val="PaperTitle"/>
         <w:widowControl/>
         <w:spacing w:after="360"/>
       </w:pPr>
       <w:r>
-        <w:t xml:space="preserve">TRACE-WAF: Khung đánh giá ba trục và quản trị sinh luật tường lửa ứng dụng web có truy vết CWE/CVE trước kỹ thuật biến đổi né tránh</w:t>
+        <w:rPr>
+          <w:b/>
+          <w:sz w:val="28"/>
+        </w:rPr>
+        <w:t>TRACE-WAF: Khung đánh giá ba trục và quản trị luật WAF có truy vết CWE/CVE</w:t>
       </w:r>
     </w:p>
     <w:p>
       <w:pPr>
-        <w:pStyle w:val="FirstParagraph"/>
+        <w:pStyle w:val="PaperAuthor"/>
         <w:widowControl/>
       </w:pPr>
       <w:r>
-        <w:rPr>
-          <w:b/>
-          <w:bCs/>
-        </w:rPr>
-        <w:t xml:space="preserve">BÁO CÁO NGHIÊN CỨU HỌC PHẦN: CHÍNH SÁCH VÀ QUẢN TRỊ AN NINH MẠNG</w:t>
-      </w:r>
-      <w:r>
-        <w:br/>
-      </w:r>
-      <w:r>
-        <w:rPr>
-          <w:b/>
-          <w:bCs/>
-        </w:rPr>
-        <w:t xml:space="preserve">Hình thức:</w:t>
-      </w:r>
-      <w:r>
-        <w:t xml:space="preserve"> </w:t>
-      </w:r>
-      <w:r>
-        <w:t xml:space="preserve">Paper nghiên cứu và thực nghiệm nguyên mẫu ngoại tuyến</w:t>
-      </w:r>
-      <w:r>
-        <w:br/>
-      </w:r>
-      <w:r>
-        <w:rPr>
-          <w:b/>
-          <w:bCs/>
-        </w:rPr>
-        <w:t xml:space="preserve">Học viên:</w:t>
-      </w:r>
-      <w:r>
-        <w:t xml:space="preserve"> </w:t>
-      </w:r>
-      <w:r>
-        <w:t xml:space="preserve">[Bổ sung họ tên và mã học viên]</w:t>
-      </w:r>
-      <w:r>
-        <w:br/>
-      </w:r>
-      <w:r>
-        <w:rPr>
-          <w:b/>
-          <w:bCs/>
-        </w:rPr>
-        <w:t xml:space="preserve">Ngày hoàn thiện bản thảo:</w:t>
-      </w:r>
-      <w:r>
-        <w:t xml:space="preserve"> </w:t>
-      </w:r>
-      <w:r>
-        <w:t xml:space="preserve">16/10/2026</w:t>
+        <w:t>[Họ và tên tác giả]</w:t>
       </w:r>
     </w:p>
     <w:bookmarkStart w:id="20" w:name="tóm-tắt"/>
     <w:p>
       <w:pPr>
-        <w:pStyle w:val="Heading2"/>
-        <w:keepNext/>
-        <w:widowControl/>
-      </w:pPr>
-      <w:r>
-        <w:t xml:space="preserve">Tóm tắt</w:t>
+        <w:pStyle w:val="PaperAffiliation"/>
+      </w:pPr>
+      <w:r>
+        <w:t>[Đơn vị đào tạo / khoa / trường]</w:t>
       </w:r>
     </w:p>
     <w:p>
       <w:pPr>
-        <w:pStyle w:val="FirstParagraph"/>
+        <w:pStyle w:val="PaperNote"/>
+      </w:pPr>
+      <w:r>
+        <w:t>[Email liên hệ]  •  Bài nghiên cứu học phần Chính sách và quản trị an ninh mạng</w:t>
+      </w:r>
+    </w:p>
+    <w:p>
+      <w:pPr>
+        <w:pStyle w:val="PaperAbstract"/>
         <w:widowControl/>
       </w:pPr>
+      <w:r>
+        <w:rPr>
+          <w:b/>
+        </w:rPr>
+        <w:t xml:space="preserve">Tóm tắt. </w:t>
+      </w:r>
       <w:r>
         <w:t xml:space="preserve">Tường lửa ứng dụng web (Web Application Firewall, WAF) cung cấp một lớp phòng thủ trước SQL injection (SQLi), cross-site scripting (XSS) và path traversal. Tuy nhiên, hiệu năng phòng thủ không thể kết luận chỉ từ số mẫu tấn công bị chặn: các biến đổi biểu diễn đầu vào có thể làm giảm khả năng phát hiện, trong khi luật quá rộng có thể chặn lưu lượng hợp lệ. Nghiên cứu này đề xuất</w:t>
       </w:r>
@@ -190,50 +154,60 @@
     </w:p>
     <w:p>
       <w:pPr>
-        <w:pStyle w:val="BodyText"/>
+        <w:pStyle w:val="PaperKeywords"/>
         <w:widowControl/>
       </w:pPr>
       <w:r>
         <w:rPr>
           <w:b/>
-          <w:bCs/>
         </w:rPr>
-        <w:t xml:space="preserve">Từ khóa:</w:t>
-      </w:r>
-      <w:r>
-        <w:t xml:space="preserve"> </w:t>
-      </w:r>
-      <w:r>
-        <w:t xml:space="preserve">WAF; CWE; CVE; SQL injection; XSS; path traversal; false positive; evasion robustness; LLM; quản trị thay đổi.</w:t>
+        <w:t xml:space="preserve">Từ khóa: </w:t>
+      </w:r>
+      <w:r>
+        <w:t>WAF; CWE; CVE; SQL injection; XSS; path traversal; false positive; evasion robustness; LLM; quản trị thay đổi.</w:t>
       </w:r>
     </w:p>
     <w:bookmarkEnd w:id="20"/>
     <w:bookmarkStart w:id="24" w:name="giới-thiệu"/>
     <w:p>
       <w:pPr>
-        <w:pStyle w:val="Heading2"/>
+        <w:pStyle w:val="Heading1"/>
         <w:keepNext/>
+        <w:pageBreakBefore w:val="0"/>
         <w:widowControl/>
       </w:pPr>
       <w:r>
+        <w:rPr>
+          <w:rFonts w:ascii="Times New Roman" w:hAnsi="Times New Roman"/>
+          <w:b/>
+          <w:color w:val="000000"/>
+          <w:sz w:val="24"/>
+        </w:rPr>
         <w:t xml:space="preserve">1. Giới thiệu</w:t>
       </w:r>
     </w:p>
     <w:bookmarkStart w:id="21" w:name="bối-cảnh-và-động-cơ"/>
     <w:p>
       <w:pPr>
-        <w:pStyle w:val="Heading3"/>
+        <w:pStyle w:val="Heading2"/>
         <w:keepNext/>
+        <w:pageBreakBefore w:val="0"/>
         <w:widowControl/>
       </w:pPr>
       <w:r>
+        <w:rPr>
+          <w:rFonts w:ascii="Times New Roman" w:hAnsi="Times New Roman"/>
+          <w:b/>
+          <w:color w:val="000000"/>
+          <w:sz w:val="20"/>
+        </w:rPr>
         <w:t xml:space="preserve">1.1. Bối cảnh và động cơ</w:t>
       </w:r>
     </w:p>
     <w:p>
       <w:pPr>
-        <w:pStyle w:val="FirstParagraph"/>
         <w:widowControl/>
+        <w:ind w:firstLine="0"/>
       </w:pPr>
       <w:r>
         <w:t xml:space="preserve">WAF kiểm tra yêu cầu HTTP ở lớp ứng dụng và thường áp dụng các tập luật chữ ký, quy tắc hành vi hoặc mô hình bất thường. OWASP Core Rule Set (CRS) là một nền tảng tham chiếu quan trọng, hỗ trợ phát hiện những nhóm tấn công phổ biến và đồng thời đặt mục tiêu giảm cảnh báo sai [1]. Tuy vậy, một WAF chỉ là lớp phòng thủ bổ sung: khả năng bảo vệ chịu ảnh hưởng của đường đi ứng dụng, cách xử lý tham số, chuẩn hóa chuỗi, cấu hình luật và cơ chế xử lý ở backend [1], [2].</w:t>
@@ -287,18 +261,25 @@
     <w:bookmarkStart w:id="22" w:name="bài-toán-nghiên-cứu"/>
     <w:p>
       <w:pPr>
-        <w:pStyle w:val="Heading3"/>
+        <w:pStyle w:val="Heading2"/>
         <w:keepNext/>
+        <w:pageBreakBefore w:val="0"/>
         <w:widowControl/>
       </w:pPr>
       <w:r>
+        <w:rPr>
+          <w:rFonts w:ascii="Times New Roman" w:hAnsi="Times New Roman"/>
+          <w:b/>
+          <w:color w:val="000000"/>
+          <w:sz w:val="20"/>
+        </w:rPr>
         <w:t xml:space="preserve">1.2. Bài toán nghiên cứu</w:t>
       </w:r>
     </w:p>
     <w:p>
       <w:pPr>
-        <w:pStyle w:val="FirstParagraph"/>
         <w:widowControl/>
+        <w:ind w:firstLine="0"/>
       </w:pPr>
       <w:r>
         <w:t xml:space="preserve">Cho một tập trường hợp đầu vào có nhãn, một cơ chế biến đổi biểu diễn và một tập luật WAF, cần xác định</w:t>
@@ -331,7 +312,6 @@
     </w:p>
     <w:p>
       <w:pPr>
-        <w:pStyle w:val="Compact"/>
         <w:widowControl/>
         <w:numPr>
           <w:ilvl w:val="0"/>
@@ -354,7 +334,6 @@
     </w:p>
     <w:p>
       <w:pPr>
-        <w:pStyle w:val="Compact"/>
         <w:widowControl/>
         <w:numPr>
           <w:ilvl w:val="0"/>
@@ -377,7 +356,6 @@
     </w:p>
     <w:p>
       <w:pPr>
-        <w:pStyle w:val="Compact"/>
         <w:widowControl/>
         <w:numPr>
           <w:ilvl w:val="0"/>
@@ -402,18 +380,25 @@
     <w:bookmarkStart w:id="23" w:name="phạm-vi-và-đóng-góp"/>
     <w:p>
       <w:pPr>
-        <w:pStyle w:val="Heading3"/>
+        <w:pStyle w:val="Heading2"/>
         <w:keepNext/>
+        <w:pageBreakBefore w:val="0"/>
         <w:widowControl/>
       </w:pPr>
       <w:r>
+        <w:rPr>
+          <w:rFonts w:ascii="Times New Roman" w:hAnsi="Times New Roman"/>
+          <w:b/>
+          <w:color w:val="000000"/>
+          <w:sz w:val="20"/>
+        </w:rPr>
         <w:t xml:space="preserve">1.3. Phạm vi và đóng góp</w:t>
       </w:r>
     </w:p>
     <w:p>
       <w:pPr>
-        <w:pStyle w:val="FirstParagraph"/>
         <w:widowControl/>
+        <w:ind w:firstLine="0"/>
       </w:pPr>
       <w:r>
         <w:t xml:space="preserve">Nghiên cứu giới hạn vào các dấu hiệu của</w:t>
@@ -494,29 +479,43 @@
     <w:bookmarkStart w:id="27" w:name="cơ-sở-lý-thuyết-và-nghiên-cứu-liên-quan"/>
     <w:p>
       <w:pPr>
-        <w:pStyle w:val="Heading2"/>
+        <w:pStyle w:val="Heading1"/>
         <w:keepNext/>
+        <w:pageBreakBefore w:val="0"/>
         <w:widowControl/>
       </w:pPr>
       <w:r>
+        <w:rPr>
+          <w:rFonts w:ascii="Times New Roman" w:hAnsi="Times New Roman"/>
+          <w:b/>
+          <w:color w:val="000000"/>
+          <w:sz w:val="24"/>
+        </w:rPr>
         <w:t xml:space="preserve">2. Cơ sở lý thuyết và nghiên cứu liên quan</w:t>
       </w:r>
     </w:p>
     <w:bookmarkStart w:id="25" w:name="cwe-cve-và-phạm-vi-phát-hiện-waf"/>
     <w:p>
       <w:pPr>
-        <w:pStyle w:val="Heading3"/>
+        <w:pStyle w:val="Heading2"/>
         <w:keepNext/>
+        <w:pageBreakBefore w:val="0"/>
         <w:widowControl/>
       </w:pPr>
       <w:r>
+        <w:rPr>
+          <w:rFonts w:ascii="Times New Roman" w:hAnsi="Times New Roman"/>
+          <w:b/>
+          <w:color w:val="000000"/>
+          <w:sz w:val="20"/>
+        </w:rPr>
         <w:t xml:space="preserve">2.1. CWE, CVE và phạm vi phát hiện WAF</w:t>
       </w:r>
     </w:p>
     <w:p>
       <w:pPr>
-        <w:pStyle w:val="FirstParagraph"/>
         <w:widowControl/>
+        <w:ind w:firstLine="0"/>
       </w:pPr>
       <w:r>
         <w:t xml:space="preserve">CWE là hệ phân loại</w:t>
@@ -539,18 +538,25 @@
     <w:bookmarkStart w:id="26" w:name="X65df050e5b41edd2a41b859a2ab9df912fa995b"/>
     <w:p>
       <w:pPr>
-        <w:pStyle w:val="Heading3"/>
+        <w:pStyle w:val="Heading2"/>
         <w:keepNext/>
+        <w:pageBreakBefore w:val="0"/>
         <w:widowControl/>
       </w:pPr>
       <w:r>
+        <w:rPr>
+          <w:rFonts w:ascii="Times New Roman" w:hAnsi="Times New Roman"/>
+          <w:b/>
+          <w:color w:val="000000"/>
+          <w:sz w:val="20"/>
+        </w:rPr>
         <w:t xml:space="preserve">2.2. Công trình liên quan và khoảng trống thực hành</w:t>
       </w:r>
     </w:p>
     <w:p>
       <w:pPr>
-        <w:pStyle w:val="FirstParagraph"/>
         <w:widowControl/>
+        <w:ind w:firstLine="0"/>
       </w:pPr>
       <w:r>
         <w:rPr>
@@ -639,46 +645,60 @@
         <w:t xml:space="preserve">đây là tiêu chuẩn đầu tiên hay rằng cộng đồng chưa có benchmark liên quan.</w:t>
       </w:r>
     </w:p>
+    <w:p>
+      <w:pPr>
+        <w:pStyle w:val="PaperTableCaption"/>
+      </w:pPr>
+      <w:r>
+        <w:t>Bảng 1. Tổng hợp nghiên cứu liên quan và ranh giới đánh giá</w:t>
+      </w:r>
+    </w:p>
     <w:tbl>
       <w:tblPr>
-        <w:tblW w:type="dxa" w:w="9432"/>
+        <w:tblW w:type="dxa" w:w="6917"/>
         <w:jc w:val="center"/>
         <w:tblLayout w:type="fixed"/>
         <w:tblLook w:firstColumn="1" w:firstRow="1" w:lastColumn="0" w:lastRow="0" w:noHBand="0" w:noVBand="1" w:val="04A0"/>
       </w:tblPr>
       <w:tblGrid>
-        <w:gridCol w:w="1800"/>
-        <w:gridCol w:w="2333"/>
-        <w:gridCol w:w="2304"/>
-        <w:gridCol w:w="2995"/>
+        <w:gridCol w:w="1587"/>
+        <w:gridCol w:w="1587"/>
+        <w:gridCol w:w="1701"/>
+        <w:gridCol w:w="2041"/>
       </w:tblGrid>
       <w:tr>
         <w:trPr>
           <w:cantSplit/>
           <w:tblHeader w:val="true"/>
+          <w:tblHeader w:val="true"/>
         </w:trPr>
         <w:tc>
           <w:tcPr>
-            <w:tcW w:type="dxa" w:w="1800"/>
+            <w:tcW w:type="dxa" w:w="1587"/>
             <w:vAlign w:val="center"/>
             <w:tcMar>
-              <w:top w:w="75" w:type="dxa"/>
-              <w:start w:w="95" w:type="dxa"/>
-              <w:bottom w:w="75" w:type="dxa"/>
-              <w:end w:w="95" w:type="dxa"/>
+              <w:top w:w="60" w:type="dxa"/>
+              <w:start w:w="50" w:type="dxa"/>
+              <w:bottom w:w="60" w:type="dxa"/>
+              <w:end w:w="50" w:type="dxa"/>
             </w:tcMar>
-            <w:shd w:fill="EAF1F6"/>
+            <w:tcBorders>
+              <w:top w:val="single" w:sz="4" w:color="333333"/>
+              <w:bottom w:val="single" w:sz="4" w:color="333333"/>
+            </w:tcBorders>
           </w:tcPr>
           <w:p>
             <w:pPr>
-              <w:spacing w:after="0" w:line="276" w:lineRule="auto"/>
+              <w:spacing w:after="0" w:line="188" w:lineRule="exact" w:before="0"/>
+              <w:ind w:firstLine="0"/>
+              <w:jc w:val="left"/>
             </w:pPr>
             <w:r>
               <w:rPr>
-                <w:rFonts w:ascii="Noto Serif" w:hAnsi="Noto Serif"/>
+                <w:rFonts w:ascii="Times New Roman" w:hAnsi="Times New Roman"/>
                 <w:b/>
-                <w:color w:val="1E3650"/>
-                <w:sz w:val="18"/>
+                <w:color w:val="000000"/>
+                <w:sz w:val="16"/>
               </w:rPr>
               <w:t>Công trình / nguồn</w:t>
             </w:r>
@@ -686,26 +706,31 @@
         </w:tc>
         <w:tc>
           <w:tcPr>
-            <w:tcW w:type="dxa" w:w="2333"/>
+            <w:tcW w:type="dxa" w:w="1587"/>
             <w:vAlign w:val="center"/>
             <w:tcMar>
-              <w:top w:w="75" w:type="dxa"/>
-              <w:start w:w="95" w:type="dxa"/>
-              <w:bottom w:w="75" w:type="dxa"/>
-              <w:end w:w="95" w:type="dxa"/>
+              <w:top w:w="60" w:type="dxa"/>
+              <w:start w:w="50" w:type="dxa"/>
+              <w:bottom w:w="60" w:type="dxa"/>
+              <w:end w:w="50" w:type="dxa"/>
             </w:tcMar>
-            <w:shd w:fill="EAF1F6"/>
+            <w:tcBorders>
+              <w:top w:val="single" w:sz="4" w:color="333333"/>
+              <w:bottom w:val="single" w:sz="4" w:color="333333"/>
+            </w:tcBorders>
           </w:tcPr>
           <w:p>
             <w:pPr>
-              <w:spacing w:after="0" w:line="276" w:lineRule="auto"/>
+              <w:spacing w:after="0" w:line="188" w:lineRule="exact" w:before="0"/>
+              <w:ind w:firstLine="0"/>
+              <w:jc w:val="left"/>
             </w:pPr>
             <w:r>
               <w:rPr>
-                <w:rFonts w:ascii="Noto Serif" w:hAnsi="Noto Serif"/>
+                <w:rFonts w:ascii="Times New Roman" w:hAnsi="Times New Roman"/>
                 <w:b/>
-                <w:color w:val="1E3650"/>
-                <w:sz w:val="18"/>
+                <w:color w:val="000000"/>
+                <w:sz w:val="16"/>
               </w:rPr>
               <w:t>Trọng tâm chính</w:t>
             </w:r>
@@ -713,26 +738,31 @@
         </w:tc>
         <w:tc>
           <w:tcPr>
-            <w:tcW w:type="dxa" w:w="2304"/>
+            <w:tcW w:type="dxa" w:w="1701"/>
             <w:vAlign w:val="center"/>
             <w:tcMar>
-              <w:top w:w="75" w:type="dxa"/>
-              <w:start w:w="95" w:type="dxa"/>
-              <w:bottom w:w="75" w:type="dxa"/>
-              <w:end w:w="95" w:type="dxa"/>
+              <w:top w:w="60" w:type="dxa"/>
+              <w:start w:w="50" w:type="dxa"/>
+              <w:bottom w:w="60" w:type="dxa"/>
+              <w:end w:w="50" w:type="dxa"/>
             </w:tcMar>
-            <w:shd w:fill="EAF1F6"/>
+            <w:tcBorders>
+              <w:top w:val="single" w:sz="4" w:color="333333"/>
+              <w:bottom w:val="single" w:sz="4" w:color="333333"/>
+            </w:tcBorders>
           </w:tcPr>
           <w:p>
             <w:pPr>
-              <w:spacing w:after="0" w:line="276" w:lineRule="auto"/>
+              <w:spacing w:after="0" w:line="188" w:lineRule="exact" w:before="0"/>
+              <w:ind w:firstLine="0"/>
+              <w:jc w:val="left"/>
             </w:pPr>
             <w:r>
               <w:rPr>
-                <w:rFonts w:ascii="Noto Serif" w:hAnsi="Noto Serif"/>
+                <w:rFonts w:ascii="Times New Roman" w:hAnsi="Times New Roman"/>
                 <w:b/>
-                <w:color w:val="1E3650"/>
-                <w:sz w:val="18"/>
+                <w:color w:val="000000"/>
+                <w:sz w:val="16"/>
               </w:rPr>
               <w:t>Giá trị tham chiếu</w:t>
             </w:r>
@@ -740,26 +770,31 @@
         </w:tc>
         <w:tc>
           <w:tcPr>
-            <w:tcW w:type="dxa" w:w="2995"/>
+            <w:tcW w:type="dxa" w:w="2041"/>
             <w:vAlign w:val="center"/>
             <w:tcMar>
-              <w:top w:w="75" w:type="dxa"/>
-              <w:start w:w="95" w:type="dxa"/>
-              <w:bottom w:w="75" w:type="dxa"/>
-              <w:end w:w="95" w:type="dxa"/>
+              <w:top w:w="60" w:type="dxa"/>
+              <w:start w:w="50" w:type="dxa"/>
+              <w:bottom w:w="60" w:type="dxa"/>
+              <w:end w:w="50" w:type="dxa"/>
             </w:tcMar>
-            <w:shd w:fill="EAF1F6"/>
+            <w:tcBorders>
+              <w:top w:val="single" w:sz="4" w:color="333333"/>
+              <w:bottom w:val="single" w:sz="4" w:color="333333"/>
+            </w:tcBorders>
           </w:tcPr>
           <w:p>
             <w:pPr>
-              <w:spacing w:after="0" w:line="276" w:lineRule="auto"/>
+              <w:spacing w:after="0" w:line="188" w:lineRule="exact" w:before="0"/>
+              <w:ind w:firstLine="0"/>
+              <w:jc w:val="left"/>
             </w:pPr>
             <w:r>
               <w:rPr>
-                <w:rFonts w:ascii="Noto Serif" w:hAnsi="Noto Serif"/>
+                <w:rFonts w:ascii="Times New Roman" w:hAnsi="Times New Roman"/>
                 <w:b/>
-                <w:color w:val="1E3650"/>
-                <w:sz w:val="18"/>
+                <w:color w:val="000000"/>
+                <w:sz w:val="16"/>
               </w:rPr>
               <w:t>Ranh giới so với bài này</w:t>
             </w:r>
@@ -772,23 +807,26 @@
         </w:trPr>
         <w:tc>
           <w:tcPr>
-            <w:tcW w:type="dxa" w:w="1800"/>
+            <w:tcW w:type="dxa" w:w="1587"/>
             <w:vAlign w:val="center"/>
             <w:tcMar>
-              <w:top w:w="75" w:type="dxa"/>
-              <w:start w:w="95" w:type="dxa"/>
-              <w:bottom w:w="75" w:type="dxa"/>
-              <w:end w:w="95" w:type="dxa"/>
+              <w:top w:w="60" w:type="dxa"/>
+              <w:start w:w="50" w:type="dxa"/>
+              <w:bottom w:w="60" w:type="dxa"/>
+              <w:end w:w="50" w:type="dxa"/>
             </w:tcMar>
           </w:tcPr>
           <w:p>
             <w:pPr>
-              <w:spacing w:after="0" w:line="276" w:lineRule="auto"/>
+              <w:spacing w:after="0" w:line="188" w:lineRule="exact" w:before="0"/>
+              <w:ind w:firstLine="0"/>
+              <w:jc w:val="left"/>
             </w:pPr>
             <w:r>
               <w:rPr>
-                <w:rFonts w:ascii="Noto Serif" w:hAnsi="Noto Serif"/>
-                <w:sz w:val="18"/>
+                <w:rFonts w:ascii="Times New Roman" w:hAnsi="Times New Roman"/>
+                <w:color w:val="000000"/>
+                <w:sz w:val="16"/>
               </w:rPr>
               <w:t>OWASP CRS [1], [2]</w:t>
             </w:r>
@@ -796,23 +834,26 @@
         </w:tc>
         <w:tc>
           <w:tcPr>
-            <w:tcW w:type="dxa" w:w="2333"/>
+            <w:tcW w:type="dxa" w:w="1587"/>
             <w:vAlign w:val="center"/>
             <w:tcMar>
-              <w:top w:w="75" w:type="dxa"/>
-              <w:start w:w="95" w:type="dxa"/>
-              <w:bottom w:w="75" w:type="dxa"/>
-              <w:end w:w="95" w:type="dxa"/>
+              <w:top w:w="60" w:type="dxa"/>
+              <w:start w:w="50" w:type="dxa"/>
+              <w:bottom w:w="60" w:type="dxa"/>
+              <w:end w:w="50" w:type="dxa"/>
             </w:tcMar>
           </w:tcPr>
           <w:p>
             <w:pPr>
-              <w:spacing w:after="0" w:line="276" w:lineRule="auto"/>
+              <w:spacing w:after="0" w:line="188" w:lineRule="exact" w:before="0"/>
+              <w:ind w:firstLine="0"/>
+              <w:jc w:val="left"/>
             </w:pPr>
             <w:r>
               <w:rPr>
-                <w:rFonts w:ascii="Noto Serif" w:hAnsi="Noto Serif"/>
-                <w:sz w:val="18"/>
+                <w:rFonts w:ascii="Times New Roman" w:hAnsi="Times New Roman"/>
+                <w:color w:val="000000"/>
+                <w:sz w:val="16"/>
               </w:rPr>
               <w:t>Tập luật, anomaly scoring, tuning FPR</w:t>
             </w:r>
@@ -820,23 +861,26 @@
         </w:tc>
         <w:tc>
           <w:tcPr>
-            <w:tcW w:type="dxa" w:w="2304"/>
+            <w:tcW w:type="dxa" w:w="1701"/>
             <w:vAlign w:val="center"/>
             <w:tcMar>
-              <w:top w:w="75" w:type="dxa"/>
-              <w:start w:w="95" w:type="dxa"/>
-              <w:bottom w:w="75" w:type="dxa"/>
-              <w:end w:w="95" w:type="dxa"/>
+              <w:top w:w="60" w:type="dxa"/>
+              <w:start w:w="50" w:type="dxa"/>
+              <w:bottom w:w="60" w:type="dxa"/>
+              <w:end w:w="50" w:type="dxa"/>
             </w:tcMar>
           </w:tcPr>
           <w:p>
             <w:pPr>
-              <w:spacing w:after="0" w:line="276" w:lineRule="auto"/>
+              <w:spacing w:after="0" w:line="188" w:lineRule="exact" w:before="0"/>
+              <w:ind w:firstLine="0"/>
+              <w:jc w:val="left"/>
             </w:pPr>
             <w:r>
               <w:rPr>
-                <w:rFonts w:ascii="Noto Serif" w:hAnsi="Noto Serif"/>
-                <w:sz w:val="18"/>
+                <w:rFonts w:ascii="Times New Roman" w:hAnsi="Times New Roman"/>
+                <w:color w:val="000000"/>
+                <w:sz w:val="16"/>
               </w:rPr>
               <w:t>Thực tiễn WAF và chi phí cảnh báo sai</w:t>
             </w:r>
@@ -844,23 +888,26 @@
         </w:tc>
         <w:tc>
           <w:tcPr>
-            <w:tcW w:type="dxa" w:w="2995"/>
+            <w:tcW w:type="dxa" w:w="2041"/>
             <w:vAlign w:val="center"/>
             <w:tcMar>
-              <w:top w:w="75" w:type="dxa"/>
-              <w:start w:w="95" w:type="dxa"/>
-              <w:bottom w:w="75" w:type="dxa"/>
-              <w:end w:w="95" w:type="dxa"/>
+              <w:top w:w="60" w:type="dxa"/>
+              <w:start w:w="50" w:type="dxa"/>
+              <w:bottom w:w="60" w:type="dxa"/>
+              <w:end w:w="50" w:type="dxa"/>
             </w:tcMar>
           </w:tcPr>
           <w:p>
             <w:pPr>
-              <w:spacing w:after="0" w:line="276" w:lineRule="auto"/>
+              <w:spacing w:after="0" w:line="188" w:lineRule="exact" w:before="0"/>
+              <w:ind w:firstLine="0"/>
+              <w:jc w:val="left"/>
             </w:pPr>
             <w:r>
               <w:rPr>
-                <w:rFonts w:ascii="Noto Serif" w:hAnsi="Noto Serif"/>
-                <w:sz w:val="18"/>
+                <w:rFonts w:ascii="Times New Roman" w:hAnsi="Times New Roman"/>
+                <w:color w:val="000000"/>
+                <w:sz w:val="16"/>
               </w:rPr>
               <w:t>Không phải bộ thí nghiệm đã chạy trong bài</w:t>
             </w:r>
@@ -873,23 +920,26 @@
         </w:trPr>
         <w:tc>
           <w:tcPr>
-            <w:tcW w:type="dxa" w:w="1800"/>
+            <w:tcW w:type="dxa" w:w="1587"/>
             <w:vAlign w:val="center"/>
             <w:tcMar>
-              <w:top w:w="75" w:type="dxa"/>
-              <w:start w:w="95" w:type="dxa"/>
-              <w:bottom w:w="75" w:type="dxa"/>
-              <w:end w:w="95" w:type="dxa"/>
+              <w:top w:w="60" w:type="dxa"/>
+              <w:start w:w="50" w:type="dxa"/>
+              <w:bottom w:w="60" w:type="dxa"/>
+              <w:end w:w="50" w:type="dxa"/>
             </w:tcMar>
           </w:tcPr>
           <w:p>
             <w:pPr>
-              <w:spacing w:after="0" w:line="276" w:lineRule="auto"/>
+              <w:spacing w:after="0" w:line="188" w:lineRule="exact" w:before="0"/>
+              <w:ind w:firstLine="0"/>
+              <w:jc w:val="left"/>
             </w:pPr>
             <w:r>
               <w:rPr>
-                <w:rFonts w:ascii="Noto Serif" w:hAnsi="Noto Serif"/>
-                <w:sz w:val="18"/>
+                <w:rFonts w:ascii="Times New Roman" w:hAnsi="Times New Roman"/>
+                <w:color w:val="000000"/>
+                <w:sz w:val="16"/>
               </w:rPr>
               <w:t>DEG-WAF [4]</w:t>
             </w:r>
@@ -897,23 +947,26 @@
         </w:tc>
         <w:tc>
           <w:tcPr>
-            <w:tcW w:type="dxa" w:w="2333"/>
+            <w:tcW w:type="dxa" w:w="1587"/>
             <w:vAlign w:val="center"/>
             <w:tcMar>
-              <w:top w:w="75" w:type="dxa"/>
-              <w:start w:w="95" w:type="dxa"/>
-              <w:bottom w:w="75" w:type="dxa"/>
-              <w:end w:w="95" w:type="dxa"/>
+              <w:top w:w="60" w:type="dxa"/>
+              <w:start w:w="50" w:type="dxa"/>
+              <w:bottom w:w="60" w:type="dxa"/>
+              <w:end w:w="50" w:type="dxa"/>
             </w:tcMar>
           </w:tcPr>
           <w:p>
             <w:pPr>
-              <w:spacing w:after="0" w:line="276" w:lineRule="auto"/>
+              <w:spacing w:after="0" w:line="188" w:lineRule="exact" w:before="0"/>
+              <w:ind w:firstLine="0"/>
+              <w:jc w:val="left"/>
             </w:pPr>
             <w:r>
               <w:rPr>
-                <w:rFonts w:ascii="Noto Serif" w:hAnsi="Noto Serif"/>
-                <w:sz w:val="18"/>
+                <w:rFonts w:ascii="Times New Roman" w:hAnsi="Times New Roman"/>
+                <w:color w:val="000000"/>
+                <w:sz w:val="16"/>
               </w:rPr>
               <w:t>LLM + RL để sinh biến thể</w:t>
             </w:r>
@@ -921,23 +974,26 @@
         </w:tc>
         <w:tc>
           <w:tcPr>
-            <w:tcW w:type="dxa" w:w="2304"/>
+            <w:tcW w:type="dxa" w:w="1701"/>
             <w:vAlign w:val="center"/>
             <w:tcMar>
-              <w:top w:w="75" w:type="dxa"/>
-              <w:start w:w="95" w:type="dxa"/>
-              <w:bottom w:w="75" w:type="dxa"/>
-              <w:end w:w="95" w:type="dxa"/>
+              <w:top w:w="60" w:type="dxa"/>
+              <w:start w:w="50" w:type="dxa"/>
+              <w:bottom w:w="60" w:type="dxa"/>
+              <w:end w:w="50" w:type="dxa"/>
             </w:tcMar>
           </w:tcPr>
           <w:p>
             <w:pPr>
-              <w:spacing w:after="0" w:line="276" w:lineRule="auto"/>
+              <w:spacing w:after="0" w:line="188" w:lineRule="exact" w:before="0"/>
+              <w:ind w:firstLine="0"/>
+              <w:jc w:val="left"/>
             </w:pPr>
             <w:r>
               <w:rPr>
-                <w:rFonts w:ascii="Noto Serif" w:hAnsi="Noto Serif"/>
-                <w:sz w:val="18"/>
+                <w:rFonts w:ascii="Times New Roman" w:hAnsi="Times New Roman"/>
+                <w:color w:val="000000"/>
+                <w:sz w:val="16"/>
               </w:rPr>
               <w:t>Tư duy kiểm thử dưới biến đổi né tránh</w:t>
             </w:r>
@@ -945,23 +1001,26 @@
         </w:tc>
         <w:tc>
           <w:tcPr>
-            <w:tcW w:type="dxa" w:w="2995"/>
+            <w:tcW w:type="dxa" w:w="2041"/>
             <w:vAlign w:val="center"/>
             <w:tcMar>
-              <w:top w:w="75" w:type="dxa"/>
-              <w:start w:w="95" w:type="dxa"/>
-              <w:bottom w:w="75" w:type="dxa"/>
-              <w:end w:w="95" w:type="dxa"/>
+              <w:top w:w="60" w:type="dxa"/>
+              <w:start w:w="50" w:type="dxa"/>
+              <w:bottom w:w="60" w:type="dxa"/>
+              <w:end w:w="50" w:type="dxa"/>
             </w:tcMar>
           </w:tcPr>
           <w:p>
             <w:pPr>
-              <w:spacing w:after="0" w:line="276" w:lineRule="auto"/>
+              <w:spacing w:after="0" w:line="188" w:lineRule="exact" w:before="0"/>
+              <w:ind w:firstLine="0"/>
+              <w:jc w:val="left"/>
             </w:pPr>
             <w:r>
               <w:rPr>
-                <w:rFonts w:ascii="Noto Serif" w:hAnsi="Noto Serif"/>
-                <w:sz w:val="18"/>
+                <w:rFonts w:ascii="Times New Roman" w:hAnsi="Times New Roman"/>
+                <w:color w:val="000000"/>
+                <w:sz w:val="16"/>
               </w:rPr>
               <w:t>Không tái hiện RL/LLM hoặc đo bypass thực</w:t>
             </w:r>
@@ -974,23 +1033,26 @@
         </w:trPr>
         <w:tc>
           <w:tcPr>
-            <w:tcW w:type="dxa" w:w="1800"/>
+            <w:tcW w:type="dxa" w:w="1587"/>
             <w:vAlign w:val="center"/>
             <w:tcMar>
-              <w:top w:w="75" w:type="dxa"/>
-              <w:start w:w="95" w:type="dxa"/>
-              <w:bottom w:w="75" w:type="dxa"/>
-              <w:end w:w="95" w:type="dxa"/>
+              <w:top w:w="60" w:type="dxa"/>
+              <w:start w:w="50" w:type="dxa"/>
+              <w:bottom w:w="60" w:type="dxa"/>
+              <w:end w:w="50" w:type="dxa"/>
             </w:tcMar>
           </w:tcPr>
           <w:p>
             <w:pPr>
-              <w:spacing w:after="0" w:line="276" w:lineRule="auto"/>
+              <w:spacing w:after="0" w:line="188" w:lineRule="exact" w:before="0"/>
+              <w:ind w:firstLine="0"/>
+              <w:jc w:val="left"/>
             </w:pPr>
             <w:r>
               <w:rPr>
-                <w:rFonts w:ascii="Noto Serif" w:hAnsi="Noto Serif"/>
-                <w:sz w:val="18"/>
+                <w:rFonts w:ascii="Times New Roman" w:hAnsi="Times New Roman"/>
+                <w:color w:val="000000"/>
+                <w:sz w:val="16"/>
               </w:rPr>
               <w:t>GenSQLi [5]</w:t>
             </w:r>
@@ -998,23 +1060,26 @@
         </w:tc>
         <w:tc>
           <w:tcPr>
-            <w:tcW w:type="dxa" w:w="2333"/>
+            <w:tcW w:type="dxa" w:w="1587"/>
             <w:vAlign w:val="center"/>
             <w:tcMar>
-              <w:top w:w="75" w:type="dxa"/>
-              <w:start w:w="95" w:type="dxa"/>
-              <w:bottom w:w="75" w:type="dxa"/>
-              <w:end w:w="95" w:type="dxa"/>
+              <w:top w:w="60" w:type="dxa"/>
+              <w:start w:w="50" w:type="dxa"/>
+              <w:bottom w:w="60" w:type="dxa"/>
+              <w:end w:w="50" w:type="dxa"/>
             </w:tcMar>
           </w:tcPr>
           <w:p>
             <w:pPr>
-              <w:spacing w:after="0" w:line="276" w:lineRule="auto"/>
+              <w:spacing w:after="0" w:line="188" w:lineRule="exact" w:before="0"/>
+              <w:ind w:firstLine="0"/>
+              <w:jc w:val="left"/>
             </w:pPr>
             <w:r>
               <w:rPr>
-                <w:rFonts w:ascii="Noto Serif" w:hAnsi="Noto Serif"/>
-                <w:sz w:val="18"/>
+                <w:rFonts w:ascii="Times New Roman" w:hAnsi="Times New Roman"/>
+                <w:color w:val="000000"/>
+                <w:sz w:val="16"/>
               </w:rPr>
               <w:t>LLM sinh SQLi và xây dựng luật</w:t>
             </w:r>
@@ -1022,23 +1087,26 @@
         </w:tc>
         <w:tc>
           <w:tcPr>
-            <w:tcW w:type="dxa" w:w="2304"/>
+            <w:tcW w:type="dxa" w:w="1701"/>
             <w:vAlign w:val="center"/>
             <w:tcMar>
-              <w:top w:w="75" w:type="dxa"/>
-              <w:start w:w="95" w:type="dxa"/>
-              <w:bottom w:w="75" w:type="dxa"/>
-              <w:end w:w="95" w:type="dxa"/>
+              <w:top w:w="60" w:type="dxa"/>
+              <w:start w:w="50" w:type="dxa"/>
+              <w:bottom w:w="60" w:type="dxa"/>
+              <w:end w:w="50" w:type="dxa"/>
             </w:tcMar>
           </w:tcPr>
           <w:p>
             <w:pPr>
-              <w:spacing w:after="0" w:line="276" w:lineRule="auto"/>
+              <w:spacing w:after="0" w:line="188" w:lineRule="exact" w:before="0"/>
+              <w:ind w:firstLine="0"/>
+              <w:jc w:val="left"/>
             </w:pPr>
             <w:r>
               <w:rPr>
-                <w:rFonts w:ascii="Noto Serif" w:hAnsi="Noto Serif"/>
-                <w:sz w:val="18"/>
+                <w:rFonts w:ascii="Times New Roman" w:hAnsi="Times New Roman"/>
+                <w:color w:val="000000"/>
+                <w:sz w:val="16"/>
               </w:rPr>
               <w:t>Kiến trúc kiểm thử hai chiều</w:t>
             </w:r>
@@ -1046,23 +1114,26 @@
         </w:tc>
         <w:tc>
           <w:tcPr>
-            <w:tcW w:type="dxa" w:w="2995"/>
+            <w:tcW w:type="dxa" w:w="2041"/>
             <w:vAlign w:val="center"/>
             <w:tcMar>
-              <w:top w:w="75" w:type="dxa"/>
-              <w:start w:w="95" w:type="dxa"/>
-              <w:bottom w:w="75" w:type="dxa"/>
-              <w:end w:w="95" w:type="dxa"/>
+              <w:top w:w="60" w:type="dxa"/>
+              <w:start w:w="50" w:type="dxa"/>
+              <w:bottom w:w="60" w:type="dxa"/>
+              <w:end w:w="50" w:type="dxa"/>
             </w:tcMar>
           </w:tcPr>
           <w:p>
             <w:pPr>
-              <w:spacing w:after="0" w:line="276" w:lineRule="auto"/>
+              <w:spacing w:after="0" w:line="188" w:lineRule="exact" w:before="0"/>
+              <w:ind w:firstLine="0"/>
+              <w:jc w:val="left"/>
             </w:pPr>
             <w:r>
               <w:rPr>
-                <w:rFonts w:ascii="Noto Serif" w:hAnsi="Noto Serif"/>
-                <w:sz w:val="18"/>
+                <w:rFonts w:ascii="Times New Roman" w:hAnsi="Times New Roman"/>
+                <w:color w:val="000000"/>
+                <w:sz w:val="16"/>
               </w:rPr>
               <w:t>Không tái hiện GPT-4o/ModSecurity</w:t>
             </w:r>
@@ -1075,23 +1146,26 @@
         </w:trPr>
         <w:tc>
           <w:tcPr>
-            <w:tcW w:type="dxa" w:w="1800"/>
+            <w:tcW w:type="dxa" w:w="1587"/>
             <w:vAlign w:val="center"/>
             <w:tcMar>
-              <w:top w:w="75" w:type="dxa"/>
-              <w:start w:w="95" w:type="dxa"/>
-              <w:bottom w:w="75" w:type="dxa"/>
-              <w:end w:w="95" w:type="dxa"/>
+              <w:top w:w="60" w:type="dxa"/>
+              <w:start w:w="50" w:type="dxa"/>
+              <w:bottom w:w="60" w:type="dxa"/>
+              <w:end w:w="50" w:type="dxa"/>
             </w:tcMar>
           </w:tcPr>
           <w:p>
             <w:pPr>
-              <w:spacing w:after="0" w:line="276" w:lineRule="auto"/>
+              <w:spacing w:after="0" w:line="188" w:lineRule="exact" w:before="0"/>
+              <w:ind w:firstLine="0"/>
+              <w:jc w:val="left"/>
             </w:pPr>
             <w:r>
               <w:rPr>
-                <w:rFonts w:ascii="Noto Serif" w:hAnsi="Noto Serif"/>
-                <w:sz w:val="18"/>
+                <w:rFonts w:ascii="Times New Roman" w:hAnsi="Times New Roman"/>
+                <w:color w:val="000000"/>
+                <w:sz w:val="16"/>
               </w:rPr>
               <w:t>Miggo [3]</w:t>
             </w:r>
@@ -1099,23 +1173,26 @@
         </w:tc>
         <w:tc>
           <w:tcPr>
-            <w:tcW w:type="dxa" w:w="2333"/>
+            <w:tcW w:type="dxa" w:w="1587"/>
             <w:vAlign w:val="center"/>
             <w:tcMar>
-              <w:top w:w="75" w:type="dxa"/>
-              <w:start w:w="95" w:type="dxa"/>
-              <w:bottom w:w="75" w:type="dxa"/>
-              <w:end w:w="95" w:type="dxa"/>
+              <w:top w:w="60" w:type="dxa"/>
+              <w:start w:w="50" w:type="dxa"/>
+              <w:bottom w:w="60" w:type="dxa"/>
+              <w:end w:w="50" w:type="dxa"/>
             </w:tcMar>
           </w:tcPr>
           <w:p>
             <w:pPr>
-              <w:spacing w:after="0" w:line="276" w:lineRule="auto"/>
+              <w:spacing w:after="0" w:line="188" w:lineRule="exact" w:before="0"/>
+              <w:ind w:firstLine="0"/>
+              <w:jc w:val="left"/>
             </w:pPr>
             <w:r>
               <w:rPr>
-                <w:rFonts w:ascii="Noto Serif" w:hAnsi="Noto Serif"/>
-                <w:sz w:val="18"/>
+                <w:rFonts w:ascii="Times New Roman" w:hAnsi="Times New Roman"/>
+                <w:color w:val="000000"/>
+                <w:sz w:val="16"/>
               </w:rPr>
               <w:t>So sánh trên tập CVE do nhà cung cấp công bố</w:t>
             </w:r>
@@ -1123,23 +1200,26 @@
         </w:tc>
         <w:tc>
           <w:tcPr>
-            <w:tcW w:type="dxa" w:w="2304"/>
+            <w:tcW w:type="dxa" w:w="1701"/>
             <w:vAlign w:val="center"/>
             <w:tcMar>
-              <w:top w:w="75" w:type="dxa"/>
-              <w:start w:w="95" w:type="dxa"/>
-              <w:bottom w:w="75" w:type="dxa"/>
-              <w:end w:w="95" w:type="dxa"/>
+              <w:top w:w="60" w:type="dxa"/>
+              <w:start w:w="50" w:type="dxa"/>
+              <w:bottom w:w="60" w:type="dxa"/>
+              <w:end w:w="50" w:type="dxa"/>
             </w:tcMar>
           </w:tcPr>
           <w:p>
             <w:pPr>
-              <w:spacing w:after="0" w:line="276" w:lineRule="auto"/>
+              <w:spacing w:after="0" w:line="188" w:lineRule="exact" w:before="0"/>
+              <w:ind w:firstLine="0"/>
+              <w:jc w:val="left"/>
             </w:pPr>
             <w:r>
               <w:rPr>
-                <w:rFonts w:ascii="Noto Serif" w:hAnsi="Noto Serif"/>
-                <w:sz w:val="18"/>
+                <w:rFonts w:ascii="Times New Roman" w:hAnsi="Times New Roman"/>
+                <w:color w:val="000000"/>
+                <w:sz w:val="16"/>
               </w:rPr>
               <w:t>Động cơ về giới hạn luật mặc định</w:t>
             </w:r>
@@ -1147,23 +1227,26 @@
         </w:tc>
         <w:tc>
           <w:tcPr>
-            <w:tcW w:type="dxa" w:w="2995"/>
+            <w:tcW w:type="dxa" w:w="2041"/>
             <w:vAlign w:val="center"/>
             <w:tcMar>
-              <w:top w:w="75" w:type="dxa"/>
-              <w:start w:w="95" w:type="dxa"/>
-              <w:bottom w:w="75" w:type="dxa"/>
-              <w:end w:w="95" w:type="dxa"/>
+              <w:top w:w="60" w:type="dxa"/>
+              <w:start w:w="50" w:type="dxa"/>
+              <w:bottom w:w="60" w:type="dxa"/>
+              <w:end w:w="50" w:type="dxa"/>
             </w:tcMar>
           </w:tcPr>
           <w:p>
             <w:pPr>
-              <w:spacing w:after="0" w:line="276" w:lineRule="auto"/>
+              <w:spacing w:after="0" w:line="188" w:lineRule="exact" w:before="0"/>
+              <w:ind w:firstLine="0"/>
+              <w:jc w:val="left"/>
             </w:pPr>
             <w:r>
               <w:rPr>
-                <w:rFonts w:ascii="Noto Serif" w:hAnsi="Noto Serif"/>
-                <w:sz w:val="18"/>
+                <w:rFonts w:ascii="Times New Roman" w:hAnsi="Times New Roman"/>
+                <w:color w:val="000000"/>
+                <w:sz w:val="16"/>
               </w:rPr>
               <w:t>Không dùng tỷ lệ 52% làm baseline thực nghiệm</w:t>
             </w:r>
@@ -1176,23 +1259,29 @@
         </w:trPr>
         <w:tc>
           <w:tcPr>
-            <w:tcW w:type="dxa" w:w="1800"/>
+            <w:tcW w:type="dxa" w:w="1587"/>
             <w:vAlign w:val="center"/>
             <w:tcMar>
-              <w:top w:w="75" w:type="dxa"/>
-              <w:start w:w="95" w:type="dxa"/>
-              <w:bottom w:w="75" w:type="dxa"/>
-              <w:end w:w="95" w:type="dxa"/>
+              <w:top w:w="60" w:type="dxa"/>
+              <w:start w:w="50" w:type="dxa"/>
+              <w:bottom w:w="60" w:type="dxa"/>
+              <w:end w:w="50" w:type="dxa"/>
             </w:tcMar>
+            <w:tcBorders>
+              <w:bottom w:val="single" w:sz="4" w:color="333333"/>
+            </w:tcBorders>
           </w:tcPr>
           <w:p>
             <w:pPr>
-              <w:spacing w:after="0" w:line="276" w:lineRule="auto"/>
+              <w:spacing w:after="0" w:line="188" w:lineRule="exact" w:before="0"/>
+              <w:ind w:firstLine="0"/>
+              <w:jc w:val="left"/>
             </w:pPr>
             <w:r>
               <w:rPr>
-                <w:rFonts w:ascii="Noto Serif" w:hAnsi="Noto Serif"/>
-                <w:sz w:val="18"/>
+                <w:rFonts w:ascii="Times New Roman" w:hAnsi="Times New Roman"/>
+                <w:color w:val="000000"/>
+                <w:sz w:val="16"/>
               </w:rPr>
               <w:t>TRACE-WAF (bài này)</w:t>
             </w:r>
@@ -1200,23 +1289,29 @@
         </w:tc>
         <w:tc>
           <w:tcPr>
-            <w:tcW w:type="dxa" w:w="2333"/>
+            <w:tcW w:type="dxa" w:w="1587"/>
             <w:vAlign w:val="center"/>
             <w:tcMar>
-              <w:top w:w="75" w:type="dxa"/>
-              <w:start w:w="95" w:type="dxa"/>
-              <w:bottom w:w="75" w:type="dxa"/>
-              <w:end w:w="95" w:type="dxa"/>
+              <w:top w:w="60" w:type="dxa"/>
+              <w:start w:w="50" w:type="dxa"/>
+              <w:bottom w:w="60" w:type="dxa"/>
+              <w:end w:w="50" w:type="dxa"/>
             </w:tcMar>
+            <w:tcBorders>
+              <w:bottom w:val="single" w:sz="4" w:color="333333"/>
+            </w:tcBorders>
           </w:tcPr>
           <w:p>
             <w:pPr>
-              <w:spacing w:after="0" w:line="276" w:lineRule="auto"/>
+              <w:spacing w:after="0" w:line="188" w:lineRule="exact" w:before="0"/>
+              <w:ind w:firstLine="0"/>
+              <w:jc w:val="left"/>
             </w:pPr>
             <w:r>
               <w:rPr>
-                <w:rFonts w:ascii="Noto Serif" w:hAnsi="Noto Serif"/>
-                <w:sz w:val="18"/>
+                <w:rFonts w:ascii="Times New Roman" w:hAnsi="Times New Roman"/>
+                <w:color w:val="000000"/>
+                <w:sz w:val="16"/>
               </w:rPr>
               <w:t>Ba trục + truy vết + change control</w:t>
             </w:r>
@@ -1224,23 +1319,29 @@
         </w:tc>
         <w:tc>
           <w:tcPr>
-            <w:tcW w:type="dxa" w:w="2304"/>
+            <w:tcW w:type="dxa" w:w="1701"/>
             <w:vAlign w:val="center"/>
             <w:tcMar>
-              <w:top w:w="75" w:type="dxa"/>
-              <w:start w:w="95" w:type="dxa"/>
-              <w:bottom w:w="75" w:type="dxa"/>
-              <w:end w:w="95" w:type="dxa"/>
+              <w:top w:w="60" w:type="dxa"/>
+              <w:start w:w="50" w:type="dxa"/>
+              <w:bottom w:w="60" w:type="dxa"/>
+              <w:end w:w="50" w:type="dxa"/>
             </w:tcMar>
+            <w:tcBorders>
+              <w:bottom w:val="single" w:sz="4" w:color="333333"/>
+            </w:tcBorders>
           </w:tcPr>
           <w:p>
             <w:pPr>
-              <w:spacing w:after="0" w:line="276" w:lineRule="auto"/>
+              <w:spacing w:after="0" w:line="188" w:lineRule="exact" w:before="0"/>
+              <w:ind w:firstLine="0"/>
+              <w:jc w:val="left"/>
             </w:pPr>
             <w:r>
               <w:rPr>
-                <w:rFonts w:ascii="Noto Serif" w:hAnsi="Noto Serif"/>
-                <w:sz w:val="18"/>
+                <w:rFonts w:ascii="Times New Roman" w:hAnsi="Times New Roman"/>
+                <w:color w:val="000000"/>
+                <w:sz w:val="16"/>
               </w:rPr>
               <w:t>Giao thức đo và demo tái lập</w:t>
             </w:r>
@@ -1248,23 +1349,29 @@
         </w:tc>
         <w:tc>
           <w:tcPr>
-            <w:tcW w:type="dxa" w:w="2995"/>
+            <w:tcW w:type="dxa" w:w="2041"/>
             <w:vAlign w:val="center"/>
             <w:tcMar>
-              <w:top w:w="75" w:type="dxa"/>
-              <w:start w:w="95" w:type="dxa"/>
-              <w:bottom w:w="75" w:type="dxa"/>
-              <w:end w:w="95" w:type="dxa"/>
+              <w:top w:w="60" w:type="dxa"/>
+              <w:start w:w="50" w:type="dxa"/>
+              <w:bottom w:w="60" w:type="dxa"/>
+              <w:end w:w="50" w:type="dxa"/>
             </w:tcMar>
+            <w:tcBorders>
+              <w:bottom w:val="single" w:sz="4" w:color="333333"/>
+            </w:tcBorders>
           </w:tcPr>
           <w:p>
             <w:pPr>
-              <w:spacing w:after="0" w:line="276" w:lineRule="auto"/>
+              <w:spacing w:after="0" w:line="188" w:lineRule="exact" w:before="0"/>
+              <w:ind w:firstLine="0"/>
+              <w:jc w:val="left"/>
             </w:pPr>
             <w:r>
               <w:rPr>
-                <w:rFonts w:ascii="Noto Serif" w:hAnsi="Noto Serif"/>
-                <w:sz w:val="18"/>
+                <w:rFonts w:ascii="Times New Roman" w:hAnsi="Times New Roman"/>
+                <w:color w:val="000000"/>
+                <w:sz w:val="16"/>
               </w:rPr>
               <w:t>Chỉ có ba classifier mô phỏng, dữ liệu tổng hợp</w:t>
             </w:r>
@@ -1277,34 +1384,50 @@
     <w:bookmarkStart w:id="35" w:name="thiết-kế-trace-waf"/>
     <w:p>
       <w:pPr>
-        <w:pStyle w:val="Heading2"/>
+        <w:pStyle w:val="Heading1"/>
         <w:keepNext/>
+        <w:pageBreakBefore w:val="0"/>
         <w:widowControl/>
       </w:pPr>
       <w:r>
+        <w:rPr>
+          <w:rFonts w:ascii="Times New Roman" w:hAnsi="Times New Roman"/>
+          <w:b/>
+          <w:color w:val="000000"/>
+          <w:sz w:val="24"/>
+        </w:rPr>
         <w:t xml:space="preserve">3. Thiết kế TRACE-WAF</w:t>
       </w:r>
     </w:p>
     <w:bookmarkStart w:id="31" w:name="kiến-trúc-đề-xuất"/>
     <w:p>
       <w:pPr>
-        <w:pStyle w:val="Heading3"/>
+        <w:pStyle w:val="Heading2"/>
         <w:keepNext/>
+        <w:pageBreakBefore w:val="0"/>
         <w:widowControl/>
       </w:pPr>
       <w:r>
+        <w:rPr>
+          <w:rFonts w:ascii="Times New Roman" w:hAnsi="Times New Roman"/>
+          <w:b/>
+          <w:color w:val="000000"/>
+          <w:sz w:val="20"/>
+        </w:rPr>
         <w:t xml:space="preserve">3.1. Kiến trúc đề xuất</w:t>
       </w:r>
     </w:p>
     <w:p>
       <w:pPr>
-        <w:pStyle w:val="CaptionedFigure"/>
         <w:widowControl/>
+        <w:spacing w:before="160" w:after="20" w:line="240" w:lineRule="auto"/>
+        <w:ind w:firstLine="0"/>
+        <w:jc w:val="center"/>
       </w:pPr>
       <w:r>
         <w:drawing>
           <wp:inline>
-            <wp:extent cx="5803265" cy="2476173"/>
+            <wp:extent cx="4140000" cy="1766480"/>
             <wp:effectExtent b="0" l="0" r="0" t="0"/>
             <wp:docPr descr="Hình 1. Kiến trúc TRACE-WAF: bối cảnh và chứng cứ, sinh ứng viên, chính sách phát hiện, benchmark ba trục và cổng quản trị." title="" id="29" name="Picture"/>
             <a:graphic>
@@ -1325,7 +1448,7 @@
                   <pic:spPr bwMode="auto">
                     <a:xfrm>
                       <a:off x="0" y="0"/>
-                      <a:ext cx="5803265" cy="2476173"/>
+                      <a:ext cx="4140000" cy="1766480"/>
                     </a:xfrm>
                     <a:prstGeom prst="rect">
                       <a:avLst/>
@@ -1346,7 +1469,7 @@
     </w:p>
     <w:p>
       <w:pPr>
-        <w:pStyle w:val="ImageCaption"/>
+        <w:pStyle w:val="PaperFigureCaption"/>
         <w:widowControl/>
       </w:pPr>
       <w:r>
@@ -1500,18 +1623,25 @@
     <w:bookmarkStart w:id="32" w:name="chuẩn-hóa-biểu-diễn-và-ngữ-cảnh"/>
     <w:p>
       <w:pPr>
-        <w:pStyle w:val="Heading3"/>
+        <w:pStyle w:val="Heading2"/>
         <w:keepNext/>
+        <w:pageBreakBefore w:val="0"/>
         <w:widowControl/>
       </w:pPr>
       <w:r>
+        <w:rPr>
+          <w:rFonts w:ascii="Times New Roman" w:hAnsi="Times New Roman"/>
+          <w:b/>
+          <w:color w:val="000000"/>
+          <w:sz w:val="20"/>
+        </w:rPr>
         <w:t xml:space="preserve">3.2. Chuẩn hóa biểu diễn và ngữ cảnh</w:t>
       </w:r>
     </w:p>
     <w:p>
       <w:pPr>
-        <w:pStyle w:val="FirstParagraph"/>
         <w:widowControl/>
+        <w:ind w:firstLine="0"/>
       </w:pPr>
       <w:r>
         <w:t xml:space="preserve">Ba mức chính sách trong nguyên mẫu là:</w:t>
@@ -1519,7 +1649,6 @@
     </w:p>
     <w:p>
       <w:pPr>
-        <w:pStyle w:val="Compact"/>
         <w:widowControl/>
         <w:numPr>
           <w:ilvl w:val="0"/>
@@ -1572,7 +1701,6 @@
     </w:p>
     <w:p>
       <w:pPr>
-        <w:pStyle w:val="Compact"/>
         <w:widowControl/>
         <w:numPr>
           <w:ilvl w:val="0"/>
@@ -1595,7 +1723,6 @@
     </w:p>
     <w:p>
       <w:pPr>
-        <w:pStyle w:val="Compact"/>
         <w:widowControl/>
         <w:numPr>
           <w:ilvl w:val="0"/>
@@ -1618,7 +1745,6 @@
     </w:p>
     <w:p>
       <w:pPr>
-        <w:pStyle w:val="FirstParagraph"/>
         <w:widowControl/>
       </w:pPr>
       <w:r>
@@ -1676,18 +1802,25 @@
     <w:bookmarkStart w:id="33" w:name="định-nghĩa-bộ-ba-chỉ-số"/>
     <w:p>
       <w:pPr>
-        <w:pStyle w:val="Heading3"/>
+        <w:pStyle w:val="Heading2"/>
         <w:keepNext/>
+        <w:pageBreakBefore w:val="0"/>
         <w:widowControl/>
       </w:pPr>
       <w:r>
+        <w:rPr>
+          <w:rFonts w:ascii="Times New Roman" w:hAnsi="Times New Roman"/>
+          <w:b/>
+          <w:color w:val="000000"/>
+          <w:sz w:val="20"/>
+        </w:rPr>
         <w:t xml:space="preserve">3.3. Định nghĩa bộ ba chỉ số</w:t>
       </w:r>
     </w:p>
     <w:p>
       <w:pPr>
-        <w:pStyle w:val="FirstParagraph"/>
         <w:widowControl/>
+        <w:ind w:firstLine="0"/>
       </w:pPr>
       <w:r>
         <w:t xml:space="preserve">Xét tập kiểm thử</w:t>
@@ -1814,6 +1947,9 @@
       <w:pPr>
         <w:pStyle w:val="BodyText"/>
         <w:widowControl/>
+        <w:spacing w:before="60" w:after="80" w:line="240" w:lineRule="auto"/>
+        <w:ind w:firstLine="0"/>
+        <w:jc w:val="center"/>
       </w:pPr>
       <m:oMathPara>
         <m:oMathParaPr>
@@ -1984,7 +2120,6 @@
     </w:p>
     <w:p>
       <w:pPr>
-        <w:pStyle w:val="FirstParagraph"/>
         <w:widowControl/>
       </w:pPr>
       <w:r>
@@ -2057,6 +2192,9 @@
       <w:pPr>
         <w:pStyle w:val="BodyText"/>
         <w:widowControl/>
+        <w:spacing w:before="60" w:after="80" w:line="240" w:lineRule="auto"/>
+        <w:ind w:firstLine="0"/>
+        <w:jc w:val="center"/>
       </w:pPr>
       <m:oMathPara>
         <m:oMathParaPr>
@@ -2299,7 +2437,6 @@
     </w:p>
     <w:p>
       <w:pPr>
-        <w:pStyle w:val="FirstParagraph"/>
         <w:widowControl/>
       </w:pPr>
       <w:r>
@@ -2358,18 +2495,25 @@
     <w:bookmarkStart w:id="34" w:name="quản-trị-vòng-đời-rule-và-vai-trò-llm"/>
     <w:p>
       <w:pPr>
-        <w:pStyle w:val="Heading3"/>
+        <w:pStyle w:val="Heading2"/>
         <w:keepNext/>
+        <w:pageBreakBefore w:val="0"/>
         <w:widowControl/>
       </w:pPr>
       <w:r>
+        <w:rPr>
+          <w:rFonts w:ascii="Times New Roman" w:hAnsi="Times New Roman"/>
+          <w:b/>
+          <w:color w:val="000000"/>
+          <w:sz w:val="20"/>
+        </w:rPr>
         <w:t xml:space="preserve">3.4. Quản trị vòng đời rule và vai trò LLM</w:t>
       </w:r>
     </w:p>
     <w:p>
       <w:pPr>
-        <w:pStyle w:val="FirstParagraph"/>
         <w:widowControl/>
+        <w:ind w:firstLine="0"/>
       </w:pPr>
       <w:r>
         <w:t xml:space="preserve">Quy trình thay đổi rule gồm đề nghị có nguồn; kiểm tra trùng lặp, cú pháp và phạm vi; đánh giá trên tập tấn công và benign giữ lại; xét cổng ba trục; phê duyệt AppSec; triển khai canary có giới hạn; theo dõi drift; rollback khi tác động vượt ngưỡng. Với rule do LLM sinh, cần thêm ghi nhận model/version, prompt template, nhãn nguồn, phiên bản dữ liệu, người duyệt và bản diff rule trước/sau. Mỗi ứng viên nên có hạn xem xét lại để tránh tồn tại vô hạn không được bảo trì.</w:t>
@@ -2405,29 +2549,43 @@
     <w:bookmarkStart w:id="39" w:name="phương-pháp-thực-nghiệm"/>
     <w:p>
       <w:pPr>
-        <w:pStyle w:val="Heading2"/>
+        <w:pStyle w:val="Heading1"/>
         <w:keepNext/>
+        <w:pageBreakBefore w:val="0"/>
         <w:widowControl/>
       </w:pPr>
       <w:r>
+        <w:rPr>
+          <w:rFonts w:ascii="Times New Roman" w:hAnsi="Times New Roman"/>
+          <w:b/>
+          <w:color w:val="000000"/>
+          <w:sz w:val="24"/>
+        </w:rPr>
         <w:t xml:space="preserve">4. Phương pháp thực nghiệm</w:t>
       </w:r>
     </w:p>
     <w:bookmarkStart w:id="36" w:name="môi-trường-và-thiết-kế-dữ-liệu"/>
     <w:p>
       <w:pPr>
-        <w:pStyle w:val="Heading3"/>
+        <w:pStyle w:val="Heading2"/>
         <w:keepNext/>
+        <w:pageBreakBefore w:val="0"/>
         <w:widowControl/>
       </w:pPr>
       <w:r>
+        <w:rPr>
+          <w:rFonts w:ascii="Times New Roman" w:hAnsi="Times New Roman"/>
+          <w:b/>
+          <w:color w:val="000000"/>
+          <w:sz w:val="20"/>
+        </w:rPr>
         <w:t xml:space="preserve">4.1. Môi trường và thiết kế dữ liệu</w:t>
       </w:r>
     </w:p>
     <w:p>
       <w:pPr>
-        <w:pStyle w:val="FirstParagraph"/>
         <w:widowControl/>
+        <w:ind w:firstLine="0"/>
       </w:pPr>
       <w:r>
         <w:t xml:space="preserve">Thực nghiệm chạy bằng</w:t>
@@ -2586,46 +2744,60 @@
         <w:t xml:space="preserve">vẫn ở trong phạm vi tài liệu.</w:t>
       </w:r>
     </w:p>
+    <w:p>
+      <w:pPr>
+        <w:pStyle w:val="PaperTableCaption"/>
+      </w:pPr>
+      <w:r>
+        <w:t>Bảng 2. Quy mô dữ liệu tổng hợp và phân hoạch kiểm thử</w:t>
+      </w:r>
+    </w:p>
     <w:tbl>
       <w:tblPr>
-        <w:tblW w:type="dxa" w:w="9432"/>
+        <w:tblW w:type="dxa" w:w="6917"/>
         <w:jc w:val="center"/>
         <w:tblLayout w:type="fixed"/>
         <w:tblLook w:firstColumn="1" w:firstRow="1" w:lastColumn="0" w:lastRow="0" w:noHBand="0" w:noVBand="1" w:val="04A0"/>
       </w:tblPr>
       <w:tblGrid>
-        <w:gridCol w:w="3096"/>
-        <w:gridCol w:w="1440"/>
-        <w:gridCol w:w="1699"/>
-        <w:gridCol w:w="3197"/>
+        <w:gridCol w:w="2154"/>
+        <w:gridCol w:w="1134"/>
+        <w:gridCol w:w="1361"/>
+        <w:gridCol w:w="2268"/>
       </w:tblGrid>
       <w:tr>
         <w:trPr>
           <w:cantSplit/>
           <w:tblHeader w:val="true"/>
+          <w:tblHeader w:val="true"/>
         </w:trPr>
         <w:tc>
           <w:tcPr>
-            <w:tcW w:type="dxa" w:w="3096"/>
+            <w:tcW w:type="dxa" w:w="2154"/>
             <w:vAlign w:val="center"/>
             <w:tcMar>
-              <w:top w:w="75" w:type="dxa"/>
-              <w:start w:w="95" w:type="dxa"/>
-              <w:bottom w:w="75" w:type="dxa"/>
-              <w:end w:w="95" w:type="dxa"/>
+              <w:top w:w="60" w:type="dxa"/>
+              <w:start w:w="50" w:type="dxa"/>
+              <w:bottom w:w="60" w:type="dxa"/>
+              <w:end w:w="50" w:type="dxa"/>
             </w:tcMar>
-            <w:shd w:fill="EAF1F6"/>
+            <w:tcBorders>
+              <w:top w:val="single" w:sz="4" w:color="333333"/>
+              <w:bottom w:val="single" w:sz="4" w:color="333333"/>
+            </w:tcBorders>
           </w:tcPr>
           <w:p>
             <w:pPr>
-              <w:spacing w:after="0" w:line="276" w:lineRule="auto"/>
+              <w:spacing w:after="0" w:line="188" w:lineRule="exact" w:before="0"/>
+              <w:ind w:firstLine="0"/>
+              <w:jc w:val="left"/>
             </w:pPr>
             <w:r>
               <w:rPr>
-                <w:rFonts w:ascii="Noto Serif" w:hAnsi="Noto Serif"/>
+                <w:rFonts w:ascii="Times New Roman" w:hAnsi="Times New Roman"/>
                 <w:b/>
-                <w:color w:val="1E3650"/>
-                <w:sz w:val="18"/>
+                <w:color w:val="000000"/>
+                <w:sz w:val="16"/>
               </w:rPr>
               <w:t>Thành phần</w:t>
             </w:r>
@@ -2633,26 +2805,31 @@
         </w:tc>
         <w:tc>
           <w:tcPr>
-            <w:tcW w:type="dxa" w:w="1440"/>
+            <w:tcW w:type="dxa" w:w="1134"/>
             <w:vAlign w:val="center"/>
             <w:tcMar>
-              <w:top w:w="75" w:type="dxa"/>
-              <w:start w:w="95" w:type="dxa"/>
-              <w:bottom w:w="75" w:type="dxa"/>
-              <w:end w:w="95" w:type="dxa"/>
+              <w:top w:w="60" w:type="dxa"/>
+              <w:start w:w="50" w:type="dxa"/>
+              <w:bottom w:w="60" w:type="dxa"/>
+              <w:end w:w="50" w:type="dxa"/>
             </w:tcMar>
-            <w:shd w:fill="EAF1F6"/>
+            <w:tcBorders>
+              <w:top w:val="single" w:sz="4" w:color="333333"/>
+              <w:bottom w:val="single" w:sz="4" w:color="333333"/>
+            </w:tcBorders>
           </w:tcPr>
           <w:p>
             <w:pPr>
-              <w:spacing w:after="0" w:line="276" w:lineRule="auto"/>
+              <w:spacing w:after="0" w:line="188" w:lineRule="exact" w:before="0"/>
+              <w:ind w:firstLine="0"/>
+              <w:jc w:val="left"/>
             </w:pPr>
             <w:r>
               <w:rPr>
-                <w:rFonts w:ascii="Noto Serif" w:hAnsi="Noto Serif"/>
+                <w:rFonts w:ascii="Times New Roman" w:hAnsi="Times New Roman"/>
                 <w:b/>
-                <w:color w:val="1E3650"/>
-                <w:sz w:val="18"/>
+                <w:color w:val="000000"/>
+                <w:sz w:val="16"/>
               </w:rPr>
               <w:t>Tập phát triển</w:t>
             </w:r>
@@ -2660,26 +2837,31 @@
         </w:tc>
         <w:tc>
           <w:tcPr>
-            <w:tcW w:type="dxa" w:w="1699"/>
+            <w:tcW w:type="dxa" w:w="1361"/>
             <w:vAlign w:val="center"/>
             <w:tcMar>
-              <w:top w:w="75" w:type="dxa"/>
-              <w:start w:w="95" w:type="dxa"/>
-              <w:bottom w:w="75" w:type="dxa"/>
-              <w:end w:w="95" w:type="dxa"/>
+              <w:top w:w="60" w:type="dxa"/>
+              <w:start w:w="50" w:type="dxa"/>
+              <w:bottom w:w="60" w:type="dxa"/>
+              <w:end w:w="50" w:type="dxa"/>
             </w:tcMar>
-            <w:shd w:fill="EAF1F6"/>
+            <w:tcBorders>
+              <w:top w:val="single" w:sz="4" w:color="333333"/>
+              <w:bottom w:val="single" w:sz="4" w:color="333333"/>
+            </w:tcBorders>
           </w:tcPr>
           <w:p>
             <w:pPr>
-              <w:spacing w:after="0" w:line="276" w:lineRule="auto"/>
+              <w:spacing w:after="0" w:line="188" w:lineRule="exact" w:before="0"/>
+              <w:ind w:firstLine="0"/>
+              <w:jc w:val="left"/>
             </w:pPr>
             <w:r>
               <w:rPr>
-                <w:rFonts w:ascii="Noto Serif" w:hAnsi="Noto Serif"/>
+                <w:rFonts w:ascii="Times New Roman" w:hAnsi="Times New Roman"/>
                 <w:b/>
-                <w:color w:val="1E3650"/>
-                <w:sz w:val="18"/>
+                <w:color w:val="000000"/>
+                <w:sz w:val="16"/>
               </w:rPr>
               <w:t>Tập kiểm thử báo cáo</w:t>
             </w:r>
@@ -2687,26 +2869,31 @@
         </w:tc>
         <w:tc>
           <w:tcPr>
-            <w:tcW w:type="dxa" w:w="3197"/>
+            <w:tcW w:type="dxa" w:w="2268"/>
             <w:vAlign w:val="center"/>
             <w:tcMar>
-              <w:top w:w="75" w:type="dxa"/>
-              <w:start w:w="95" w:type="dxa"/>
-              <w:bottom w:w="75" w:type="dxa"/>
-              <w:end w:w="95" w:type="dxa"/>
+              <w:top w:w="60" w:type="dxa"/>
+              <w:start w:w="50" w:type="dxa"/>
+              <w:bottom w:w="60" w:type="dxa"/>
+              <w:end w:w="50" w:type="dxa"/>
             </w:tcMar>
-            <w:shd w:fill="EAF1F6"/>
+            <w:tcBorders>
+              <w:top w:val="single" w:sz="4" w:color="333333"/>
+              <w:bottom w:val="single" w:sz="4" w:color="333333"/>
+            </w:tcBorders>
           </w:tcPr>
           <w:p>
             <w:pPr>
-              <w:spacing w:after="0" w:line="276" w:lineRule="auto"/>
+              <w:spacing w:after="0" w:line="188" w:lineRule="exact" w:before="0"/>
+              <w:ind w:firstLine="0"/>
+              <w:jc w:val="left"/>
             </w:pPr>
             <w:r>
               <w:rPr>
-                <w:rFonts w:ascii="Noto Serif" w:hAnsi="Noto Serif"/>
+                <w:rFonts w:ascii="Times New Roman" w:hAnsi="Times New Roman"/>
                 <w:b/>
-                <w:color w:val="1E3650"/>
-                <w:sz w:val="18"/>
+                <w:color w:val="000000"/>
+                <w:sz w:val="16"/>
               </w:rPr>
               <w:t>Ghi chú</w:t>
             </w:r>
@@ -2719,23 +2906,26 @@
         </w:trPr>
         <w:tc>
           <w:tcPr>
-            <w:tcW w:type="dxa" w:w="3096"/>
+            <w:tcW w:type="dxa" w:w="2154"/>
             <w:vAlign w:val="center"/>
             <w:tcMar>
-              <w:top w:w="75" w:type="dxa"/>
-              <w:start w:w="95" w:type="dxa"/>
-              <w:bottom w:w="75" w:type="dxa"/>
-              <w:end w:w="95" w:type="dxa"/>
+              <w:top w:w="60" w:type="dxa"/>
+              <w:start w:w="50" w:type="dxa"/>
+              <w:bottom w:w="60" w:type="dxa"/>
+              <w:end w:w="50" w:type="dxa"/>
             </w:tcMar>
           </w:tcPr>
           <w:p>
             <w:pPr>
-              <w:spacing w:after="0" w:line="276" w:lineRule="auto"/>
+              <w:spacing w:after="0" w:line="188" w:lineRule="exact" w:before="0"/>
+              <w:ind w:firstLine="0"/>
+              <w:jc w:val="left"/>
             </w:pPr>
             <w:r>
               <w:rPr>
-                <w:rFonts w:ascii="Noto Serif" w:hAnsi="Noto Serif"/>
-                <w:sz w:val="18"/>
+                <w:rFonts w:ascii="Times New Roman" w:hAnsi="Times New Roman"/>
+                <w:color w:val="000000"/>
+                <w:sz w:val="16"/>
               </w:rPr>
               <w:t>Dấu hiệu tấn công, CWE-89</w:t>
             </w:r>
@@ -2743,23 +2933,26 @@
         </w:tc>
         <w:tc>
           <w:tcPr>
-            <w:tcW w:type="dxa" w:w="1440"/>
+            <w:tcW w:type="dxa" w:w="1134"/>
             <w:vAlign w:val="center"/>
             <w:tcMar>
-              <w:top w:w="75" w:type="dxa"/>
-              <w:start w:w="95" w:type="dxa"/>
-              <w:bottom w:w="75" w:type="dxa"/>
-              <w:end w:w="95" w:type="dxa"/>
+              <w:top w:w="60" w:type="dxa"/>
+              <w:start w:w="50" w:type="dxa"/>
+              <w:bottom w:w="60" w:type="dxa"/>
+              <w:end w:w="50" w:type="dxa"/>
             </w:tcMar>
           </w:tcPr>
           <w:p>
             <w:pPr>
-              <w:spacing w:after="0" w:line="276" w:lineRule="auto"/>
+              <w:spacing w:after="0" w:line="188" w:lineRule="exact" w:before="0"/>
+              <w:ind w:firstLine="0"/>
+              <w:jc w:val="left"/>
             </w:pPr>
             <w:r>
               <w:rPr>
-                <w:rFonts w:ascii="Noto Serif" w:hAnsi="Noto Serif"/>
-                <w:sz w:val="18"/>
+                <w:rFonts w:ascii="Times New Roman" w:hAnsi="Times New Roman"/>
+                <w:color w:val="000000"/>
+                <w:sz w:val="16"/>
               </w:rPr>
               <w:t>100</w:t>
             </w:r>
@@ -2767,23 +2960,26 @@
         </w:tc>
         <w:tc>
           <w:tcPr>
-            <w:tcW w:type="dxa" w:w="1699"/>
+            <w:tcW w:type="dxa" w:w="1361"/>
             <w:vAlign w:val="center"/>
             <w:tcMar>
-              <w:top w:w="75" w:type="dxa"/>
-              <w:start w:w="95" w:type="dxa"/>
-              <w:bottom w:w="75" w:type="dxa"/>
-              <w:end w:w="95" w:type="dxa"/>
+              <w:top w:w="60" w:type="dxa"/>
+              <w:start w:w="50" w:type="dxa"/>
+              <w:bottom w:w="60" w:type="dxa"/>
+              <w:end w:w="50" w:type="dxa"/>
             </w:tcMar>
           </w:tcPr>
           <w:p>
             <w:pPr>
-              <w:spacing w:after="0" w:line="276" w:lineRule="auto"/>
+              <w:spacing w:after="0" w:line="188" w:lineRule="exact" w:before="0"/>
+              <w:ind w:firstLine="0"/>
+              <w:jc w:val="left"/>
             </w:pPr>
             <w:r>
               <w:rPr>
-                <w:rFonts w:ascii="Noto Serif" w:hAnsi="Noto Serif"/>
-                <w:sz w:val="18"/>
+                <w:rFonts w:ascii="Times New Roman" w:hAnsi="Times New Roman"/>
+                <w:color w:val="000000"/>
+                <w:sz w:val="16"/>
               </w:rPr>
               <w:t>150</w:t>
             </w:r>
@@ -2791,23 +2987,26 @@
         </w:tc>
         <w:tc>
           <w:tcPr>
-            <w:tcW w:type="dxa" w:w="3197"/>
+            <w:tcW w:type="dxa" w:w="2268"/>
             <w:vAlign w:val="center"/>
             <w:tcMar>
-              <w:top w:w="75" w:type="dxa"/>
-              <w:start w:w="95" w:type="dxa"/>
-              <w:bottom w:w="75" w:type="dxa"/>
-              <w:end w:w="95" w:type="dxa"/>
+              <w:top w:w="60" w:type="dxa"/>
+              <w:start w:w="50" w:type="dxa"/>
+              <w:bottom w:w="60" w:type="dxa"/>
+              <w:end w:w="50" w:type="dxa"/>
             </w:tcMar>
           </w:tcPr>
           <w:p>
             <w:pPr>
-              <w:spacing w:after="0" w:line="276" w:lineRule="auto"/>
+              <w:spacing w:after="0" w:line="188" w:lineRule="exact" w:before="0"/>
+              <w:ind w:firstLine="0"/>
+              <w:jc w:val="left"/>
             </w:pPr>
             <w:r>
               <w:rPr>
-                <w:rFonts w:ascii="Noto Serif" w:hAnsi="Noto Serif"/>
-                <w:sz w:val="18"/>
+                <w:rFonts w:ascii="Times New Roman" w:hAnsi="Times New Roman"/>
+                <w:color w:val="000000"/>
+                <w:sz w:val="16"/>
               </w:rPr>
               <w:t>5 mẫu × 4 hoặc 6 định danh × 5 biểu diễn</w:t>
             </w:r>
@@ -2820,23 +3019,26 @@
         </w:trPr>
         <w:tc>
           <w:tcPr>
-            <w:tcW w:type="dxa" w:w="3096"/>
+            <w:tcW w:type="dxa" w:w="2154"/>
             <w:vAlign w:val="center"/>
             <w:tcMar>
-              <w:top w:w="75" w:type="dxa"/>
-              <w:start w:w="95" w:type="dxa"/>
-              <w:bottom w:w="75" w:type="dxa"/>
-              <w:end w:w="95" w:type="dxa"/>
+              <w:top w:w="60" w:type="dxa"/>
+              <w:start w:w="50" w:type="dxa"/>
+              <w:bottom w:w="60" w:type="dxa"/>
+              <w:end w:w="50" w:type="dxa"/>
             </w:tcMar>
           </w:tcPr>
           <w:p>
             <w:pPr>
-              <w:spacing w:after="0" w:line="276" w:lineRule="auto"/>
+              <w:spacing w:after="0" w:line="188" w:lineRule="exact" w:before="0"/>
+              <w:ind w:firstLine="0"/>
+              <w:jc w:val="left"/>
             </w:pPr>
             <w:r>
               <w:rPr>
-                <w:rFonts w:ascii="Noto Serif" w:hAnsi="Noto Serif"/>
-                <w:sz w:val="18"/>
+                <w:rFonts w:ascii="Times New Roman" w:hAnsi="Times New Roman"/>
+                <w:color w:val="000000"/>
+                <w:sz w:val="16"/>
               </w:rPr>
               <w:t>Dấu hiệu tấn công, CWE-79</w:t>
             </w:r>
@@ -2844,23 +3046,26 @@
         </w:tc>
         <w:tc>
           <w:tcPr>
-            <w:tcW w:type="dxa" w:w="1440"/>
+            <w:tcW w:type="dxa" w:w="1134"/>
             <w:vAlign w:val="center"/>
             <w:tcMar>
-              <w:top w:w="75" w:type="dxa"/>
-              <w:start w:w="95" w:type="dxa"/>
-              <w:bottom w:w="75" w:type="dxa"/>
-              <w:end w:w="95" w:type="dxa"/>
+              <w:top w:w="60" w:type="dxa"/>
+              <w:start w:w="50" w:type="dxa"/>
+              <w:bottom w:w="60" w:type="dxa"/>
+              <w:end w:w="50" w:type="dxa"/>
             </w:tcMar>
           </w:tcPr>
           <w:p>
             <w:pPr>
-              <w:spacing w:after="0" w:line="276" w:lineRule="auto"/>
+              <w:spacing w:after="0" w:line="188" w:lineRule="exact" w:before="0"/>
+              <w:ind w:firstLine="0"/>
+              <w:jc w:val="left"/>
             </w:pPr>
             <w:r>
               <w:rPr>
-                <w:rFonts w:ascii="Noto Serif" w:hAnsi="Noto Serif"/>
-                <w:sz w:val="18"/>
+                <w:rFonts w:ascii="Times New Roman" w:hAnsi="Times New Roman"/>
+                <w:color w:val="000000"/>
+                <w:sz w:val="16"/>
               </w:rPr>
               <w:t>100</w:t>
             </w:r>
@@ -2868,23 +3073,26 @@
         </w:tc>
         <w:tc>
           <w:tcPr>
-            <w:tcW w:type="dxa" w:w="1699"/>
+            <w:tcW w:type="dxa" w:w="1361"/>
             <w:vAlign w:val="center"/>
             <w:tcMar>
-              <w:top w:w="75" w:type="dxa"/>
-              <w:start w:w="95" w:type="dxa"/>
-              <w:bottom w:w="75" w:type="dxa"/>
-              <w:end w:w="95" w:type="dxa"/>
+              <w:top w:w="60" w:type="dxa"/>
+              <w:start w:w="50" w:type="dxa"/>
+              <w:bottom w:w="60" w:type="dxa"/>
+              <w:end w:w="50" w:type="dxa"/>
             </w:tcMar>
           </w:tcPr>
           <w:p>
             <w:pPr>
-              <w:spacing w:after="0" w:line="276" w:lineRule="auto"/>
+              <w:spacing w:after="0" w:line="188" w:lineRule="exact" w:before="0"/>
+              <w:ind w:firstLine="0"/>
+              <w:jc w:val="left"/>
             </w:pPr>
             <w:r>
               <w:rPr>
-                <w:rFonts w:ascii="Noto Serif" w:hAnsi="Noto Serif"/>
-                <w:sz w:val="18"/>
+                <w:rFonts w:ascii="Times New Roman" w:hAnsi="Times New Roman"/>
+                <w:color w:val="000000"/>
+                <w:sz w:val="16"/>
               </w:rPr>
               <w:t>150</w:t>
             </w:r>
@@ -2892,23 +3100,26 @@
         </w:tc>
         <w:tc>
           <w:tcPr>
-            <w:tcW w:type="dxa" w:w="3197"/>
+            <w:tcW w:type="dxa" w:w="2268"/>
             <w:vAlign w:val="center"/>
             <w:tcMar>
-              <w:top w:w="75" w:type="dxa"/>
-              <w:start w:w="95" w:type="dxa"/>
-              <w:bottom w:w="75" w:type="dxa"/>
-              <w:end w:w="95" w:type="dxa"/>
+              <w:top w:w="60" w:type="dxa"/>
+              <w:start w:w="50" w:type="dxa"/>
+              <w:bottom w:w="60" w:type="dxa"/>
+              <w:end w:w="50" w:type="dxa"/>
             </w:tcMar>
           </w:tcPr>
           <w:p>
             <w:pPr>
-              <w:spacing w:after="0" w:line="276" w:lineRule="auto"/>
+              <w:spacing w:after="0" w:line="188" w:lineRule="exact" w:before="0"/>
+              <w:ind w:firstLine="0"/>
+              <w:jc w:val="left"/>
             </w:pPr>
             <w:r>
               <w:rPr>
-                <w:rFonts w:ascii="Noto Serif" w:hAnsi="Noto Serif"/>
-                <w:sz w:val="18"/>
+                <w:rFonts w:ascii="Times New Roman" w:hAnsi="Times New Roman"/>
+                <w:color w:val="000000"/>
+                <w:sz w:val="16"/>
               </w:rPr>
               <w:t>Gồm XSS token và HTML entity biến đổi</w:t>
             </w:r>
@@ -2921,23 +3132,26 @@
         </w:trPr>
         <w:tc>
           <w:tcPr>
-            <w:tcW w:type="dxa" w:w="3096"/>
+            <w:tcW w:type="dxa" w:w="2154"/>
             <w:vAlign w:val="center"/>
             <w:tcMar>
-              <w:top w:w="75" w:type="dxa"/>
-              <w:start w:w="95" w:type="dxa"/>
-              <w:bottom w:w="75" w:type="dxa"/>
-              <w:end w:w="95" w:type="dxa"/>
+              <w:top w:w="60" w:type="dxa"/>
+              <w:start w:w="50" w:type="dxa"/>
+              <w:bottom w:w="60" w:type="dxa"/>
+              <w:end w:w="50" w:type="dxa"/>
             </w:tcMar>
           </w:tcPr>
           <w:p>
             <w:pPr>
-              <w:spacing w:after="0" w:line="276" w:lineRule="auto"/>
+              <w:spacing w:after="0" w:line="188" w:lineRule="exact" w:before="0"/>
+              <w:ind w:firstLine="0"/>
+              <w:jc w:val="left"/>
             </w:pPr>
             <w:r>
               <w:rPr>
-                <w:rFonts w:ascii="Noto Serif" w:hAnsi="Noto Serif"/>
-                <w:sz w:val="18"/>
+                <w:rFonts w:ascii="Times New Roman" w:hAnsi="Times New Roman"/>
+                <w:color w:val="000000"/>
+                <w:sz w:val="16"/>
               </w:rPr>
               <w:t>Dấu hiệu tấn công, CWE-22</w:t>
             </w:r>
@@ -2945,23 +3159,26 @@
         </w:tc>
         <w:tc>
           <w:tcPr>
-            <w:tcW w:type="dxa" w:w="1440"/>
+            <w:tcW w:type="dxa" w:w="1134"/>
             <w:vAlign w:val="center"/>
             <w:tcMar>
-              <w:top w:w="75" w:type="dxa"/>
-              <w:start w:w="95" w:type="dxa"/>
-              <w:bottom w:w="75" w:type="dxa"/>
-              <w:end w:w="95" w:type="dxa"/>
+              <w:top w:w="60" w:type="dxa"/>
+              <w:start w:w="50" w:type="dxa"/>
+              <w:bottom w:w="60" w:type="dxa"/>
+              <w:end w:w="50" w:type="dxa"/>
             </w:tcMar>
           </w:tcPr>
           <w:p>
             <w:pPr>
-              <w:spacing w:after="0" w:line="276" w:lineRule="auto"/>
+              <w:spacing w:after="0" w:line="188" w:lineRule="exact" w:before="0"/>
+              <w:ind w:firstLine="0"/>
+              <w:jc w:val="left"/>
             </w:pPr>
             <w:r>
               <w:rPr>
-                <w:rFonts w:ascii="Noto Serif" w:hAnsi="Noto Serif"/>
-                <w:sz w:val="18"/>
+                <w:rFonts w:ascii="Times New Roman" w:hAnsi="Times New Roman"/>
+                <w:color w:val="000000"/>
+                <w:sz w:val="16"/>
               </w:rPr>
               <w:t>100</w:t>
             </w:r>
@@ -2969,23 +3186,26 @@
         </w:tc>
         <w:tc>
           <w:tcPr>
-            <w:tcW w:type="dxa" w:w="1699"/>
+            <w:tcW w:type="dxa" w:w="1361"/>
             <w:vAlign w:val="center"/>
             <w:tcMar>
-              <w:top w:w="75" w:type="dxa"/>
-              <w:start w:w="95" w:type="dxa"/>
-              <w:bottom w:w="75" w:type="dxa"/>
-              <w:end w:w="95" w:type="dxa"/>
+              <w:top w:w="60" w:type="dxa"/>
+              <w:start w:w="50" w:type="dxa"/>
+              <w:bottom w:w="60" w:type="dxa"/>
+              <w:end w:w="50" w:type="dxa"/>
             </w:tcMar>
           </w:tcPr>
           <w:p>
             <w:pPr>
-              <w:spacing w:after="0" w:line="276" w:lineRule="auto"/>
+              <w:spacing w:after="0" w:line="188" w:lineRule="exact" w:before="0"/>
+              <w:ind w:firstLine="0"/>
+              <w:jc w:val="left"/>
             </w:pPr>
             <w:r>
               <w:rPr>
-                <w:rFonts w:ascii="Noto Serif" w:hAnsi="Noto Serif"/>
-                <w:sz w:val="18"/>
+                <w:rFonts w:ascii="Times New Roman" w:hAnsi="Times New Roman"/>
+                <w:color w:val="000000"/>
+                <w:sz w:val="16"/>
               </w:rPr>
               <w:t>150</w:t>
             </w:r>
@@ -2993,23 +3213,26 @@
         </w:tc>
         <w:tc>
           <w:tcPr>
-            <w:tcW w:type="dxa" w:w="3197"/>
+            <w:tcW w:type="dxa" w:w="2268"/>
             <w:vAlign w:val="center"/>
             <w:tcMar>
-              <w:top w:w="75" w:type="dxa"/>
-              <w:start w:w="95" w:type="dxa"/>
-              <w:bottom w:w="75" w:type="dxa"/>
-              <w:end w:w="95" w:type="dxa"/>
+              <w:top w:w="60" w:type="dxa"/>
+              <w:start w:w="50" w:type="dxa"/>
+              <w:bottom w:w="60" w:type="dxa"/>
+              <w:end w:w="50" w:type="dxa"/>
             </w:tcMar>
           </w:tcPr>
           <w:p>
             <w:pPr>
-              <w:spacing w:after="0" w:line="276" w:lineRule="auto"/>
+              <w:spacing w:after="0" w:line="188" w:lineRule="exact" w:before="0"/>
+              <w:ind w:firstLine="0"/>
+              <w:jc w:val="left"/>
             </w:pPr>
             <w:r>
               <w:rPr>
-                <w:rFonts w:ascii="Noto Serif" w:hAnsi="Noto Serif"/>
-                <w:sz w:val="18"/>
+                <w:rFonts w:ascii="Times New Roman" w:hAnsi="Times New Roman"/>
+                <w:color w:val="000000"/>
+                <w:sz w:val="16"/>
               </w:rPr>
               <w:t>Gồm biến đổi dấu phân cách đường dẫn</w:t>
             </w:r>
@@ -3022,23 +3245,26 @@
         </w:trPr>
         <w:tc>
           <w:tcPr>
-            <w:tcW w:type="dxa" w:w="3096"/>
+            <w:tcW w:type="dxa" w:w="2154"/>
             <w:vAlign w:val="center"/>
             <w:tcMar>
-              <w:top w:w="75" w:type="dxa"/>
-              <w:start w:w="95" w:type="dxa"/>
-              <w:bottom w:w="75" w:type="dxa"/>
-              <w:end w:w="95" w:type="dxa"/>
+              <w:top w:w="60" w:type="dxa"/>
+              <w:start w:w="50" w:type="dxa"/>
+              <w:bottom w:w="60" w:type="dxa"/>
+              <w:end w:w="50" w:type="dxa"/>
             </w:tcMar>
           </w:tcPr>
           <w:p>
             <w:pPr>
-              <w:spacing w:after="0" w:line="276" w:lineRule="auto"/>
+              <w:spacing w:after="0" w:line="188" w:lineRule="exact" w:before="0"/>
+              <w:ind w:firstLine="0"/>
+              <w:jc w:val="left"/>
             </w:pPr>
             <w:r>
               <w:rPr>
-                <w:rFonts w:ascii="Noto Serif" w:hAnsi="Noto Serif"/>
-                <w:sz w:val="18"/>
+                <w:rFonts w:ascii="Times New Roman" w:hAnsi="Times New Roman"/>
+                <w:color w:val="000000"/>
+                <w:sz w:val="16"/>
               </w:rPr>
               <w:t>Hợp lệ: normal + hard-negative</w:t>
             </w:r>
@@ -3046,23 +3272,26 @@
         </w:tc>
         <w:tc>
           <w:tcPr>
-            <w:tcW w:type="dxa" w:w="1440"/>
+            <w:tcW w:type="dxa" w:w="1134"/>
             <w:vAlign w:val="center"/>
             <w:tcMar>
-              <w:top w:w="75" w:type="dxa"/>
-              <w:start w:w="95" w:type="dxa"/>
-              <w:bottom w:w="75" w:type="dxa"/>
-              <w:end w:w="95" w:type="dxa"/>
+              <w:top w:w="60" w:type="dxa"/>
+              <w:start w:w="50" w:type="dxa"/>
+              <w:bottom w:w="60" w:type="dxa"/>
+              <w:end w:w="50" w:type="dxa"/>
             </w:tcMar>
           </w:tcPr>
           <w:p>
             <w:pPr>
-              <w:spacing w:after="0" w:line="276" w:lineRule="auto"/>
+              <w:spacing w:after="0" w:line="188" w:lineRule="exact" w:before="0"/>
+              <w:ind w:firstLine="0"/>
+              <w:jc w:val="left"/>
             </w:pPr>
             <w:r>
               <w:rPr>
-                <w:rFonts w:ascii="Noto Serif" w:hAnsi="Noto Serif"/>
-                <w:sz w:val="18"/>
+                <w:rFonts w:ascii="Times New Roman" w:hAnsi="Times New Roman"/>
+                <w:color w:val="000000"/>
+                <w:sz w:val="16"/>
               </w:rPr>
               <w:t>60</w:t>
             </w:r>
@@ -3070,23 +3299,26 @@
         </w:tc>
         <w:tc>
           <w:tcPr>
-            <w:tcW w:type="dxa" w:w="1699"/>
+            <w:tcW w:type="dxa" w:w="1361"/>
             <w:vAlign w:val="center"/>
             <w:tcMar>
-              <w:top w:w="75" w:type="dxa"/>
-              <w:start w:w="95" w:type="dxa"/>
-              <w:bottom w:w="75" w:type="dxa"/>
-              <w:end w:w="95" w:type="dxa"/>
+              <w:top w:w="60" w:type="dxa"/>
+              <w:start w:w="50" w:type="dxa"/>
+              <w:bottom w:w="60" w:type="dxa"/>
+              <w:end w:w="50" w:type="dxa"/>
             </w:tcMar>
           </w:tcPr>
           <w:p>
             <w:pPr>
-              <w:spacing w:after="0" w:line="276" w:lineRule="auto"/>
+              <w:spacing w:after="0" w:line="188" w:lineRule="exact" w:before="0"/>
+              <w:ind w:firstLine="0"/>
+              <w:jc w:val="left"/>
             </w:pPr>
             <w:r>
               <w:rPr>
-                <w:rFonts w:ascii="Noto Serif" w:hAnsi="Noto Serif"/>
-                <w:sz w:val="18"/>
+                <w:rFonts w:ascii="Times New Roman" w:hAnsi="Times New Roman"/>
+                <w:color w:val="000000"/>
+                <w:sz w:val="16"/>
               </w:rPr>
               <w:t>120</w:t>
             </w:r>
@@ -3094,23 +3326,26 @@
         </w:tc>
         <w:tc>
           <w:tcPr>
-            <w:tcW w:type="dxa" w:w="3197"/>
+            <w:tcW w:type="dxa" w:w="2268"/>
             <w:vAlign w:val="center"/>
             <w:tcMar>
-              <w:top w:w="75" w:type="dxa"/>
-              <w:start w:w="95" w:type="dxa"/>
-              <w:bottom w:w="75" w:type="dxa"/>
-              <w:end w:w="95" w:type="dxa"/>
+              <w:top w:w="60" w:type="dxa"/>
+              <w:start w:w="50" w:type="dxa"/>
+              <w:bottom w:w="60" w:type="dxa"/>
+              <w:end w:w="50" w:type="dxa"/>
             </w:tcMar>
           </w:tcPr>
           <w:p>
             <w:pPr>
-              <w:spacing w:after="0" w:line="276" w:lineRule="auto"/>
+              <w:spacing w:after="0" w:line="188" w:lineRule="exact" w:before="0"/>
+              <w:ind w:firstLine="0"/>
+              <w:jc w:val="left"/>
             </w:pPr>
             <w:r>
               <w:rPr>
-                <w:rFonts w:ascii="Noto Serif" w:hAnsi="Noto Serif"/>
-                <w:sz w:val="18"/>
+                <w:rFonts w:ascii="Times New Roman" w:hAnsi="Times New Roman"/>
+                <w:color w:val="000000"/>
+                <w:sz w:val="16"/>
               </w:rPr>
               <w:t>Mỗi lớp bằng một nửa benign test</w:t>
             </w:r>
@@ -3123,23 +3358,29 @@
         </w:trPr>
         <w:tc>
           <w:tcPr>
-            <w:tcW w:type="dxa" w:w="3096"/>
+            <w:tcW w:type="dxa" w:w="2154"/>
             <w:vAlign w:val="center"/>
             <w:tcMar>
-              <w:top w:w="75" w:type="dxa"/>
-              <w:start w:w="95" w:type="dxa"/>
-              <w:bottom w:w="75" w:type="dxa"/>
-              <w:end w:w="95" w:type="dxa"/>
+              <w:top w:w="60" w:type="dxa"/>
+              <w:start w:w="50" w:type="dxa"/>
+              <w:bottom w:w="60" w:type="dxa"/>
+              <w:end w:w="50" w:type="dxa"/>
             </w:tcMar>
+            <w:tcBorders>
+              <w:bottom w:val="single" w:sz="4" w:color="333333"/>
+            </w:tcBorders>
           </w:tcPr>
           <w:p>
             <w:pPr>
-              <w:spacing w:after="0" w:line="276" w:lineRule="auto"/>
+              <w:spacing w:after="0" w:line="188" w:lineRule="exact" w:before="0"/>
+              <w:ind w:firstLine="0"/>
+              <w:jc w:val="left"/>
             </w:pPr>
             <w:r>
               <w:rPr>
-                <w:rFonts w:ascii="Noto Serif" w:hAnsi="Noto Serif"/>
-                <w:sz w:val="18"/>
+                <w:rFonts w:ascii="Times New Roman" w:hAnsi="Times New Roman"/>
+                <w:color w:val="000000"/>
+                <w:sz w:val="16"/>
               </w:rPr>
               <w:t>Tổng</w:t>
             </w:r>
@@ -3147,23 +3388,29 @@
         </w:tc>
         <w:tc>
           <w:tcPr>
-            <w:tcW w:type="dxa" w:w="1440"/>
+            <w:tcW w:type="dxa" w:w="1134"/>
             <w:vAlign w:val="center"/>
             <w:tcMar>
-              <w:top w:w="75" w:type="dxa"/>
-              <w:start w:w="95" w:type="dxa"/>
-              <w:bottom w:w="75" w:type="dxa"/>
-              <w:end w:w="95" w:type="dxa"/>
+              <w:top w:w="60" w:type="dxa"/>
+              <w:start w:w="50" w:type="dxa"/>
+              <w:bottom w:w="60" w:type="dxa"/>
+              <w:end w:w="50" w:type="dxa"/>
             </w:tcMar>
+            <w:tcBorders>
+              <w:bottom w:val="single" w:sz="4" w:color="333333"/>
+            </w:tcBorders>
           </w:tcPr>
           <w:p>
             <w:pPr>
-              <w:spacing w:after="0" w:line="276" w:lineRule="auto"/>
+              <w:spacing w:after="0" w:line="188" w:lineRule="exact" w:before="0"/>
+              <w:ind w:firstLine="0"/>
+              <w:jc w:val="left"/>
             </w:pPr>
             <w:r>
               <w:rPr>
-                <w:rFonts w:ascii="Noto Serif" w:hAnsi="Noto Serif"/>
-                <w:sz w:val="18"/>
+                <w:rFonts w:ascii="Times New Roman" w:hAnsi="Times New Roman"/>
+                <w:color w:val="000000"/>
+                <w:sz w:val="16"/>
               </w:rPr>
               <w:t>360</w:t>
             </w:r>
@@ -3171,23 +3418,29 @@
         </w:tc>
         <w:tc>
           <w:tcPr>
-            <w:tcW w:type="dxa" w:w="1699"/>
+            <w:tcW w:type="dxa" w:w="1361"/>
             <w:vAlign w:val="center"/>
             <w:tcMar>
-              <w:top w:w="75" w:type="dxa"/>
-              <w:start w:w="95" w:type="dxa"/>
-              <w:bottom w:w="75" w:type="dxa"/>
-              <w:end w:w="95" w:type="dxa"/>
+              <w:top w:w="60" w:type="dxa"/>
+              <w:start w:w="50" w:type="dxa"/>
+              <w:bottom w:w="60" w:type="dxa"/>
+              <w:end w:w="50" w:type="dxa"/>
             </w:tcMar>
+            <w:tcBorders>
+              <w:bottom w:val="single" w:sz="4" w:color="333333"/>
+            </w:tcBorders>
           </w:tcPr>
           <w:p>
             <w:pPr>
-              <w:spacing w:after="0" w:line="276" w:lineRule="auto"/>
+              <w:spacing w:after="0" w:line="188" w:lineRule="exact" w:before="0"/>
+              <w:ind w:firstLine="0"/>
+              <w:jc w:val="left"/>
             </w:pPr>
             <w:r>
               <w:rPr>
-                <w:rFonts w:ascii="Noto Serif" w:hAnsi="Noto Serif"/>
-                <w:sz w:val="18"/>
+                <w:rFonts w:ascii="Times New Roman" w:hAnsi="Times New Roman"/>
+                <w:color w:val="000000"/>
+                <w:sz w:val="16"/>
               </w:rPr>
               <w:t>570</w:t>
             </w:r>
@@ -3195,23 +3448,29 @@
         </w:tc>
         <w:tc>
           <w:tcPr>
-            <w:tcW w:type="dxa" w:w="3197"/>
+            <w:tcW w:type="dxa" w:w="2268"/>
             <w:vAlign w:val="center"/>
             <w:tcMar>
-              <w:top w:w="75" w:type="dxa"/>
-              <w:start w:w="95" w:type="dxa"/>
-              <w:bottom w:w="75" w:type="dxa"/>
-              <w:end w:w="95" w:type="dxa"/>
+              <w:top w:w="60" w:type="dxa"/>
+              <w:start w:w="50" w:type="dxa"/>
+              <w:bottom w:w="60" w:type="dxa"/>
+              <w:end w:w="50" w:type="dxa"/>
             </w:tcMar>
+            <w:tcBorders>
+              <w:bottom w:val="single" w:sz="4" w:color="333333"/>
+            </w:tcBorders>
           </w:tcPr>
           <w:p>
             <w:pPr>
-              <w:spacing w:after="0" w:line="276" w:lineRule="auto"/>
+              <w:spacing w:after="0" w:line="188" w:lineRule="exact" w:before="0"/>
+              <w:ind w:firstLine="0"/>
+              <w:jc w:val="left"/>
             </w:pPr>
             <w:r>
               <w:rPr>
-                <w:rFonts w:ascii="Noto Serif" w:hAnsi="Noto Serif"/>
-                <w:sz w:val="18"/>
+                <w:rFonts w:ascii="Times New Roman" w:hAnsi="Times New Roman"/>
+                <w:color w:val="000000"/>
+                <w:sz w:val="16"/>
               </w:rPr>
               <w:t>Tập test cố định, không sửa kết quả thủ công</w:t>
             </w:r>
@@ -3223,18 +3482,25 @@
     <w:bookmarkStart w:id="37" w:name="quy-trình-đo-và-kiểm-soát-tái-lập"/>
     <w:p>
       <w:pPr>
-        <w:pStyle w:val="Heading3"/>
+        <w:pStyle w:val="Heading2"/>
         <w:keepNext/>
+        <w:pageBreakBefore w:val="0"/>
         <w:widowControl/>
       </w:pPr>
       <w:r>
+        <w:rPr>
+          <w:rFonts w:ascii="Times New Roman" w:hAnsi="Times New Roman"/>
+          <w:b/>
+          <w:color w:val="000000"/>
+          <w:sz w:val="20"/>
+        </w:rPr>
         <w:t xml:space="preserve">4.2. Quy trình đo và kiểm soát tái lập</w:t>
       </w:r>
     </w:p>
     <w:p>
       <w:pPr>
-        <w:pStyle w:val="FirstParagraph"/>
         <w:widowControl/>
+        <w:ind w:firstLine="0"/>
       </w:pPr>
       <w:r>
         <w:t xml:space="preserve">Chạy</w:t>
@@ -3366,18 +3632,25 @@
     <w:bookmarkStart w:id="38" w:name="X9a242fd6242c40048d3c65daac9fe047452672e"/>
     <w:p>
       <w:pPr>
-        <w:pStyle w:val="Heading3"/>
+        <w:pStyle w:val="Heading2"/>
         <w:keepNext/>
+        <w:pageBreakBefore w:val="0"/>
         <w:widowControl/>
       </w:pPr>
       <w:r>
+        <w:rPr>
+          <w:rFonts w:ascii="Times New Roman" w:hAnsi="Times New Roman"/>
+          <w:b/>
+          <w:color w:val="000000"/>
+          <w:sz w:val="20"/>
+        </w:rPr>
         <w:t xml:space="preserve">4.3. Kịch bản chuyển dịch biểu diễn (synthetic drift)</w:t>
       </w:r>
     </w:p>
     <w:p>
       <w:pPr>
-        <w:pStyle w:val="FirstParagraph"/>
         <w:widowControl/>
+        <w:ind w:firstLine="0"/>
       </w:pPr>
       <w:r>
         <w:t xml:space="preserve">Để minh họa vì sao cần theo dõi thay đổi lưu lượng, tập tấn công test được chia thành</w:t>
@@ -3448,67 +3721,95 @@
     <w:bookmarkStart w:id="50" w:name="kết-quả"/>
     <w:p>
       <w:pPr>
-        <w:pStyle w:val="Heading2"/>
+        <w:pStyle w:val="Heading1"/>
         <w:keepNext/>
+        <w:pageBreakBefore w:val="0"/>
         <w:widowControl/>
       </w:pPr>
       <w:r>
+        <w:rPr>
+          <w:rFonts w:ascii="Times New Roman" w:hAnsi="Times New Roman"/>
+          <w:b/>
+          <w:color w:val="000000"/>
+          <w:sz w:val="24"/>
+        </w:rPr>
         <w:t xml:space="preserve">5. Kết quả</w:t>
       </w:r>
     </w:p>
     <w:bookmarkStart w:id="43" w:name="đánh-giá-tổng-hợp-ba-trục"/>
     <w:p>
       <w:pPr>
-        <w:pStyle w:val="Heading3"/>
+        <w:pStyle w:val="Heading2"/>
         <w:keepNext/>
+        <w:pageBreakBefore w:val="0"/>
         <w:widowControl/>
       </w:pPr>
       <w:r>
+        <w:rPr>
+          <w:rFonts w:ascii="Times New Roman" w:hAnsi="Times New Roman"/>
+          <w:b/>
+          <w:color w:val="000000"/>
+          <w:sz w:val="20"/>
+        </w:rPr>
         <w:t xml:space="preserve">5.1. Đánh giá tổng hợp ba trục</w:t>
+      </w:r>
+    </w:p>
+    <w:p>
+      <w:pPr>
+        <w:pStyle w:val="PaperTableCaption"/>
+      </w:pPr>
+      <w:r>
+        <w:t>Bảng 3. So sánh coverage, FPR và robustness của ba bộ mô phỏng</w:t>
       </w:r>
     </w:p>
     <w:tbl>
       <w:tblPr>
-        <w:tblW w:type="dxa" w:w="9432"/>
+        <w:tblW w:type="dxa" w:w="6917"/>
         <w:jc w:val="center"/>
         <w:tblLayout w:type="fixed"/>
         <w:tblLook w:firstColumn="1" w:firstRow="1" w:lastColumn="0" w:lastRow="0" w:noHBand="0" w:noVBand="1" w:val="04A0"/>
       </w:tblPr>
       <w:tblGrid>
-        <w:gridCol w:w="2520"/>
-        <w:gridCol w:w="965"/>
-        <w:gridCol w:w="965"/>
-        <w:gridCol w:w="1512"/>
-        <w:gridCol w:w="936"/>
-        <w:gridCol w:w="2534"/>
+        <w:gridCol w:w="1559"/>
+        <w:gridCol w:w="737"/>
+        <w:gridCol w:w="765"/>
+        <w:gridCol w:w="1134"/>
+        <w:gridCol w:w="850"/>
+        <w:gridCol w:w="1814"/>
       </w:tblGrid>
       <w:tr>
         <w:trPr>
           <w:cantSplit/>
           <w:tblHeader w:val="true"/>
+          <w:tblHeader w:val="true"/>
         </w:trPr>
         <w:tc>
           <w:tcPr>
-            <w:tcW w:type="dxa" w:w="2520"/>
+            <w:tcW w:type="dxa" w:w="1559"/>
             <w:vAlign w:val="center"/>
             <w:tcMar>
-              <w:top w:w="75" w:type="dxa"/>
-              <w:start w:w="95" w:type="dxa"/>
-              <w:bottom w:w="75" w:type="dxa"/>
-              <w:end w:w="95" w:type="dxa"/>
+              <w:top w:w="60" w:type="dxa"/>
+              <w:start w:w="50" w:type="dxa"/>
+              <w:bottom w:w="60" w:type="dxa"/>
+              <w:end w:w="50" w:type="dxa"/>
             </w:tcMar>
-            <w:shd w:fill="EAF1F6"/>
+            <w:tcBorders>
+              <w:top w:val="single" w:sz="4" w:color="333333"/>
+              <w:bottom w:val="single" w:sz="4" w:color="333333"/>
+            </w:tcBorders>
           </w:tcPr>
           <w:p>
             <w:pPr>
-              <w:spacing w:after="0" w:line="276" w:lineRule="auto"/>
+              <w:spacing w:after="0" w:line="188" w:lineRule="exact" w:before="0"/>
+              <w:ind w:firstLine="0"/>
+              <w:jc w:val="left"/>
             </w:pPr>
             <w:r>
               <w:rPr>
-                <w:rFonts w:ascii="Noto Serif" w:hAnsi="Noto Serif"/>
+                <w:rFonts w:ascii="Times New Roman" w:hAnsi="Times New Roman"/>
                 <w:b/>
-                <w:color w:val="1E3650"/>
-                <w:sz w:val="17"/>
+                <w:color w:val="000000"/>
+                <w:sz w:val="16"/>
               </w:rPr>
               <w:t>Phương án mô phỏng</w:t>
             </w:r>
@@ -3516,26 +3817,31 @@
         </w:tc>
         <w:tc>
           <w:tcPr>
-            <w:tcW w:type="dxa" w:w="965"/>
+            <w:tcW w:type="dxa" w:w="737"/>
             <w:vAlign w:val="center"/>
             <w:tcMar>
-              <w:top w:w="75" w:type="dxa"/>
-              <w:start w:w="95" w:type="dxa"/>
-              <w:bottom w:w="75" w:type="dxa"/>
-              <w:end w:w="95" w:type="dxa"/>
+              <w:top w:w="60" w:type="dxa"/>
+              <w:start w:w="50" w:type="dxa"/>
+              <w:bottom w:w="60" w:type="dxa"/>
+              <w:end w:w="50" w:type="dxa"/>
             </w:tcMar>
-            <w:shd w:fill="EAF1F6"/>
+            <w:tcBorders>
+              <w:top w:val="single" w:sz="4" w:color="333333"/>
+              <w:bottom w:val="single" w:sz="4" w:color="333333"/>
+            </w:tcBorders>
           </w:tcPr>
           <w:p>
             <w:pPr>
-              <w:spacing w:after="0" w:line="276" w:lineRule="auto"/>
+              <w:spacing w:after="0" w:line="188" w:lineRule="exact" w:before="0"/>
+              <w:ind w:firstLine="0"/>
+              <w:jc w:val="center"/>
             </w:pPr>
             <w:r>
               <w:rPr>
-                <w:rFonts w:ascii="Noto Serif" w:hAnsi="Noto Serif"/>
+                <w:rFonts w:ascii="Times New Roman" w:hAnsi="Times New Roman"/>
                 <w:b/>
-                <w:color w:val="1E3650"/>
-                <w:sz w:val="17"/>
+                <w:color w:val="000000"/>
+                <w:sz w:val="16"/>
               </w:rPr>
               <w:t>TP / 450</w:t>
             </w:r>
@@ -3543,26 +3849,31 @@
         </w:tc>
         <w:tc>
           <w:tcPr>
-            <w:tcW w:type="dxa" w:w="965"/>
+            <w:tcW w:type="dxa" w:w="765"/>
             <w:vAlign w:val="center"/>
             <w:tcMar>
-              <w:top w:w="75" w:type="dxa"/>
-              <w:start w:w="95" w:type="dxa"/>
-              <w:bottom w:w="75" w:type="dxa"/>
-              <w:end w:w="95" w:type="dxa"/>
+              <w:top w:w="60" w:type="dxa"/>
+              <w:start w:w="50" w:type="dxa"/>
+              <w:bottom w:w="60" w:type="dxa"/>
+              <w:end w:w="50" w:type="dxa"/>
             </w:tcMar>
-            <w:shd w:fill="EAF1F6"/>
+            <w:tcBorders>
+              <w:top w:val="single" w:sz="4" w:color="333333"/>
+              <w:bottom w:val="single" w:sz="4" w:color="333333"/>
+            </w:tcBorders>
           </w:tcPr>
           <w:p>
             <w:pPr>
-              <w:spacing w:after="0" w:line="276" w:lineRule="auto"/>
+              <w:spacing w:after="0" w:line="188" w:lineRule="exact" w:before="0"/>
+              <w:ind w:firstLine="0"/>
+              <w:jc w:val="center"/>
             </w:pPr>
             <w:r>
               <w:rPr>
-                <w:rFonts w:ascii="Noto Serif" w:hAnsi="Noto Serif"/>
+                <w:rFonts w:ascii="Times New Roman" w:hAnsi="Times New Roman"/>
                 <w:b/>
-                <w:color w:val="1E3650"/>
-                <w:sz w:val="17"/>
+                <w:color w:val="000000"/>
+                <w:sz w:val="16"/>
               </w:rPr>
               <w:t>FP / 120</w:t>
             </w:r>
@@ -3570,26 +3881,31 @@
         </w:tc>
         <w:tc>
           <w:tcPr>
-            <w:tcW w:type="dxa" w:w="1512"/>
+            <w:tcW w:type="dxa" w:w="1134"/>
             <w:vAlign w:val="center"/>
             <w:tcMar>
-              <w:top w:w="75" w:type="dxa"/>
-              <w:start w:w="95" w:type="dxa"/>
-              <w:bottom w:w="75" w:type="dxa"/>
-              <w:end w:w="95" w:type="dxa"/>
+              <w:top w:w="60" w:type="dxa"/>
+              <w:start w:w="50" w:type="dxa"/>
+              <w:bottom w:w="60" w:type="dxa"/>
+              <w:end w:w="50" w:type="dxa"/>
             </w:tcMar>
-            <w:shd w:fill="EAF1F6"/>
+            <w:tcBorders>
+              <w:top w:val="single" w:sz="4" w:color="333333"/>
+              <w:bottom w:val="single" w:sz="4" w:color="333333"/>
+            </w:tcBorders>
           </w:tcPr>
           <w:p>
             <w:pPr>
-              <w:spacing w:after="0" w:line="276" w:lineRule="auto"/>
+              <w:spacing w:after="0" w:line="188" w:lineRule="exact" w:before="0"/>
+              <w:ind w:firstLine="0"/>
+              <w:jc w:val="center"/>
             </w:pPr>
             <w:r>
               <w:rPr>
-                <w:rFonts w:ascii="Noto Serif" w:hAnsi="Noto Serif"/>
+                <w:rFonts w:ascii="Times New Roman" w:hAnsi="Times New Roman"/>
                 <w:b/>
-                <w:color w:val="1E3650"/>
-                <w:sz w:val="17"/>
+                <w:color w:val="000000"/>
+                <w:sz w:val="16"/>
               </w:rPr>
               <w:t>Coverage</w:t>
             </w:r>
@@ -3597,26 +3913,31 @@
         </w:tc>
         <w:tc>
           <w:tcPr>
-            <w:tcW w:type="dxa" w:w="936"/>
+            <w:tcW w:type="dxa" w:w="850"/>
             <w:vAlign w:val="center"/>
             <w:tcMar>
-              <w:top w:w="75" w:type="dxa"/>
-              <w:start w:w="95" w:type="dxa"/>
-              <w:bottom w:w="75" w:type="dxa"/>
-              <w:end w:w="95" w:type="dxa"/>
+              <w:top w:w="60" w:type="dxa"/>
+              <w:start w:w="50" w:type="dxa"/>
+              <w:bottom w:w="60" w:type="dxa"/>
+              <w:end w:w="50" w:type="dxa"/>
             </w:tcMar>
-            <w:shd w:fill="EAF1F6"/>
+            <w:tcBorders>
+              <w:top w:val="single" w:sz="4" w:color="333333"/>
+              <w:bottom w:val="single" w:sz="4" w:color="333333"/>
+            </w:tcBorders>
           </w:tcPr>
           <w:p>
             <w:pPr>
-              <w:spacing w:after="0" w:line="276" w:lineRule="auto"/>
+              <w:spacing w:after="0" w:line="188" w:lineRule="exact" w:before="0"/>
+              <w:ind w:firstLine="0"/>
+              <w:jc w:val="center"/>
             </w:pPr>
             <w:r>
               <w:rPr>
-                <w:rFonts w:ascii="Noto Serif" w:hAnsi="Noto Serif"/>
+                <w:rFonts w:ascii="Times New Roman" w:hAnsi="Times New Roman"/>
                 <w:b/>
-                <w:color w:val="1E3650"/>
-                <w:sz w:val="17"/>
+                <w:color w:val="000000"/>
+                <w:sz w:val="16"/>
               </w:rPr>
               <w:t>FPR</w:t>
             </w:r>
@@ -3624,26 +3945,31 @@
         </w:tc>
         <w:tc>
           <w:tcPr>
-            <w:tcW w:type="dxa" w:w="2534"/>
+            <w:tcW w:type="dxa" w:w="1814"/>
             <w:vAlign w:val="center"/>
             <w:tcMar>
-              <w:top w:w="75" w:type="dxa"/>
-              <w:start w:w="95" w:type="dxa"/>
-              <w:bottom w:w="75" w:type="dxa"/>
-              <w:end w:w="95" w:type="dxa"/>
+              <w:top w:w="60" w:type="dxa"/>
+              <w:start w:w="50" w:type="dxa"/>
+              <w:bottom w:w="60" w:type="dxa"/>
+              <w:end w:w="50" w:type="dxa"/>
             </w:tcMar>
-            <w:shd w:fill="EAF1F6"/>
+            <w:tcBorders>
+              <w:top w:val="single" w:sz="4" w:color="333333"/>
+              <w:bottom w:val="single" w:sz="4" w:color="333333"/>
+            </w:tcBorders>
           </w:tcPr>
           <w:p>
             <w:pPr>
-              <w:spacing w:after="0" w:line="276" w:lineRule="auto"/>
+              <w:spacing w:after="0" w:line="188" w:lineRule="exact" w:before="0"/>
+              <w:ind w:firstLine="0"/>
+              <w:jc w:val="center"/>
             </w:pPr>
             <w:r>
               <w:rPr>
-                <w:rFonts w:ascii="Noto Serif" w:hAnsi="Noto Serif"/>
+                <w:rFonts w:ascii="Times New Roman" w:hAnsi="Times New Roman"/>
                 <w:b/>
-                <w:color w:val="1E3650"/>
-                <w:sz w:val="17"/>
+                <w:color w:val="000000"/>
+                <w:sz w:val="16"/>
               </w:rPr>
               <w:t>Robustness / 360</w:t>
             </w:r>
@@ -3656,23 +3982,26 @@
         </w:trPr>
         <w:tc>
           <w:tcPr>
-            <w:tcW w:type="dxa" w:w="2520"/>
+            <w:tcW w:type="dxa" w:w="1559"/>
             <w:vAlign w:val="center"/>
             <w:tcMar>
-              <w:top w:w="75" w:type="dxa"/>
-              <w:start w:w="95" w:type="dxa"/>
-              <w:bottom w:w="75" w:type="dxa"/>
-              <w:end w:w="95" w:type="dxa"/>
+              <w:top w:w="60" w:type="dxa"/>
+              <w:start w:w="50" w:type="dxa"/>
+              <w:bottom w:w="60" w:type="dxa"/>
+              <w:end w:w="50" w:type="dxa"/>
             </w:tcMar>
           </w:tcPr>
           <w:p>
             <w:pPr>
-              <w:spacing w:after="0" w:line="276" w:lineRule="auto"/>
+              <w:spacing w:after="0" w:line="188" w:lineRule="exact" w:before="0"/>
+              <w:ind w:firstLine="0"/>
+              <w:jc w:val="left"/>
             </w:pPr>
             <w:r>
               <w:rPr>
-                <w:rFonts w:ascii="Noto Serif" w:hAnsi="Noto Serif"/>
-                <w:sz w:val="17"/>
+                <w:rFonts w:ascii="Times New Roman" w:hAnsi="Times New Roman"/>
+                <w:color w:val="000000"/>
+                <w:sz w:val="16"/>
               </w:rPr>
               <w:t>Raw signature</w:t>
             </w:r>
@@ -3680,23 +4009,26 @@
         </w:tc>
         <w:tc>
           <w:tcPr>
-            <w:tcW w:type="dxa" w:w="965"/>
+            <w:tcW w:type="dxa" w:w="737"/>
             <w:vAlign w:val="center"/>
             <w:tcMar>
-              <w:top w:w="75" w:type="dxa"/>
-              <w:start w:w="95" w:type="dxa"/>
-              <w:bottom w:w="75" w:type="dxa"/>
-              <w:end w:w="95" w:type="dxa"/>
+              <w:top w:w="60" w:type="dxa"/>
+              <w:start w:w="50" w:type="dxa"/>
+              <w:bottom w:w="60" w:type="dxa"/>
+              <w:end w:w="50" w:type="dxa"/>
             </w:tcMar>
           </w:tcPr>
           <w:p>
             <w:pPr>
-              <w:spacing w:after="0" w:line="276" w:lineRule="auto"/>
+              <w:spacing w:after="0" w:line="188" w:lineRule="exact" w:before="0"/>
+              <w:ind w:firstLine="0"/>
+              <w:jc w:val="center"/>
             </w:pPr>
             <w:r>
               <w:rPr>
-                <w:rFonts w:ascii="Noto Serif" w:hAnsi="Noto Serif"/>
-                <w:sz w:val="17"/>
+                <w:rFonts w:ascii="Times New Roman" w:hAnsi="Times New Roman"/>
+                <w:color w:val="000000"/>
+                <w:sz w:val="16"/>
               </w:rPr>
               <w:t>228</w:t>
             </w:r>
@@ -3704,23 +4036,26 @@
         </w:tc>
         <w:tc>
           <w:tcPr>
-            <w:tcW w:type="dxa" w:w="965"/>
+            <w:tcW w:type="dxa" w:w="765"/>
             <w:vAlign w:val="center"/>
             <w:tcMar>
-              <w:top w:w="75" w:type="dxa"/>
-              <w:start w:w="95" w:type="dxa"/>
-              <w:bottom w:w="75" w:type="dxa"/>
-              <w:end w:w="95" w:type="dxa"/>
+              <w:top w:w="60" w:type="dxa"/>
+              <w:start w:w="50" w:type="dxa"/>
+              <w:bottom w:w="60" w:type="dxa"/>
+              <w:end w:w="50" w:type="dxa"/>
             </w:tcMar>
           </w:tcPr>
           <w:p>
             <w:pPr>
-              <w:spacing w:after="0" w:line="276" w:lineRule="auto"/>
+              <w:spacing w:after="0" w:line="188" w:lineRule="exact" w:before="0"/>
+              <w:ind w:firstLine="0"/>
+              <w:jc w:val="center"/>
             </w:pPr>
             <w:r>
               <w:rPr>
-                <w:rFonts w:ascii="Noto Serif" w:hAnsi="Noto Serif"/>
-                <w:sz w:val="17"/>
+                <w:rFonts w:ascii="Times New Roman" w:hAnsi="Times New Roman"/>
+                <w:color w:val="000000"/>
+                <w:sz w:val="16"/>
               </w:rPr>
               <w:t>60</w:t>
             </w:r>
@@ -3728,23 +4063,26 @@
         </w:tc>
         <w:tc>
           <w:tcPr>
-            <w:tcW w:type="dxa" w:w="1512"/>
+            <w:tcW w:type="dxa" w:w="1134"/>
             <w:vAlign w:val="center"/>
             <w:tcMar>
-              <w:top w:w="75" w:type="dxa"/>
-              <w:start w:w="95" w:type="dxa"/>
-              <w:bottom w:w="75" w:type="dxa"/>
-              <w:end w:w="95" w:type="dxa"/>
+              <w:top w:w="60" w:type="dxa"/>
+              <w:start w:w="50" w:type="dxa"/>
+              <w:bottom w:w="60" w:type="dxa"/>
+              <w:end w:w="50" w:type="dxa"/>
             </w:tcMar>
           </w:tcPr>
           <w:p>
             <w:pPr>
-              <w:spacing w:after="0" w:line="276" w:lineRule="auto"/>
+              <w:spacing w:after="0" w:line="188" w:lineRule="exact" w:before="0"/>
+              <w:ind w:firstLine="0"/>
+              <w:jc w:val="center"/>
             </w:pPr>
             <w:r>
               <w:rPr>
-                <w:rFonts w:ascii="Noto Serif" w:hAnsi="Noto Serif"/>
-                <w:sz w:val="17"/>
+                <w:rFonts w:ascii="Times New Roman" w:hAnsi="Times New Roman"/>
+                <w:color w:val="000000"/>
+                <w:sz w:val="16"/>
               </w:rPr>
               <w:t>50,67%</w:t>
             </w:r>
@@ -3752,23 +4090,26 @@
         </w:tc>
         <w:tc>
           <w:tcPr>
-            <w:tcW w:type="dxa" w:w="936"/>
+            <w:tcW w:type="dxa" w:w="850"/>
             <w:vAlign w:val="center"/>
             <w:tcMar>
-              <w:top w:w="75" w:type="dxa"/>
-              <w:start w:w="95" w:type="dxa"/>
-              <w:bottom w:w="75" w:type="dxa"/>
-              <w:end w:w="95" w:type="dxa"/>
+              <w:top w:w="60" w:type="dxa"/>
+              <w:start w:w="50" w:type="dxa"/>
+              <w:bottom w:w="60" w:type="dxa"/>
+              <w:end w:w="50" w:type="dxa"/>
             </w:tcMar>
           </w:tcPr>
           <w:p>
             <w:pPr>
-              <w:spacing w:after="0" w:line="276" w:lineRule="auto"/>
+              <w:spacing w:after="0" w:line="188" w:lineRule="exact" w:before="0"/>
+              <w:ind w:firstLine="0"/>
+              <w:jc w:val="center"/>
             </w:pPr>
             <w:r>
               <w:rPr>
-                <w:rFonts w:ascii="Noto Serif" w:hAnsi="Noto Serif"/>
-                <w:sz w:val="17"/>
+                <w:rFonts w:ascii="Times New Roman" w:hAnsi="Times New Roman"/>
+                <w:color w:val="000000"/>
+                <w:sz w:val="16"/>
               </w:rPr>
               <w:t>50,00%</w:t>
             </w:r>
@@ -3776,23 +4117,26 @@
         </w:tc>
         <w:tc>
           <w:tcPr>
-            <w:tcW w:type="dxa" w:w="2534"/>
+            <w:tcW w:type="dxa" w:w="1814"/>
             <w:vAlign w:val="center"/>
             <w:tcMar>
-              <w:top w:w="75" w:type="dxa"/>
-              <w:start w:w="95" w:type="dxa"/>
-              <w:bottom w:w="75" w:type="dxa"/>
-              <w:end w:w="95" w:type="dxa"/>
+              <w:top w:w="60" w:type="dxa"/>
+              <w:start w:w="50" w:type="dxa"/>
+              <w:bottom w:w="60" w:type="dxa"/>
+              <w:end w:w="50" w:type="dxa"/>
             </w:tcMar>
           </w:tcPr>
           <w:p>
             <w:pPr>
-              <w:spacing w:after="0" w:line="276" w:lineRule="auto"/>
+              <w:spacing w:after="0" w:line="188" w:lineRule="exact" w:before="0"/>
+              <w:ind w:firstLine="0"/>
+              <w:jc w:val="center"/>
             </w:pPr>
             <w:r>
               <w:rPr>
-                <w:rFonts w:ascii="Noto Serif" w:hAnsi="Noto Serif"/>
-                <w:sz w:val="17"/>
+                <w:rFonts w:ascii="Times New Roman" w:hAnsi="Times New Roman"/>
+                <w:color w:val="000000"/>
+                <w:sz w:val="16"/>
               </w:rPr>
               <w:t>38,33%</w:t>
             </w:r>
@@ -3805,23 +4149,26 @@
         </w:trPr>
         <w:tc>
           <w:tcPr>
-            <w:tcW w:type="dxa" w:w="2520"/>
+            <w:tcW w:type="dxa" w:w="1559"/>
             <w:vAlign w:val="center"/>
             <w:tcMar>
-              <w:top w:w="75" w:type="dxa"/>
-              <w:start w:w="95" w:type="dxa"/>
-              <w:bottom w:w="75" w:type="dxa"/>
-              <w:end w:w="95" w:type="dxa"/>
+              <w:top w:w="60" w:type="dxa"/>
+              <w:start w:w="50" w:type="dxa"/>
+              <w:bottom w:w="60" w:type="dxa"/>
+              <w:end w:w="50" w:type="dxa"/>
             </w:tcMar>
           </w:tcPr>
           <w:p>
             <w:pPr>
-              <w:spacing w:after="0" w:line="276" w:lineRule="auto"/>
+              <w:spacing w:after="0" w:line="188" w:lineRule="exact" w:before="0"/>
+              <w:ind w:firstLine="0"/>
+              <w:jc w:val="left"/>
             </w:pPr>
             <w:r>
               <w:rPr>
-                <w:rFonts w:ascii="Noto Serif" w:hAnsi="Noto Serif"/>
-                <w:sz w:val="17"/>
+                <w:rFonts w:ascii="Times New Roman" w:hAnsi="Times New Roman"/>
+                <w:color w:val="000000"/>
+                <w:sz w:val="16"/>
               </w:rPr>
               <w:t>Canonical signature</w:t>
             </w:r>
@@ -3829,23 +4176,26 @@
         </w:tc>
         <w:tc>
           <w:tcPr>
-            <w:tcW w:type="dxa" w:w="965"/>
+            <w:tcW w:type="dxa" w:w="737"/>
             <w:vAlign w:val="center"/>
             <w:tcMar>
-              <w:top w:w="75" w:type="dxa"/>
-              <w:start w:w="95" w:type="dxa"/>
-              <w:bottom w:w="75" w:type="dxa"/>
-              <w:end w:w="95" w:type="dxa"/>
+              <w:top w:w="60" w:type="dxa"/>
+              <w:start w:w="50" w:type="dxa"/>
+              <w:bottom w:w="60" w:type="dxa"/>
+              <w:end w:w="50" w:type="dxa"/>
             </w:tcMar>
           </w:tcPr>
           <w:p>
             <w:pPr>
-              <w:spacing w:after="0" w:line="276" w:lineRule="auto"/>
+              <w:spacing w:after="0" w:line="188" w:lineRule="exact" w:before="0"/>
+              <w:ind w:firstLine="0"/>
+              <w:jc w:val="center"/>
             </w:pPr>
             <w:r>
               <w:rPr>
-                <w:rFonts w:ascii="Noto Serif" w:hAnsi="Noto Serif"/>
-                <w:sz w:val="17"/>
+                <w:rFonts w:ascii="Times New Roman" w:hAnsi="Times New Roman"/>
+                <w:color w:val="000000"/>
+                <w:sz w:val="16"/>
               </w:rPr>
               <w:t>420</w:t>
             </w:r>
@@ -3853,23 +4203,26 @@
         </w:tc>
         <w:tc>
           <w:tcPr>
-            <w:tcW w:type="dxa" w:w="965"/>
+            <w:tcW w:type="dxa" w:w="765"/>
             <w:vAlign w:val="center"/>
             <w:tcMar>
-              <w:top w:w="75" w:type="dxa"/>
-              <w:start w:w="95" w:type="dxa"/>
-              <w:bottom w:w="75" w:type="dxa"/>
-              <w:end w:w="95" w:type="dxa"/>
+              <w:top w:w="60" w:type="dxa"/>
+              <w:start w:w="50" w:type="dxa"/>
+              <w:bottom w:w="60" w:type="dxa"/>
+              <w:end w:w="50" w:type="dxa"/>
             </w:tcMar>
           </w:tcPr>
           <w:p>
             <w:pPr>
-              <w:spacing w:after="0" w:line="276" w:lineRule="auto"/>
+              <w:spacing w:after="0" w:line="188" w:lineRule="exact" w:before="0"/>
+              <w:ind w:firstLine="0"/>
+              <w:jc w:val="center"/>
             </w:pPr>
             <w:r>
               <w:rPr>
-                <w:rFonts w:ascii="Noto Serif" w:hAnsi="Noto Serif"/>
-                <w:sz w:val="17"/>
+                <w:rFonts w:ascii="Times New Roman" w:hAnsi="Times New Roman"/>
+                <w:color w:val="000000"/>
+                <w:sz w:val="16"/>
               </w:rPr>
               <w:t>60</w:t>
             </w:r>
@@ -3877,23 +4230,26 @@
         </w:tc>
         <w:tc>
           <w:tcPr>
-            <w:tcW w:type="dxa" w:w="1512"/>
+            <w:tcW w:type="dxa" w:w="1134"/>
             <w:vAlign w:val="center"/>
             <w:tcMar>
-              <w:top w:w="75" w:type="dxa"/>
-              <w:start w:w="95" w:type="dxa"/>
-              <w:bottom w:w="75" w:type="dxa"/>
-              <w:end w:w="95" w:type="dxa"/>
+              <w:top w:w="60" w:type="dxa"/>
+              <w:start w:w="50" w:type="dxa"/>
+              <w:bottom w:w="60" w:type="dxa"/>
+              <w:end w:w="50" w:type="dxa"/>
             </w:tcMar>
           </w:tcPr>
           <w:p>
             <w:pPr>
-              <w:spacing w:after="0" w:line="276" w:lineRule="auto"/>
+              <w:spacing w:after="0" w:line="188" w:lineRule="exact" w:before="0"/>
+              <w:ind w:firstLine="0"/>
+              <w:jc w:val="center"/>
             </w:pPr>
             <w:r>
               <w:rPr>
-                <w:rFonts w:ascii="Noto Serif" w:hAnsi="Noto Serif"/>
-                <w:sz w:val="17"/>
+                <w:rFonts w:ascii="Times New Roman" w:hAnsi="Times New Roman"/>
+                <w:color w:val="000000"/>
+                <w:sz w:val="16"/>
               </w:rPr>
               <w:t>93,33%</w:t>
             </w:r>
@@ -3901,23 +4257,26 @@
         </w:tc>
         <w:tc>
           <w:tcPr>
-            <w:tcW w:type="dxa" w:w="936"/>
+            <w:tcW w:type="dxa" w:w="850"/>
             <w:vAlign w:val="center"/>
             <w:tcMar>
-              <w:top w:w="75" w:type="dxa"/>
-              <w:start w:w="95" w:type="dxa"/>
-              <w:bottom w:w="75" w:type="dxa"/>
-              <w:end w:w="95" w:type="dxa"/>
+              <w:top w:w="60" w:type="dxa"/>
+              <w:start w:w="50" w:type="dxa"/>
+              <w:bottom w:w="60" w:type="dxa"/>
+              <w:end w:w="50" w:type="dxa"/>
             </w:tcMar>
           </w:tcPr>
           <w:p>
             <w:pPr>
-              <w:spacing w:after="0" w:line="276" w:lineRule="auto"/>
+              <w:spacing w:after="0" w:line="188" w:lineRule="exact" w:before="0"/>
+              <w:ind w:firstLine="0"/>
+              <w:jc w:val="center"/>
             </w:pPr>
             <w:r>
               <w:rPr>
-                <w:rFonts w:ascii="Noto Serif" w:hAnsi="Noto Serif"/>
-                <w:sz w:val="17"/>
+                <w:rFonts w:ascii="Times New Roman" w:hAnsi="Times New Roman"/>
+                <w:color w:val="000000"/>
+                <w:sz w:val="16"/>
               </w:rPr>
               <w:t>50,00%</w:t>
             </w:r>
@@ -3925,23 +4284,26 @@
         </w:tc>
         <w:tc>
           <w:tcPr>
-            <w:tcW w:type="dxa" w:w="2534"/>
+            <w:tcW w:type="dxa" w:w="1814"/>
             <w:vAlign w:val="center"/>
             <w:tcMar>
-              <w:top w:w="75" w:type="dxa"/>
-              <w:start w:w="95" w:type="dxa"/>
-              <w:bottom w:w="75" w:type="dxa"/>
-              <w:end w:w="95" w:type="dxa"/>
+              <w:top w:w="60" w:type="dxa"/>
+              <w:start w:w="50" w:type="dxa"/>
+              <w:bottom w:w="60" w:type="dxa"/>
+              <w:end w:w="50" w:type="dxa"/>
             </w:tcMar>
           </w:tcPr>
           <w:p>
             <w:pPr>
-              <w:spacing w:after="0" w:line="276" w:lineRule="auto"/>
+              <w:spacing w:after="0" w:line="188" w:lineRule="exact" w:before="0"/>
+              <w:ind w:firstLine="0"/>
+              <w:jc w:val="center"/>
             </w:pPr>
             <w:r>
               <w:rPr>
-                <w:rFonts w:ascii="Noto Serif" w:hAnsi="Noto Serif"/>
-                <w:sz w:val="17"/>
+                <w:rFonts w:ascii="Times New Roman" w:hAnsi="Times New Roman"/>
+                <w:color w:val="000000"/>
+                <w:sz w:val="16"/>
               </w:rPr>
               <w:t>91,67%</w:t>
             </w:r>
@@ -3954,23 +4316,29 @@
         </w:trPr>
         <w:tc>
           <w:tcPr>
-            <w:tcW w:type="dxa" w:w="2520"/>
+            <w:tcW w:type="dxa" w:w="1559"/>
             <w:vAlign w:val="center"/>
             <w:tcMar>
-              <w:top w:w="75" w:type="dxa"/>
-              <w:start w:w="95" w:type="dxa"/>
-              <w:bottom w:w="75" w:type="dxa"/>
-              <w:end w:w="95" w:type="dxa"/>
+              <w:top w:w="60" w:type="dxa"/>
+              <w:start w:w="50" w:type="dxa"/>
+              <w:bottom w:w="60" w:type="dxa"/>
+              <w:end w:w="50" w:type="dxa"/>
             </w:tcMar>
+            <w:tcBorders>
+              <w:bottom w:val="single" w:sz="4" w:color="333333"/>
+            </w:tcBorders>
           </w:tcPr>
           <w:p>
             <w:pPr>
-              <w:spacing w:after="0" w:line="276" w:lineRule="auto"/>
+              <w:spacing w:after="0" w:line="188" w:lineRule="exact" w:before="0"/>
+              <w:ind w:firstLine="0"/>
+              <w:jc w:val="left"/>
             </w:pPr>
             <w:r>
               <w:rPr>
-                <w:rFonts w:ascii="Noto Serif" w:hAnsi="Noto Serif"/>
-                <w:sz w:val="17"/>
+                <w:rFonts w:ascii="Times New Roman" w:hAnsi="Times New Roman"/>
+                <w:color w:val="000000"/>
+                <w:sz w:val="16"/>
               </w:rPr>
               <w:t>TRACE-Policy</w:t>
             </w:r>
@@ -3978,23 +4346,29 @@
         </w:tc>
         <w:tc>
           <w:tcPr>
-            <w:tcW w:type="dxa" w:w="965"/>
+            <w:tcW w:type="dxa" w:w="737"/>
             <w:vAlign w:val="center"/>
             <w:tcMar>
-              <w:top w:w="75" w:type="dxa"/>
-              <w:start w:w="95" w:type="dxa"/>
-              <w:bottom w:w="75" w:type="dxa"/>
-              <w:end w:w="95" w:type="dxa"/>
+              <w:top w:w="60" w:type="dxa"/>
+              <w:start w:w="50" w:type="dxa"/>
+              <w:bottom w:w="60" w:type="dxa"/>
+              <w:end w:w="50" w:type="dxa"/>
             </w:tcMar>
+            <w:tcBorders>
+              <w:bottom w:val="single" w:sz="4" w:color="333333"/>
+            </w:tcBorders>
           </w:tcPr>
           <w:p>
             <w:pPr>
-              <w:spacing w:after="0" w:line="276" w:lineRule="auto"/>
+              <w:spacing w:after="0" w:line="188" w:lineRule="exact" w:before="0"/>
+              <w:ind w:firstLine="0"/>
+              <w:jc w:val="center"/>
             </w:pPr>
             <w:r>
               <w:rPr>
-                <w:rFonts w:ascii="Noto Serif" w:hAnsi="Noto Serif"/>
-                <w:sz w:val="17"/>
+                <w:rFonts w:ascii="Times New Roman" w:hAnsi="Times New Roman"/>
+                <w:color w:val="000000"/>
+                <w:sz w:val="16"/>
               </w:rPr>
               <w:t>450</w:t>
             </w:r>
@@ -4002,23 +4376,29 @@
         </w:tc>
         <w:tc>
           <w:tcPr>
-            <w:tcW w:type="dxa" w:w="965"/>
+            <w:tcW w:type="dxa" w:w="765"/>
             <w:vAlign w:val="center"/>
             <w:tcMar>
-              <w:top w:w="75" w:type="dxa"/>
-              <w:start w:w="95" w:type="dxa"/>
-              <w:bottom w:w="75" w:type="dxa"/>
-              <w:end w:w="95" w:type="dxa"/>
+              <w:top w:w="60" w:type="dxa"/>
+              <w:start w:w="50" w:type="dxa"/>
+              <w:bottom w:w="60" w:type="dxa"/>
+              <w:end w:w="50" w:type="dxa"/>
             </w:tcMar>
+            <w:tcBorders>
+              <w:bottom w:val="single" w:sz="4" w:color="333333"/>
+            </w:tcBorders>
           </w:tcPr>
           <w:p>
             <w:pPr>
-              <w:spacing w:after="0" w:line="276" w:lineRule="auto"/>
+              <w:spacing w:after="0" w:line="188" w:lineRule="exact" w:before="0"/>
+              <w:ind w:firstLine="0"/>
+              <w:jc w:val="center"/>
             </w:pPr>
             <w:r>
               <w:rPr>
-                <w:rFonts w:ascii="Noto Serif" w:hAnsi="Noto Serif"/>
-                <w:sz w:val="17"/>
+                <w:rFonts w:ascii="Times New Roman" w:hAnsi="Times New Roman"/>
+                <w:color w:val="000000"/>
+                <w:sz w:val="16"/>
               </w:rPr>
               <w:t>20</w:t>
             </w:r>
@@ -4026,23 +4406,29 @@
         </w:tc>
         <w:tc>
           <w:tcPr>
-            <w:tcW w:type="dxa" w:w="1512"/>
+            <w:tcW w:type="dxa" w:w="1134"/>
             <w:vAlign w:val="center"/>
             <w:tcMar>
-              <w:top w:w="75" w:type="dxa"/>
-              <w:start w:w="95" w:type="dxa"/>
-              <w:bottom w:w="75" w:type="dxa"/>
-              <w:end w:w="95" w:type="dxa"/>
+              <w:top w:w="60" w:type="dxa"/>
+              <w:start w:w="50" w:type="dxa"/>
+              <w:bottom w:w="60" w:type="dxa"/>
+              <w:end w:w="50" w:type="dxa"/>
             </w:tcMar>
+            <w:tcBorders>
+              <w:bottom w:val="single" w:sz="4" w:color="333333"/>
+            </w:tcBorders>
           </w:tcPr>
           <w:p>
             <w:pPr>
-              <w:spacing w:after="0" w:line="276" w:lineRule="auto"/>
+              <w:spacing w:after="0" w:line="188" w:lineRule="exact" w:before="0"/>
+              <w:ind w:firstLine="0"/>
+              <w:jc w:val="center"/>
             </w:pPr>
             <w:r>
               <w:rPr>
-                <w:rFonts w:ascii="Noto Serif" w:hAnsi="Noto Serif"/>
-                <w:sz w:val="17"/>
+                <w:rFonts w:ascii="Times New Roman" w:hAnsi="Times New Roman"/>
+                <w:color w:val="000000"/>
+                <w:sz w:val="16"/>
               </w:rPr>
               <w:t>100,00%</w:t>
             </w:r>
@@ -4050,23 +4436,29 @@
         </w:tc>
         <w:tc>
           <w:tcPr>
-            <w:tcW w:type="dxa" w:w="936"/>
+            <w:tcW w:type="dxa" w:w="850"/>
             <w:vAlign w:val="center"/>
             <w:tcMar>
-              <w:top w:w="75" w:type="dxa"/>
-              <w:start w:w="95" w:type="dxa"/>
-              <w:bottom w:w="75" w:type="dxa"/>
-              <w:end w:w="95" w:type="dxa"/>
+              <w:top w:w="60" w:type="dxa"/>
+              <w:start w:w="50" w:type="dxa"/>
+              <w:bottom w:w="60" w:type="dxa"/>
+              <w:end w:w="50" w:type="dxa"/>
             </w:tcMar>
+            <w:tcBorders>
+              <w:bottom w:val="single" w:sz="4" w:color="333333"/>
+            </w:tcBorders>
           </w:tcPr>
           <w:p>
             <w:pPr>
-              <w:spacing w:after="0" w:line="276" w:lineRule="auto"/>
+              <w:spacing w:after="0" w:line="188" w:lineRule="exact" w:before="0"/>
+              <w:ind w:firstLine="0"/>
+              <w:jc w:val="center"/>
             </w:pPr>
             <w:r>
               <w:rPr>
-                <w:rFonts w:ascii="Noto Serif" w:hAnsi="Noto Serif"/>
-                <w:sz w:val="17"/>
+                <w:rFonts w:ascii="Times New Roman" w:hAnsi="Times New Roman"/>
+                <w:color w:val="000000"/>
+                <w:sz w:val="16"/>
               </w:rPr>
               <w:t>16,67%</w:t>
             </w:r>
@@ -4074,23 +4466,29 @@
         </w:tc>
         <w:tc>
           <w:tcPr>
-            <w:tcW w:type="dxa" w:w="2534"/>
+            <w:tcW w:type="dxa" w:w="1814"/>
             <w:vAlign w:val="center"/>
             <w:tcMar>
-              <w:top w:w="75" w:type="dxa"/>
-              <w:start w:w="95" w:type="dxa"/>
-              <w:bottom w:w="75" w:type="dxa"/>
-              <w:end w:w="95" w:type="dxa"/>
+              <w:top w:w="60" w:type="dxa"/>
+              <w:start w:w="50" w:type="dxa"/>
+              <w:bottom w:w="60" w:type="dxa"/>
+              <w:end w:w="50" w:type="dxa"/>
             </w:tcMar>
+            <w:tcBorders>
+              <w:bottom w:val="single" w:sz="4" w:color="333333"/>
+            </w:tcBorders>
           </w:tcPr>
           <w:p>
             <w:pPr>
-              <w:spacing w:after="0" w:line="276" w:lineRule="auto"/>
+              <w:spacing w:after="0" w:line="188" w:lineRule="exact" w:before="0"/>
+              <w:ind w:firstLine="0"/>
+              <w:jc w:val="center"/>
             </w:pPr>
             <w:r>
               <w:rPr>
-                <w:rFonts w:ascii="Noto Serif" w:hAnsi="Noto Serif"/>
-                <w:sz w:val="17"/>
+                <w:rFonts w:ascii="Times New Roman" w:hAnsi="Times New Roman"/>
+                <w:color w:val="000000"/>
+                <w:sz w:val="16"/>
               </w:rPr>
               <w:t>100,00%</w:t>
             </w:r>
@@ -4100,13 +4498,15 @@
     </w:tbl>
     <w:p>
       <w:pPr>
-        <w:pStyle w:val="CaptionedFigure"/>
         <w:widowControl/>
+        <w:spacing w:before="160" w:after="20" w:line="240" w:lineRule="auto"/>
+        <w:ind w:firstLine="0"/>
+        <w:jc w:val="center"/>
       </w:pPr>
       <w:r>
         <w:drawing>
           <wp:inline>
-            <wp:extent cx="5742178" cy="2174866"/>
+            <wp:extent cx="4140000" cy="1568036"/>
             <wp:effectExtent b="0" l="0" r="0" t="0"/>
             <wp:docPr descr="Hình 2. Coverage, FPR và robustness trên 570 trường hợp test tổng hợp. Tỷ lệ FPR càng thấp càng tốt." title="" id="41" name="Picture"/>
             <a:graphic>
@@ -4127,7 +4527,7 @@
                   <pic:spPr bwMode="auto">
                     <a:xfrm>
                       <a:off x="0" y="0"/>
-                      <a:ext cx="5742178" cy="2174866"/>
+                      <a:ext cx="4140000" cy="1568036"/>
                     </a:xfrm>
                     <a:prstGeom prst="rect">
                       <a:avLst/>
@@ -4148,7 +4548,7 @@
     </w:p>
     <w:p>
       <w:pPr>
-        <w:pStyle w:val="ImageCaption"/>
+        <w:pStyle w:val="PaperFigureCaption"/>
         <w:widowControl/>
       </w:pPr>
       <w:r>
@@ -4273,55 +4673,76 @@
     <w:bookmarkStart w:id="44" w:name="phân-rã-theo-nhóm-cwe"/>
     <w:p>
       <w:pPr>
-        <w:pStyle w:val="Heading3"/>
+        <w:pStyle w:val="Heading2"/>
         <w:keepNext/>
+        <w:pageBreakBefore w:val="0"/>
         <w:widowControl/>
       </w:pPr>
       <w:r>
+        <w:rPr>
+          <w:rFonts w:ascii="Times New Roman" w:hAnsi="Times New Roman"/>
+          <w:b/>
+          <w:color w:val="000000"/>
+          <w:sz w:val="20"/>
+        </w:rPr>
         <w:t xml:space="preserve">5.2. Phân rã theo nhóm CWE</w:t>
+      </w:r>
+    </w:p>
+    <w:p>
+      <w:pPr>
+        <w:pStyle w:val="PaperTableCaption"/>
+      </w:pPr>
+      <w:r>
+        <w:t>Bảng 4. Kết quả theo nhóm CWE trên tập kiểm thử</w:t>
       </w:r>
     </w:p>
     <w:tbl>
       <w:tblPr>
-        <w:tblW w:type="dxa" w:w="9432"/>
+        <w:tblW w:type="dxa" w:w="6917"/>
         <w:jc w:val="center"/>
         <w:tblLayout w:type="fixed"/>
         <w:tblLook w:firstColumn="1" w:firstRow="1" w:lastColumn="0" w:lastRow="0" w:noHBand="0" w:noVBand="1" w:val="04A0"/>
       </w:tblPr>
       <w:tblGrid>
-        <w:gridCol w:w="2218"/>
-        <w:gridCol w:w="1728"/>
-        <w:gridCol w:w="2275"/>
-        <w:gridCol w:w="1714"/>
-        <w:gridCol w:w="1498"/>
+        <w:gridCol w:w="1559"/>
+        <w:gridCol w:w="1276"/>
+        <w:gridCol w:w="1587"/>
+        <w:gridCol w:w="1247"/>
+        <w:gridCol w:w="1247"/>
       </w:tblGrid>
       <w:tr>
         <w:trPr>
           <w:cantSplit/>
           <w:tblHeader w:val="true"/>
+          <w:tblHeader w:val="true"/>
         </w:trPr>
         <w:tc>
           <w:tcPr>
-            <w:tcW w:type="dxa" w:w="2218"/>
+            <w:tcW w:type="dxa" w:w="1559"/>
             <w:vAlign w:val="center"/>
             <w:tcMar>
-              <w:top w:w="75" w:type="dxa"/>
-              <w:start w:w="95" w:type="dxa"/>
-              <w:bottom w:w="75" w:type="dxa"/>
-              <w:end w:w="95" w:type="dxa"/>
+              <w:top w:w="60" w:type="dxa"/>
+              <w:start w:w="50" w:type="dxa"/>
+              <w:bottom w:w="60" w:type="dxa"/>
+              <w:end w:w="50" w:type="dxa"/>
             </w:tcMar>
-            <w:shd w:fill="EAF1F6"/>
+            <w:tcBorders>
+              <w:top w:val="single" w:sz="4" w:color="333333"/>
+              <w:bottom w:val="single" w:sz="4" w:color="333333"/>
+            </w:tcBorders>
           </w:tcPr>
           <w:p>
             <w:pPr>
-              <w:spacing w:after="0" w:line="276" w:lineRule="auto"/>
+              <w:spacing w:after="0" w:line="188" w:lineRule="exact" w:before="0"/>
+              <w:ind w:firstLine="0"/>
+              <w:jc w:val="left"/>
             </w:pPr>
             <w:r>
               <w:rPr>
-                <w:rFonts w:ascii="Noto Serif" w:hAnsi="Noto Serif"/>
+                <w:rFonts w:ascii="Times New Roman" w:hAnsi="Times New Roman"/>
                 <w:b/>
-                <w:color w:val="1E3650"/>
-                <w:sz w:val="17"/>
+                <w:color w:val="000000"/>
+                <w:sz w:val="16"/>
               </w:rPr>
               <w:t>CWE</w:t>
             </w:r>
@@ -4329,26 +4750,31 @@
         </w:tc>
         <w:tc>
           <w:tcPr>
-            <w:tcW w:type="dxa" w:w="1728"/>
+            <w:tcW w:type="dxa" w:w="1276"/>
             <w:vAlign w:val="center"/>
             <w:tcMar>
-              <w:top w:w="75" w:type="dxa"/>
-              <w:start w:w="95" w:type="dxa"/>
-              <w:bottom w:w="75" w:type="dxa"/>
-              <w:end w:w="95" w:type="dxa"/>
+              <w:top w:w="60" w:type="dxa"/>
+              <w:start w:w="50" w:type="dxa"/>
+              <w:bottom w:w="60" w:type="dxa"/>
+              <w:end w:w="50" w:type="dxa"/>
             </w:tcMar>
-            <w:shd w:fill="EAF1F6"/>
+            <w:tcBorders>
+              <w:top w:val="single" w:sz="4" w:color="333333"/>
+              <w:bottom w:val="single" w:sz="4" w:color="333333"/>
+            </w:tcBorders>
           </w:tcPr>
           <w:p>
             <w:pPr>
-              <w:spacing w:after="0" w:line="276" w:lineRule="auto"/>
+              <w:spacing w:after="0" w:line="188" w:lineRule="exact" w:before="0"/>
+              <w:ind w:firstLine="0"/>
+              <w:jc w:val="center"/>
             </w:pPr>
             <w:r>
               <w:rPr>
-                <w:rFonts w:ascii="Noto Serif" w:hAnsi="Noto Serif"/>
+                <w:rFonts w:ascii="Times New Roman" w:hAnsi="Times New Roman"/>
                 <w:b/>
-                <w:color w:val="1E3650"/>
-                <w:sz w:val="17"/>
+                <w:color w:val="000000"/>
+                <w:sz w:val="16"/>
               </w:rPr>
               <w:t>Coverage raw</w:t>
             </w:r>
@@ -4356,26 +4782,31 @@
         </w:tc>
         <w:tc>
           <w:tcPr>
-            <w:tcW w:type="dxa" w:w="2275"/>
+            <w:tcW w:type="dxa" w:w="1587"/>
             <w:vAlign w:val="center"/>
             <w:tcMar>
-              <w:top w:w="75" w:type="dxa"/>
-              <w:start w:w="95" w:type="dxa"/>
-              <w:bottom w:w="75" w:type="dxa"/>
-              <w:end w:w="95" w:type="dxa"/>
+              <w:top w:w="60" w:type="dxa"/>
+              <w:start w:w="50" w:type="dxa"/>
+              <w:bottom w:w="60" w:type="dxa"/>
+              <w:end w:w="50" w:type="dxa"/>
             </w:tcMar>
-            <w:shd w:fill="EAF1F6"/>
+            <w:tcBorders>
+              <w:top w:val="single" w:sz="4" w:color="333333"/>
+              <w:bottom w:val="single" w:sz="4" w:color="333333"/>
+            </w:tcBorders>
           </w:tcPr>
           <w:p>
             <w:pPr>
-              <w:spacing w:after="0" w:line="276" w:lineRule="auto"/>
+              <w:spacing w:after="0" w:line="188" w:lineRule="exact" w:before="0"/>
+              <w:ind w:firstLine="0"/>
+              <w:jc w:val="center"/>
             </w:pPr>
             <w:r>
               <w:rPr>
-                <w:rFonts w:ascii="Noto Serif" w:hAnsi="Noto Serif"/>
+                <w:rFonts w:ascii="Times New Roman" w:hAnsi="Times New Roman"/>
                 <w:b/>
-                <w:color w:val="1E3650"/>
-                <w:sz w:val="17"/>
+                <w:color w:val="000000"/>
+                <w:sz w:val="16"/>
               </w:rPr>
               <w:t>Coverage sau chuẩn hóa</w:t>
             </w:r>
@@ -4383,26 +4814,31 @@
         </w:tc>
         <w:tc>
           <w:tcPr>
-            <w:tcW w:type="dxa" w:w="1714"/>
+            <w:tcW w:type="dxa" w:w="1247"/>
             <w:vAlign w:val="center"/>
             <w:tcMar>
-              <w:top w:w="75" w:type="dxa"/>
-              <w:start w:w="95" w:type="dxa"/>
-              <w:bottom w:w="75" w:type="dxa"/>
-              <w:end w:w="95" w:type="dxa"/>
+              <w:top w:w="60" w:type="dxa"/>
+              <w:start w:w="50" w:type="dxa"/>
+              <w:bottom w:w="60" w:type="dxa"/>
+              <w:end w:w="50" w:type="dxa"/>
             </w:tcMar>
-            <w:shd w:fill="EAF1F6"/>
+            <w:tcBorders>
+              <w:top w:val="single" w:sz="4" w:color="333333"/>
+              <w:bottom w:val="single" w:sz="4" w:color="333333"/>
+            </w:tcBorders>
           </w:tcPr>
           <w:p>
             <w:pPr>
-              <w:spacing w:after="0" w:line="276" w:lineRule="auto"/>
+              <w:spacing w:after="0" w:line="188" w:lineRule="exact" w:before="0"/>
+              <w:ind w:firstLine="0"/>
+              <w:jc w:val="center"/>
             </w:pPr>
             <w:r>
               <w:rPr>
-                <w:rFonts w:ascii="Noto Serif" w:hAnsi="Noto Serif"/>
+                <w:rFonts w:ascii="Times New Roman" w:hAnsi="Times New Roman"/>
                 <w:b/>
-                <w:color w:val="1E3650"/>
-                <w:sz w:val="17"/>
+                <w:color w:val="000000"/>
+                <w:sz w:val="16"/>
               </w:rPr>
               <w:t>Coverage TRACE</w:t>
             </w:r>
@@ -4410,26 +4846,31 @@
         </w:tc>
         <w:tc>
           <w:tcPr>
-            <w:tcW w:type="dxa" w:w="1498"/>
+            <w:tcW w:type="dxa" w:w="1247"/>
             <w:vAlign w:val="center"/>
             <w:tcMar>
-              <w:top w:w="75" w:type="dxa"/>
-              <w:start w:w="95" w:type="dxa"/>
-              <w:bottom w:w="75" w:type="dxa"/>
-              <w:end w:w="95" w:type="dxa"/>
+              <w:top w:w="60" w:type="dxa"/>
+              <w:start w:w="50" w:type="dxa"/>
+              <w:bottom w:w="60" w:type="dxa"/>
+              <w:end w:w="50" w:type="dxa"/>
             </w:tcMar>
-            <w:shd w:fill="EAF1F6"/>
+            <w:tcBorders>
+              <w:top w:val="single" w:sz="4" w:color="333333"/>
+              <w:bottom w:val="single" w:sz="4" w:color="333333"/>
+            </w:tcBorders>
           </w:tcPr>
           <w:p>
             <w:pPr>
-              <w:spacing w:after="0" w:line="276" w:lineRule="auto"/>
+              <w:spacing w:after="0" w:line="188" w:lineRule="exact" w:before="0"/>
+              <w:ind w:firstLine="0"/>
+              <w:jc w:val="center"/>
             </w:pPr>
             <w:r>
               <w:rPr>
-                <w:rFonts w:ascii="Noto Serif" w:hAnsi="Noto Serif"/>
+                <w:rFonts w:ascii="Times New Roman" w:hAnsi="Times New Roman"/>
                 <w:b/>
-                <w:color w:val="1E3650"/>
-                <w:sz w:val="17"/>
+                <w:color w:val="000000"/>
+                <w:sz w:val="16"/>
               </w:rPr>
               <w:t>FPR TRACE</w:t>
             </w:r>
@@ -4442,23 +4883,26 @@
         </w:trPr>
         <w:tc>
           <w:tcPr>
-            <w:tcW w:type="dxa" w:w="2218"/>
+            <w:tcW w:type="dxa" w:w="1559"/>
             <w:vAlign w:val="center"/>
             <w:tcMar>
-              <w:top w:w="75" w:type="dxa"/>
-              <w:start w:w="95" w:type="dxa"/>
-              <w:bottom w:w="75" w:type="dxa"/>
-              <w:end w:w="95" w:type="dxa"/>
+              <w:top w:w="60" w:type="dxa"/>
+              <w:start w:w="50" w:type="dxa"/>
+              <w:bottom w:w="60" w:type="dxa"/>
+              <w:end w:w="50" w:type="dxa"/>
             </w:tcMar>
           </w:tcPr>
           <w:p>
             <w:pPr>
-              <w:spacing w:after="0" w:line="276" w:lineRule="auto"/>
+              <w:spacing w:after="0" w:line="188" w:lineRule="exact" w:before="0"/>
+              <w:ind w:firstLine="0"/>
+              <w:jc w:val="left"/>
             </w:pPr>
             <w:r>
               <w:rPr>
-                <w:rFonts w:ascii="Noto Serif" w:hAnsi="Noto Serif"/>
-                <w:sz w:val="17"/>
+                <w:rFonts w:ascii="Times New Roman" w:hAnsi="Times New Roman"/>
+                <w:color w:val="000000"/>
+                <w:sz w:val="16"/>
               </w:rPr>
               <w:t>CWE-89 / SQLi</w:t>
             </w:r>
@@ -4466,23 +4910,26 @@
         </w:tc>
         <w:tc>
           <w:tcPr>
-            <w:tcW w:type="dxa" w:w="1728"/>
+            <w:tcW w:type="dxa" w:w="1276"/>
             <w:vAlign w:val="center"/>
             <w:tcMar>
-              <w:top w:w="75" w:type="dxa"/>
-              <w:start w:w="95" w:type="dxa"/>
-              <w:bottom w:w="75" w:type="dxa"/>
-              <w:end w:w="95" w:type="dxa"/>
+              <w:top w:w="60" w:type="dxa"/>
+              <w:start w:w="50" w:type="dxa"/>
+              <w:bottom w:w="60" w:type="dxa"/>
+              <w:end w:w="50" w:type="dxa"/>
             </w:tcMar>
           </w:tcPr>
           <w:p>
             <w:pPr>
-              <w:spacing w:after="0" w:line="276" w:lineRule="auto"/>
+              <w:spacing w:after="0" w:line="188" w:lineRule="exact" w:before="0"/>
+              <w:ind w:firstLine="0"/>
+              <w:jc w:val="center"/>
             </w:pPr>
             <w:r>
               <w:rPr>
-                <w:rFonts w:ascii="Noto Serif" w:hAnsi="Noto Serif"/>
-                <w:sz w:val="17"/>
+                <w:rFonts w:ascii="Times New Roman" w:hAnsi="Times New Roman"/>
+                <w:color w:val="000000"/>
+                <w:sz w:val="16"/>
               </w:rPr>
               <w:t>40,00%</w:t>
             </w:r>
@@ -4490,23 +4937,26 @@
         </w:tc>
         <w:tc>
           <w:tcPr>
-            <w:tcW w:type="dxa" w:w="2275"/>
+            <w:tcW w:type="dxa" w:w="1587"/>
             <w:vAlign w:val="center"/>
             <w:tcMar>
-              <w:top w:w="75" w:type="dxa"/>
-              <w:start w:w="95" w:type="dxa"/>
-              <w:bottom w:w="75" w:type="dxa"/>
-              <w:end w:w="95" w:type="dxa"/>
+              <w:top w:w="60" w:type="dxa"/>
+              <w:start w:w="50" w:type="dxa"/>
+              <w:bottom w:w="60" w:type="dxa"/>
+              <w:end w:w="50" w:type="dxa"/>
             </w:tcMar>
           </w:tcPr>
           <w:p>
             <w:pPr>
-              <w:spacing w:after="0" w:line="276" w:lineRule="auto"/>
+              <w:spacing w:after="0" w:line="188" w:lineRule="exact" w:before="0"/>
+              <w:ind w:firstLine="0"/>
+              <w:jc w:val="center"/>
             </w:pPr>
             <w:r>
               <w:rPr>
-                <w:rFonts w:ascii="Noto Serif" w:hAnsi="Noto Serif"/>
-                <w:sz w:val="17"/>
+                <w:rFonts w:ascii="Times New Roman" w:hAnsi="Times New Roman"/>
+                <w:color w:val="000000"/>
+                <w:sz w:val="16"/>
               </w:rPr>
               <w:t>80,00%</w:t>
             </w:r>
@@ -4514,23 +4964,26 @@
         </w:tc>
         <w:tc>
           <w:tcPr>
-            <w:tcW w:type="dxa" w:w="1714"/>
+            <w:tcW w:type="dxa" w:w="1247"/>
             <w:vAlign w:val="center"/>
             <w:tcMar>
-              <w:top w:w="75" w:type="dxa"/>
-              <w:start w:w="95" w:type="dxa"/>
-              <w:bottom w:w="75" w:type="dxa"/>
-              <w:end w:w="95" w:type="dxa"/>
+              <w:top w:w="60" w:type="dxa"/>
+              <w:start w:w="50" w:type="dxa"/>
+              <w:bottom w:w="60" w:type="dxa"/>
+              <w:end w:w="50" w:type="dxa"/>
             </w:tcMar>
           </w:tcPr>
           <w:p>
             <w:pPr>
-              <w:spacing w:after="0" w:line="276" w:lineRule="auto"/>
+              <w:spacing w:after="0" w:line="188" w:lineRule="exact" w:before="0"/>
+              <w:ind w:firstLine="0"/>
+              <w:jc w:val="center"/>
             </w:pPr>
             <w:r>
               <w:rPr>
-                <w:rFonts w:ascii="Noto Serif" w:hAnsi="Noto Serif"/>
-                <w:sz w:val="17"/>
+                <w:rFonts w:ascii="Times New Roman" w:hAnsi="Times New Roman"/>
+                <w:color w:val="000000"/>
+                <w:sz w:val="16"/>
               </w:rPr>
               <w:t>100,00%</w:t>
             </w:r>
@@ -4538,23 +4991,26 @@
         </w:tc>
         <w:tc>
           <w:tcPr>
-            <w:tcW w:type="dxa" w:w="1498"/>
+            <w:tcW w:type="dxa" w:w="1247"/>
             <w:vAlign w:val="center"/>
             <w:tcMar>
-              <w:top w:w="75" w:type="dxa"/>
-              <w:start w:w="95" w:type="dxa"/>
-              <w:bottom w:w="75" w:type="dxa"/>
-              <w:end w:w="95" w:type="dxa"/>
+              <w:top w:w="60" w:type="dxa"/>
+              <w:start w:w="50" w:type="dxa"/>
+              <w:bottom w:w="60" w:type="dxa"/>
+              <w:end w:w="50" w:type="dxa"/>
             </w:tcMar>
           </w:tcPr>
           <w:p>
             <w:pPr>
-              <w:spacing w:after="0" w:line="276" w:lineRule="auto"/>
+              <w:spacing w:after="0" w:line="188" w:lineRule="exact" w:before="0"/>
+              <w:ind w:firstLine="0"/>
+              <w:jc w:val="center"/>
             </w:pPr>
             <w:r>
               <w:rPr>
-                <w:rFonts w:ascii="Noto Serif" w:hAnsi="Noto Serif"/>
-                <w:sz w:val="17"/>
+                <w:rFonts w:ascii="Times New Roman" w:hAnsi="Times New Roman"/>
+                <w:color w:val="000000"/>
+                <w:sz w:val="16"/>
               </w:rPr>
               <w:t>50,00%</w:t>
             </w:r>
@@ -4567,23 +5023,26 @@
         </w:trPr>
         <w:tc>
           <w:tcPr>
-            <w:tcW w:type="dxa" w:w="2218"/>
+            <w:tcW w:type="dxa" w:w="1559"/>
             <w:vAlign w:val="center"/>
             <w:tcMar>
-              <w:top w:w="75" w:type="dxa"/>
-              <w:start w:w="95" w:type="dxa"/>
-              <w:bottom w:w="75" w:type="dxa"/>
-              <w:end w:w="95" w:type="dxa"/>
+              <w:top w:w="60" w:type="dxa"/>
+              <w:start w:w="50" w:type="dxa"/>
+              <w:bottom w:w="60" w:type="dxa"/>
+              <w:end w:w="50" w:type="dxa"/>
             </w:tcMar>
           </w:tcPr>
           <w:p>
             <w:pPr>
-              <w:spacing w:after="0" w:line="276" w:lineRule="auto"/>
+              <w:spacing w:after="0" w:line="188" w:lineRule="exact" w:before="0"/>
+              <w:ind w:firstLine="0"/>
+              <w:jc w:val="left"/>
             </w:pPr>
             <w:r>
               <w:rPr>
-                <w:rFonts w:ascii="Noto Serif" w:hAnsi="Noto Serif"/>
-                <w:sz w:val="17"/>
+                <w:rFonts w:ascii="Times New Roman" w:hAnsi="Times New Roman"/>
+                <w:color w:val="000000"/>
+                <w:sz w:val="16"/>
               </w:rPr>
               <w:t>CWE-79 / XSS</w:t>
             </w:r>
@@ -4591,23 +5050,26 @@
         </w:tc>
         <w:tc>
           <w:tcPr>
-            <w:tcW w:type="dxa" w:w="1728"/>
+            <w:tcW w:type="dxa" w:w="1276"/>
             <w:vAlign w:val="center"/>
             <w:tcMar>
-              <w:top w:w="75" w:type="dxa"/>
-              <w:start w:w="95" w:type="dxa"/>
-              <w:bottom w:w="75" w:type="dxa"/>
-              <w:end w:w="95" w:type="dxa"/>
+              <w:top w:w="60" w:type="dxa"/>
+              <w:start w:w="50" w:type="dxa"/>
+              <w:bottom w:w="60" w:type="dxa"/>
+              <w:end w:w="50" w:type="dxa"/>
             </w:tcMar>
           </w:tcPr>
           <w:p>
             <w:pPr>
-              <w:spacing w:after="0" w:line="276" w:lineRule="auto"/>
+              <w:spacing w:after="0" w:line="188" w:lineRule="exact" w:before="0"/>
+              <w:ind w:firstLine="0"/>
+              <w:jc w:val="center"/>
             </w:pPr>
             <w:r>
               <w:rPr>
-                <w:rFonts w:ascii="Noto Serif" w:hAnsi="Noto Serif"/>
-                <w:sz w:val="17"/>
+                <w:rFonts w:ascii="Times New Roman" w:hAnsi="Times New Roman"/>
+                <w:color w:val="000000"/>
+                <w:sz w:val="16"/>
               </w:rPr>
               <w:t>52,00%</w:t>
             </w:r>
@@ -4615,23 +5077,26 @@
         </w:tc>
         <w:tc>
           <w:tcPr>
-            <w:tcW w:type="dxa" w:w="2275"/>
+            <w:tcW w:type="dxa" w:w="1587"/>
             <w:vAlign w:val="center"/>
             <w:tcMar>
-              <w:top w:w="75" w:type="dxa"/>
-              <w:start w:w="95" w:type="dxa"/>
-              <w:bottom w:w="75" w:type="dxa"/>
-              <w:end w:w="95" w:type="dxa"/>
+              <w:top w:w="60" w:type="dxa"/>
+              <w:start w:w="50" w:type="dxa"/>
+              <w:bottom w:w="60" w:type="dxa"/>
+              <w:end w:w="50" w:type="dxa"/>
             </w:tcMar>
           </w:tcPr>
           <w:p>
             <w:pPr>
-              <w:spacing w:after="0" w:line="276" w:lineRule="auto"/>
+              <w:spacing w:after="0" w:line="188" w:lineRule="exact" w:before="0"/>
+              <w:ind w:firstLine="0"/>
+              <w:jc w:val="center"/>
             </w:pPr>
             <w:r>
               <w:rPr>
-                <w:rFonts w:ascii="Noto Serif" w:hAnsi="Noto Serif"/>
-                <w:sz w:val="17"/>
+                <w:rFonts w:ascii="Times New Roman" w:hAnsi="Times New Roman"/>
+                <w:color w:val="000000"/>
+                <w:sz w:val="16"/>
               </w:rPr>
               <w:t>100,00%</w:t>
             </w:r>
@@ -4639,23 +5104,26 @@
         </w:tc>
         <w:tc>
           <w:tcPr>
-            <w:tcW w:type="dxa" w:w="1714"/>
+            <w:tcW w:type="dxa" w:w="1247"/>
             <w:vAlign w:val="center"/>
             <w:tcMar>
-              <w:top w:w="75" w:type="dxa"/>
-              <w:start w:w="95" w:type="dxa"/>
-              <w:bottom w:w="75" w:type="dxa"/>
-              <w:end w:w="95" w:type="dxa"/>
+              <w:top w:w="60" w:type="dxa"/>
+              <w:start w:w="50" w:type="dxa"/>
+              <w:bottom w:w="60" w:type="dxa"/>
+              <w:end w:w="50" w:type="dxa"/>
             </w:tcMar>
           </w:tcPr>
           <w:p>
             <w:pPr>
-              <w:spacing w:after="0" w:line="276" w:lineRule="auto"/>
+              <w:spacing w:after="0" w:line="188" w:lineRule="exact" w:before="0"/>
+              <w:ind w:firstLine="0"/>
+              <w:jc w:val="center"/>
             </w:pPr>
             <w:r>
               <w:rPr>
-                <w:rFonts w:ascii="Noto Serif" w:hAnsi="Noto Serif"/>
-                <w:sz w:val="17"/>
+                <w:rFonts w:ascii="Times New Roman" w:hAnsi="Times New Roman"/>
+                <w:color w:val="000000"/>
+                <w:sz w:val="16"/>
               </w:rPr>
               <w:t>100,00%</w:t>
             </w:r>
@@ -4663,23 +5131,26 @@
         </w:tc>
         <w:tc>
           <w:tcPr>
-            <w:tcW w:type="dxa" w:w="1498"/>
+            <w:tcW w:type="dxa" w:w="1247"/>
             <w:vAlign w:val="center"/>
             <w:tcMar>
-              <w:top w:w="75" w:type="dxa"/>
-              <w:start w:w="95" w:type="dxa"/>
-              <w:bottom w:w="75" w:type="dxa"/>
-              <w:end w:w="95" w:type="dxa"/>
+              <w:top w:w="60" w:type="dxa"/>
+              <w:start w:w="50" w:type="dxa"/>
+              <w:bottom w:w="60" w:type="dxa"/>
+              <w:end w:w="50" w:type="dxa"/>
             </w:tcMar>
           </w:tcPr>
           <w:p>
             <w:pPr>
-              <w:spacing w:after="0" w:line="276" w:lineRule="auto"/>
+              <w:spacing w:after="0" w:line="188" w:lineRule="exact" w:before="0"/>
+              <w:ind w:firstLine="0"/>
+              <w:jc w:val="center"/>
             </w:pPr>
             <w:r>
               <w:rPr>
-                <w:rFonts w:ascii="Noto Serif" w:hAnsi="Noto Serif"/>
-                <w:sz w:val="17"/>
+                <w:rFonts w:ascii="Times New Roman" w:hAnsi="Times New Roman"/>
+                <w:color w:val="000000"/>
+                <w:sz w:val="16"/>
               </w:rPr>
               <w:t>0,00%</w:t>
             </w:r>
@@ -4692,23 +5163,29 @@
         </w:trPr>
         <w:tc>
           <w:tcPr>
-            <w:tcW w:type="dxa" w:w="2218"/>
+            <w:tcW w:type="dxa" w:w="1559"/>
             <w:vAlign w:val="center"/>
             <w:tcMar>
-              <w:top w:w="75" w:type="dxa"/>
-              <w:start w:w="95" w:type="dxa"/>
-              <w:bottom w:w="75" w:type="dxa"/>
-              <w:end w:w="95" w:type="dxa"/>
+              <w:top w:w="60" w:type="dxa"/>
+              <w:start w:w="50" w:type="dxa"/>
+              <w:bottom w:w="60" w:type="dxa"/>
+              <w:end w:w="50" w:type="dxa"/>
             </w:tcMar>
+            <w:tcBorders>
+              <w:bottom w:val="single" w:sz="4" w:color="333333"/>
+            </w:tcBorders>
           </w:tcPr>
           <w:p>
             <w:pPr>
-              <w:spacing w:after="0" w:line="276" w:lineRule="auto"/>
+              <w:spacing w:after="0" w:line="188" w:lineRule="exact" w:before="0"/>
+              <w:ind w:firstLine="0"/>
+              <w:jc w:val="left"/>
             </w:pPr>
             <w:r>
               <w:rPr>
-                <w:rFonts w:ascii="Noto Serif" w:hAnsi="Noto Serif"/>
-                <w:sz w:val="17"/>
+                <w:rFonts w:ascii="Times New Roman" w:hAnsi="Times New Roman"/>
+                <w:color w:val="000000"/>
+                <w:sz w:val="16"/>
               </w:rPr>
               <w:t>CWE-22 / Path traversal</w:t>
             </w:r>
@@ -4716,23 +5193,29 @@
         </w:tc>
         <w:tc>
           <w:tcPr>
-            <w:tcW w:type="dxa" w:w="1728"/>
+            <w:tcW w:type="dxa" w:w="1276"/>
             <w:vAlign w:val="center"/>
             <w:tcMar>
-              <w:top w:w="75" w:type="dxa"/>
-              <w:start w:w="95" w:type="dxa"/>
-              <w:bottom w:w="75" w:type="dxa"/>
-              <w:end w:w="95" w:type="dxa"/>
+              <w:top w:w="60" w:type="dxa"/>
+              <w:start w:w="50" w:type="dxa"/>
+              <w:bottom w:w="60" w:type="dxa"/>
+              <w:end w:w="50" w:type="dxa"/>
             </w:tcMar>
+            <w:tcBorders>
+              <w:bottom w:val="single" w:sz="4" w:color="333333"/>
+            </w:tcBorders>
           </w:tcPr>
           <w:p>
             <w:pPr>
-              <w:spacing w:after="0" w:line="276" w:lineRule="auto"/>
+              <w:spacing w:after="0" w:line="188" w:lineRule="exact" w:before="0"/>
+              <w:ind w:firstLine="0"/>
+              <w:jc w:val="center"/>
             </w:pPr>
             <w:r>
               <w:rPr>
-                <w:rFonts w:ascii="Noto Serif" w:hAnsi="Noto Serif"/>
-                <w:sz w:val="17"/>
+                <w:rFonts w:ascii="Times New Roman" w:hAnsi="Times New Roman"/>
+                <w:color w:val="000000"/>
+                <w:sz w:val="16"/>
               </w:rPr>
               <w:t>60,00%</w:t>
             </w:r>
@@ -4740,23 +5223,29 @@
         </w:tc>
         <w:tc>
           <w:tcPr>
-            <w:tcW w:type="dxa" w:w="2275"/>
+            <w:tcW w:type="dxa" w:w="1587"/>
             <w:vAlign w:val="center"/>
             <w:tcMar>
-              <w:top w:w="75" w:type="dxa"/>
-              <w:start w:w="95" w:type="dxa"/>
-              <w:bottom w:w="75" w:type="dxa"/>
-              <w:end w:w="95" w:type="dxa"/>
+              <w:top w:w="60" w:type="dxa"/>
+              <w:start w:w="50" w:type="dxa"/>
+              <w:bottom w:w="60" w:type="dxa"/>
+              <w:end w:w="50" w:type="dxa"/>
             </w:tcMar>
+            <w:tcBorders>
+              <w:bottom w:val="single" w:sz="4" w:color="333333"/>
+            </w:tcBorders>
           </w:tcPr>
           <w:p>
             <w:pPr>
-              <w:spacing w:after="0" w:line="276" w:lineRule="auto"/>
+              <w:spacing w:after="0" w:line="188" w:lineRule="exact" w:before="0"/>
+              <w:ind w:firstLine="0"/>
+              <w:jc w:val="center"/>
             </w:pPr>
             <w:r>
               <w:rPr>
-                <w:rFonts w:ascii="Noto Serif" w:hAnsi="Noto Serif"/>
-                <w:sz w:val="17"/>
+                <w:rFonts w:ascii="Times New Roman" w:hAnsi="Times New Roman"/>
+                <w:color w:val="000000"/>
+                <w:sz w:val="16"/>
               </w:rPr>
               <w:t>100,00%</w:t>
             </w:r>
@@ -4764,23 +5253,29 @@
         </w:tc>
         <w:tc>
           <w:tcPr>
-            <w:tcW w:type="dxa" w:w="1714"/>
+            <w:tcW w:type="dxa" w:w="1247"/>
             <w:vAlign w:val="center"/>
             <w:tcMar>
-              <w:top w:w="75" w:type="dxa"/>
-              <w:start w:w="95" w:type="dxa"/>
-              <w:bottom w:w="75" w:type="dxa"/>
-              <w:end w:w="95" w:type="dxa"/>
+              <w:top w:w="60" w:type="dxa"/>
+              <w:start w:w="50" w:type="dxa"/>
+              <w:bottom w:w="60" w:type="dxa"/>
+              <w:end w:w="50" w:type="dxa"/>
             </w:tcMar>
+            <w:tcBorders>
+              <w:bottom w:val="single" w:sz="4" w:color="333333"/>
+            </w:tcBorders>
           </w:tcPr>
           <w:p>
             <w:pPr>
-              <w:spacing w:after="0" w:line="276" w:lineRule="auto"/>
+              <w:spacing w:after="0" w:line="188" w:lineRule="exact" w:before="0"/>
+              <w:ind w:firstLine="0"/>
+              <w:jc w:val="center"/>
             </w:pPr>
             <w:r>
               <w:rPr>
-                <w:rFonts w:ascii="Noto Serif" w:hAnsi="Noto Serif"/>
-                <w:sz w:val="17"/>
+                <w:rFonts w:ascii="Times New Roman" w:hAnsi="Times New Roman"/>
+                <w:color w:val="000000"/>
+                <w:sz w:val="16"/>
               </w:rPr>
               <w:t>100,00%</w:t>
             </w:r>
@@ -4788,23 +5283,29 @@
         </w:tc>
         <w:tc>
           <w:tcPr>
-            <w:tcW w:type="dxa" w:w="1498"/>
+            <w:tcW w:type="dxa" w:w="1247"/>
             <w:vAlign w:val="center"/>
             <w:tcMar>
-              <w:top w:w="75" w:type="dxa"/>
-              <w:start w:w="95" w:type="dxa"/>
-              <w:bottom w:w="75" w:type="dxa"/>
-              <w:end w:w="95" w:type="dxa"/>
+              <w:top w:w="60" w:type="dxa"/>
+              <w:start w:w="50" w:type="dxa"/>
+              <w:bottom w:w="60" w:type="dxa"/>
+              <w:end w:w="50" w:type="dxa"/>
             </w:tcMar>
+            <w:tcBorders>
+              <w:bottom w:val="single" w:sz="4" w:color="333333"/>
+            </w:tcBorders>
           </w:tcPr>
           <w:p>
             <w:pPr>
-              <w:spacing w:after="0" w:line="276" w:lineRule="auto"/>
+              <w:spacing w:after="0" w:line="188" w:lineRule="exact" w:before="0"/>
+              <w:ind w:firstLine="0"/>
+              <w:jc w:val="center"/>
             </w:pPr>
             <w:r>
               <w:rPr>
-                <w:rFonts w:ascii="Noto Serif" w:hAnsi="Noto Serif"/>
-                <w:sz w:val="17"/>
+                <w:rFonts w:ascii="Times New Roman" w:hAnsi="Times New Roman"/>
+                <w:color w:val="000000"/>
+                <w:sz w:val="16"/>
               </w:rPr>
               <w:t>0,00%</w:t>
             </w:r>
@@ -4816,6 +5317,7 @@
       <w:pPr>
         <w:pStyle w:val="BodyText"/>
         <w:widowControl/>
+        <w:ind w:firstLine="0"/>
       </w:pPr>
       <w:r>
         <w:t xml:space="preserve">Chênh lệch giữa các CWE cho thấy một tỷ lệ tổng hợp có thể che giấu loại lỗi đặc biệt khó. Ở mô phỏng này, chuẩn hóa chuỗi vẫn bỏ sót 30 mẫu SQLi comment-separated; TRACE-Policy bổ sung bước xử lý comment nên không bỏ sót các mẫu thuộc họ đã tạo. Ngược lại, việc chặn tài liệu SQL có các cụm</w:t>
@@ -4840,55 +5342,76 @@
     <w:bookmarkStart w:id="48" w:name="thử-nghiệm-synthetic-drift"/>
     <w:p>
       <w:pPr>
-        <w:pStyle w:val="Heading3"/>
+        <w:pStyle w:val="Heading2"/>
         <w:keepNext/>
+        <w:pageBreakBefore w:val="0"/>
         <w:widowControl/>
       </w:pPr>
       <w:r>
+        <w:rPr>
+          <w:rFonts w:ascii="Times New Roman" w:hAnsi="Times New Roman"/>
+          <w:b/>
+          <w:color w:val="000000"/>
+          <w:sz w:val="20"/>
+        </w:rPr>
         <w:t xml:space="preserve">5.3. Thử nghiệm synthetic drift</w:t>
+      </w:r>
+    </w:p>
+    <w:p>
+      <w:pPr>
+        <w:pStyle w:val="PaperTableCaption"/>
+      </w:pPr>
+      <w:r>
+        <w:t>Bảng 5. Đánh giá khả năng phát hiện theo nhóm biểu diễn đầu vào</w:t>
       </w:r>
     </w:p>
     <w:tbl>
       <w:tblPr>
-        <w:tblW w:type="dxa" w:w="9432"/>
+        <w:tblW w:type="dxa" w:w="6917"/>
         <w:jc w:val="center"/>
         <w:tblLayout w:type="fixed"/>
         <w:tblLook w:firstColumn="1" w:firstRow="1" w:lastColumn="0" w:lastRow="0" w:noHBand="0" w:noVBand="1" w:val="04A0"/>
       </w:tblPr>
       <w:tblGrid>
-        <w:gridCol w:w="3456"/>
-        <w:gridCol w:w="965"/>
-        <w:gridCol w:w="1670"/>
-        <w:gridCol w:w="1829"/>
-        <w:gridCol w:w="1512"/>
+        <w:gridCol w:w="2098"/>
+        <w:gridCol w:w="765"/>
+        <w:gridCol w:w="1276"/>
+        <w:gridCol w:w="1502"/>
+        <w:gridCol w:w="1276"/>
       </w:tblGrid>
       <w:tr>
         <w:trPr>
           <w:cantSplit/>
           <w:tblHeader w:val="true"/>
+          <w:tblHeader w:val="true"/>
         </w:trPr>
         <w:tc>
           <w:tcPr>
-            <w:tcW w:type="dxa" w:w="3456"/>
+            <w:tcW w:type="dxa" w:w="2098"/>
             <w:vAlign w:val="center"/>
             <w:tcMar>
-              <w:top w:w="75" w:type="dxa"/>
-              <w:start w:w="95" w:type="dxa"/>
-              <w:bottom w:w="75" w:type="dxa"/>
-              <w:end w:w="95" w:type="dxa"/>
+              <w:top w:w="60" w:type="dxa"/>
+              <w:start w:w="50" w:type="dxa"/>
+              <w:bottom w:w="60" w:type="dxa"/>
+              <w:end w:w="50" w:type="dxa"/>
             </w:tcMar>
-            <w:shd w:fill="EAF1F6"/>
+            <w:tcBorders>
+              <w:top w:val="single" w:sz="4" w:color="333333"/>
+              <w:bottom w:val="single" w:sz="4" w:color="333333"/>
+            </w:tcBorders>
           </w:tcPr>
           <w:p>
             <w:pPr>
-              <w:spacing w:after="0" w:line="276" w:lineRule="auto"/>
+              <w:spacing w:after="0" w:line="188" w:lineRule="exact" w:before="0"/>
+              <w:ind w:firstLine="0"/>
+              <w:jc w:val="left"/>
             </w:pPr>
             <w:r>
               <w:rPr>
-                <w:rFonts w:ascii="Noto Serif" w:hAnsi="Noto Serif"/>
+                <w:rFonts w:ascii="Times New Roman" w:hAnsi="Times New Roman"/>
                 <w:b/>
-                <w:color w:val="1E3650"/>
-                <w:sz w:val="17"/>
+                <w:color w:val="000000"/>
+                <w:sz w:val="16"/>
               </w:rPr>
               <w:t>Hỗn hợp đầu vào tấn công</w:t>
             </w:r>
@@ -4896,26 +5419,31 @@
         </w:tc>
         <w:tc>
           <w:tcPr>
-            <w:tcW w:type="dxa" w:w="965"/>
+            <w:tcW w:type="dxa" w:w="765"/>
             <w:vAlign w:val="center"/>
             <w:tcMar>
-              <w:top w:w="75" w:type="dxa"/>
-              <w:start w:w="95" w:type="dxa"/>
-              <w:bottom w:w="75" w:type="dxa"/>
-              <w:end w:w="95" w:type="dxa"/>
+              <w:top w:w="60" w:type="dxa"/>
+              <w:start w:w="50" w:type="dxa"/>
+              <w:bottom w:w="60" w:type="dxa"/>
+              <w:end w:w="50" w:type="dxa"/>
             </w:tcMar>
-            <w:shd w:fill="EAF1F6"/>
+            <w:tcBorders>
+              <w:top w:val="single" w:sz="4" w:color="333333"/>
+              <w:bottom w:val="single" w:sz="4" w:color="333333"/>
+            </w:tcBorders>
           </w:tcPr>
           <w:p>
             <w:pPr>
-              <w:spacing w:after="0" w:line="276" w:lineRule="auto"/>
+              <w:spacing w:after="0" w:line="188" w:lineRule="exact" w:before="0"/>
+              <w:ind w:firstLine="0"/>
+              <w:jc w:val="center"/>
             </w:pPr>
             <w:r>
               <w:rPr>
-                <w:rFonts w:ascii="Noto Serif" w:hAnsi="Noto Serif"/>
+                <w:rFonts w:ascii="Times New Roman" w:hAnsi="Times New Roman"/>
                 <w:b/>
-                <w:color w:val="1E3650"/>
-                <w:sz w:val="17"/>
+                <w:color w:val="000000"/>
+                <w:sz w:val="16"/>
               </w:rPr>
               <w:t>Số mẫu</w:t>
             </w:r>
@@ -4923,26 +5451,31 @@
         </w:tc>
         <w:tc>
           <w:tcPr>
-            <w:tcW w:type="dxa" w:w="1670"/>
+            <w:tcW w:type="dxa" w:w="1276"/>
             <w:vAlign w:val="center"/>
             <w:tcMar>
-              <w:top w:w="75" w:type="dxa"/>
-              <w:start w:w="95" w:type="dxa"/>
-              <w:bottom w:w="75" w:type="dxa"/>
-              <w:end w:w="95" w:type="dxa"/>
+              <w:top w:w="60" w:type="dxa"/>
+              <w:start w:w="50" w:type="dxa"/>
+              <w:bottom w:w="60" w:type="dxa"/>
+              <w:end w:w="50" w:type="dxa"/>
             </w:tcMar>
-            <w:shd w:fill="EAF1F6"/>
+            <w:tcBorders>
+              <w:top w:val="single" w:sz="4" w:color="333333"/>
+              <w:bottom w:val="single" w:sz="4" w:color="333333"/>
+            </w:tcBorders>
           </w:tcPr>
           <w:p>
             <w:pPr>
-              <w:spacing w:after="0" w:line="276" w:lineRule="auto"/>
+              <w:spacing w:after="0" w:line="188" w:lineRule="exact" w:before="0"/>
+              <w:ind w:firstLine="0"/>
+              <w:jc w:val="center"/>
             </w:pPr>
             <w:r>
               <w:rPr>
-                <w:rFonts w:ascii="Noto Serif" w:hAnsi="Noto Serif"/>
+                <w:rFonts w:ascii="Times New Roman" w:hAnsi="Times New Roman"/>
                 <w:b/>
-                <w:color w:val="1E3650"/>
-                <w:sz w:val="17"/>
+                <w:color w:val="000000"/>
+                <w:sz w:val="16"/>
               </w:rPr>
               <w:t>Raw signature</w:t>
             </w:r>
@@ -4950,26 +5483,31 @@
         </w:tc>
         <w:tc>
           <w:tcPr>
-            <w:tcW w:type="dxa" w:w="1829"/>
+            <w:tcW w:type="dxa" w:w="1502"/>
             <w:vAlign w:val="center"/>
             <w:tcMar>
-              <w:top w:w="75" w:type="dxa"/>
-              <w:start w:w="95" w:type="dxa"/>
-              <w:bottom w:w="75" w:type="dxa"/>
-              <w:end w:w="95" w:type="dxa"/>
+              <w:top w:w="60" w:type="dxa"/>
+              <w:start w:w="50" w:type="dxa"/>
+              <w:bottom w:w="60" w:type="dxa"/>
+              <w:end w:w="50" w:type="dxa"/>
             </w:tcMar>
-            <w:shd w:fill="EAF1F6"/>
+            <w:tcBorders>
+              <w:top w:val="single" w:sz="4" w:color="333333"/>
+              <w:bottom w:val="single" w:sz="4" w:color="333333"/>
+            </w:tcBorders>
           </w:tcPr>
           <w:p>
             <w:pPr>
-              <w:spacing w:after="0" w:line="276" w:lineRule="auto"/>
+              <w:spacing w:after="0" w:line="188" w:lineRule="exact" w:before="0"/>
+              <w:ind w:firstLine="0"/>
+              <w:jc w:val="center"/>
             </w:pPr>
             <w:r>
               <w:rPr>
-                <w:rFonts w:ascii="Noto Serif" w:hAnsi="Noto Serif"/>
+                <w:rFonts w:ascii="Times New Roman" w:hAnsi="Times New Roman"/>
                 <w:b/>
-                <w:color w:val="1E3650"/>
-                <w:sz w:val="17"/>
+                <w:color w:val="000000"/>
+                <w:sz w:val="16"/>
               </w:rPr>
               <w:t>Canonical signature</w:t>
             </w:r>
@@ -4977,26 +5515,31 @@
         </w:tc>
         <w:tc>
           <w:tcPr>
-            <w:tcW w:type="dxa" w:w="1512"/>
+            <w:tcW w:type="dxa" w:w="1276"/>
             <w:vAlign w:val="center"/>
             <w:tcMar>
-              <w:top w:w="75" w:type="dxa"/>
-              <w:start w:w="95" w:type="dxa"/>
-              <w:bottom w:w="75" w:type="dxa"/>
-              <w:end w:w="95" w:type="dxa"/>
+              <w:top w:w="60" w:type="dxa"/>
+              <w:start w:w="50" w:type="dxa"/>
+              <w:bottom w:w="60" w:type="dxa"/>
+              <w:end w:w="50" w:type="dxa"/>
             </w:tcMar>
-            <w:shd w:fill="EAF1F6"/>
+            <w:tcBorders>
+              <w:top w:val="single" w:sz="4" w:color="333333"/>
+              <w:bottom w:val="single" w:sz="4" w:color="333333"/>
+            </w:tcBorders>
           </w:tcPr>
           <w:p>
             <w:pPr>
-              <w:spacing w:after="0" w:line="276" w:lineRule="auto"/>
+              <w:spacing w:after="0" w:line="188" w:lineRule="exact" w:before="0"/>
+              <w:ind w:firstLine="0"/>
+              <w:jc w:val="center"/>
             </w:pPr>
             <w:r>
               <w:rPr>
-                <w:rFonts w:ascii="Noto Serif" w:hAnsi="Noto Serif"/>
+                <w:rFonts w:ascii="Times New Roman" w:hAnsi="Times New Roman"/>
                 <w:b/>
-                <w:color w:val="1E3650"/>
-                <w:sz w:val="17"/>
+                <w:color w:val="000000"/>
+                <w:sz w:val="16"/>
               </w:rPr>
               <w:t>TRACE-Policy</w:t>
             </w:r>
@@ -5009,23 +5552,26 @@
         </w:trPr>
         <w:tc>
           <w:tcPr>
-            <w:tcW w:type="dxa" w:w="3456"/>
+            <w:tcW w:type="dxa" w:w="2098"/>
             <w:vAlign w:val="center"/>
             <w:tcMar>
-              <w:top w:w="75" w:type="dxa"/>
-              <w:start w:w="95" w:type="dxa"/>
-              <w:bottom w:w="75" w:type="dxa"/>
-              <w:end w:w="95" w:type="dxa"/>
+              <w:top w:w="60" w:type="dxa"/>
+              <w:start w:w="50" w:type="dxa"/>
+              <w:bottom w:w="60" w:type="dxa"/>
+              <w:end w:w="50" w:type="dxa"/>
             </w:tcMar>
           </w:tcPr>
           <w:p>
             <w:pPr>
-              <w:spacing w:after="0" w:line="276" w:lineRule="auto"/>
+              <w:spacing w:after="0" w:line="188" w:lineRule="exact" w:before="0"/>
+              <w:ind w:firstLine="0"/>
+              <w:jc w:val="left"/>
             </w:pPr>
             <w:r>
               <w:rPr>
-                <w:rFonts w:ascii="Noto Serif" w:hAnsi="Noto Serif"/>
-                <w:sz w:val="17"/>
+                <w:rFonts w:ascii="Times New Roman" w:hAnsi="Times New Roman"/>
+                <w:color w:val="000000"/>
+                <w:sz w:val="16"/>
               </w:rPr>
               <w:t>A: raw và thay đổi hoa/thường</w:t>
             </w:r>
@@ -5033,23 +5579,26 @@
         </w:tc>
         <w:tc>
           <w:tcPr>
-            <w:tcW w:type="dxa" w:w="965"/>
+            <w:tcW w:type="dxa" w:w="765"/>
             <w:vAlign w:val="center"/>
             <w:tcMar>
-              <w:top w:w="75" w:type="dxa"/>
-              <w:start w:w="95" w:type="dxa"/>
-              <w:bottom w:w="75" w:type="dxa"/>
-              <w:end w:w="95" w:type="dxa"/>
+              <w:top w:w="60" w:type="dxa"/>
+              <w:start w:w="50" w:type="dxa"/>
+              <w:bottom w:w="60" w:type="dxa"/>
+              <w:end w:w="50" w:type="dxa"/>
             </w:tcMar>
           </w:tcPr>
           <w:p>
             <w:pPr>
-              <w:spacing w:after="0" w:line="276" w:lineRule="auto"/>
+              <w:spacing w:after="0" w:line="188" w:lineRule="exact" w:before="0"/>
+              <w:ind w:firstLine="0"/>
+              <w:jc w:val="center"/>
             </w:pPr>
             <w:r>
               <w:rPr>
-                <w:rFonts w:ascii="Noto Serif" w:hAnsi="Noto Serif"/>
-                <w:sz w:val="17"/>
+                <w:rFonts w:ascii="Times New Roman" w:hAnsi="Times New Roman"/>
+                <w:color w:val="000000"/>
+                <w:sz w:val="16"/>
               </w:rPr>
               <w:t>180</w:t>
             </w:r>
@@ -5057,23 +5606,26 @@
         </w:tc>
         <w:tc>
           <w:tcPr>
-            <w:tcW w:type="dxa" w:w="1670"/>
+            <w:tcW w:type="dxa" w:w="1276"/>
             <w:vAlign w:val="center"/>
             <w:tcMar>
-              <w:top w:w="75" w:type="dxa"/>
-              <w:start w:w="95" w:type="dxa"/>
-              <w:bottom w:w="75" w:type="dxa"/>
-              <w:end w:w="95" w:type="dxa"/>
+              <w:top w:w="60" w:type="dxa"/>
+              <w:start w:w="50" w:type="dxa"/>
+              <w:bottom w:w="60" w:type="dxa"/>
+              <w:end w:w="50" w:type="dxa"/>
             </w:tcMar>
           </w:tcPr>
           <w:p>
             <w:pPr>
-              <w:spacing w:after="0" w:line="276" w:lineRule="auto"/>
+              <w:spacing w:after="0" w:line="188" w:lineRule="exact" w:before="0"/>
+              <w:ind w:firstLine="0"/>
+              <w:jc w:val="center"/>
             </w:pPr>
             <w:r>
               <w:rPr>
-                <w:rFonts w:ascii="Noto Serif" w:hAnsi="Noto Serif"/>
-                <w:sz w:val="17"/>
+                <w:rFonts w:ascii="Times New Roman" w:hAnsi="Times New Roman"/>
+                <w:color w:val="000000"/>
+                <w:sz w:val="16"/>
               </w:rPr>
               <w:t>100,00%</w:t>
             </w:r>
@@ -5081,23 +5633,26 @@
         </w:tc>
         <w:tc>
           <w:tcPr>
-            <w:tcW w:type="dxa" w:w="1829"/>
+            <w:tcW w:type="dxa" w:w="1502"/>
             <w:vAlign w:val="center"/>
             <w:tcMar>
-              <w:top w:w="75" w:type="dxa"/>
-              <w:start w:w="95" w:type="dxa"/>
-              <w:bottom w:w="75" w:type="dxa"/>
-              <w:end w:w="95" w:type="dxa"/>
+              <w:top w:w="60" w:type="dxa"/>
+              <w:start w:w="50" w:type="dxa"/>
+              <w:bottom w:w="60" w:type="dxa"/>
+              <w:end w:w="50" w:type="dxa"/>
             </w:tcMar>
           </w:tcPr>
           <w:p>
             <w:pPr>
-              <w:spacing w:after="0" w:line="276" w:lineRule="auto"/>
+              <w:spacing w:after="0" w:line="188" w:lineRule="exact" w:before="0"/>
+              <w:ind w:firstLine="0"/>
+              <w:jc w:val="center"/>
             </w:pPr>
             <w:r>
               <w:rPr>
-                <w:rFonts w:ascii="Noto Serif" w:hAnsi="Noto Serif"/>
-                <w:sz w:val="17"/>
+                <w:rFonts w:ascii="Times New Roman" w:hAnsi="Times New Roman"/>
+                <w:color w:val="000000"/>
+                <w:sz w:val="16"/>
               </w:rPr>
               <w:t>100,00%</w:t>
             </w:r>
@@ -5105,23 +5660,26 @@
         </w:tc>
         <w:tc>
           <w:tcPr>
-            <w:tcW w:type="dxa" w:w="1512"/>
+            <w:tcW w:type="dxa" w:w="1276"/>
             <w:vAlign w:val="center"/>
             <w:tcMar>
-              <w:top w:w="75" w:type="dxa"/>
-              <w:start w:w="95" w:type="dxa"/>
-              <w:bottom w:w="75" w:type="dxa"/>
-              <w:end w:w="95" w:type="dxa"/>
+              <w:top w:w="60" w:type="dxa"/>
+              <w:start w:w="50" w:type="dxa"/>
+              <w:bottom w:w="60" w:type="dxa"/>
+              <w:end w:w="50" w:type="dxa"/>
             </w:tcMar>
           </w:tcPr>
           <w:p>
             <w:pPr>
-              <w:spacing w:after="0" w:line="276" w:lineRule="auto"/>
+              <w:spacing w:after="0" w:line="188" w:lineRule="exact" w:before="0"/>
+              <w:ind w:firstLine="0"/>
+              <w:jc w:val="center"/>
             </w:pPr>
             <w:r>
               <w:rPr>
-                <w:rFonts w:ascii="Noto Serif" w:hAnsi="Noto Serif"/>
-                <w:sz w:val="17"/>
+                <w:rFonts w:ascii="Times New Roman" w:hAnsi="Times New Roman"/>
+                <w:color w:val="000000"/>
+                <w:sz w:val="16"/>
               </w:rPr>
               <w:t>100,00%</w:t>
             </w:r>
@@ -5134,23 +5692,29 @@
         </w:trPr>
         <w:tc>
           <w:tcPr>
-            <w:tcW w:type="dxa" w:w="3456"/>
+            <w:tcW w:type="dxa" w:w="2098"/>
             <w:vAlign w:val="center"/>
             <w:tcMar>
-              <w:top w:w="75" w:type="dxa"/>
-              <w:start w:w="95" w:type="dxa"/>
-              <w:bottom w:w="75" w:type="dxa"/>
-              <w:end w:w="95" w:type="dxa"/>
+              <w:top w:w="60" w:type="dxa"/>
+              <w:start w:w="50" w:type="dxa"/>
+              <w:bottom w:w="60" w:type="dxa"/>
+              <w:end w:w="50" w:type="dxa"/>
             </w:tcMar>
+            <w:tcBorders>
+              <w:bottom w:val="single" w:sz="4" w:color="333333"/>
+            </w:tcBorders>
           </w:tcPr>
           <w:p>
             <w:pPr>
-              <w:spacing w:after="0" w:line="276" w:lineRule="auto"/>
+              <w:spacing w:after="0" w:line="188" w:lineRule="exact" w:before="0"/>
+              <w:ind w:firstLine="0"/>
+              <w:jc w:val="left"/>
             </w:pPr>
             <w:r>
               <w:rPr>
-                <w:rFonts w:ascii="Noto Serif" w:hAnsi="Noto Serif"/>
-                <w:sz w:val="17"/>
+                <w:rFonts w:ascii="Times New Roman" w:hAnsi="Times New Roman"/>
+                <w:color w:val="000000"/>
+                <w:sz w:val="16"/>
               </w:rPr>
               <w:t>B: URL encoding và biến đổi theo CWE</w:t>
             </w:r>
@@ -5158,23 +5722,29 @@
         </w:tc>
         <w:tc>
           <w:tcPr>
-            <w:tcW w:type="dxa" w:w="965"/>
+            <w:tcW w:type="dxa" w:w="765"/>
             <w:vAlign w:val="center"/>
             <w:tcMar>
-              <w:top w:w="75" w:type="dxa"/>
-              <w:start w:w="95" w:type="dxa"/>
-              <w:bottom w:w="75" w:type="dxa"/>
-              <w:end w:w="95" w:type="dxa"/>
+              <w:top w:w="60" w:type="dxa"/>
+              <w:start w:w="50" w:type="dxa"/>
+              <w:bottom w:w="60" w:type="dxa"/>
+              <w:end w:w="50" w:type="dxa"/>
             </w:tcMar>
+            <w:tcBorders>
+              <w:bottom w:val="single" w:sz="4" w:color="333333"/>
+            </w:tcBorders>
           </w:tcPr>
           <w:p>
             <w:pPr>
-              <w:spacing w:after="0" w:line="276" w:lineRule="auto"/>
+              <w:spacing w:after="0" w:line="188" w:lineRule="exact" w:before="0"/>
+              <w:ind w:firstLine="0"/>
+              <w:jc w:val="center"/>
             </w:pPr>
             <w:r>
               <w:rPr>
-                <w:rFonts w:ascii="Noto Serif" w:hAnsi="Noto Serif"/>
-                <w:sz w:val="17"/>
+                <w:rFonts w:ascii="Times New Roman" w:hAnsi="Times New Roman"/>
+                <w:color w:val="000000"/>
+                <w:sz w:val="16"/>
               </w:rPr>
               <w:t>270</w:t>
             </w:r>
@@ -5182,23 +5752,29 @@
         </w:tc>
         <w:tc>
           <w:tcPr>
-            <w:tcW w:type="dxa" w:w="1670"/>
+            <w:tcW w:type="dxa" w:w="1276"/>
             <w:vAlign w:val="center"/>
             <w:tcMar>
-              <w:top w:w="75" w:type="dxa"/>
-              <w:start w:w="95" w:type="dxa"/>
-              <w:bottom w:w="75" w:type="dxa"/>
-              <w:end w:w="95" w:type="dxa"/>
+              <w:top w:w="60" w:type="dxa"/>
+              <w:start w:w="50" w:type="dxa"/>
+              <w:bottom w:w="60" w:type="dxa"/>
+              <w:end w:w="50" w:type="dxa"/>
             </w:tcMar>
+            <w:tcBorders>
+              <w:bottom w:val="single" w:sz="4" w:color="333333"/>
+            </w:tcBorders>
           </w:tcPr>
           <w:p>
             <w:pPr>
-              <w:spacing w:after="0" w:line="276" w:lineRule="auto"/>
+              <w:spacing w:after="0" w:line="188" w:lineRule="exact" w:before="0"/>
+              <w:ind w:firstLine="0"/>
+              <w:jc w:val="center"/>
             </w:pPr>
             <w:r>
               <w:rPr>
-                <w:rFonts w:ascii="Noto Serif" w:hAnsi="Noto Serif"/>
-                <w:sz w:val="17"/>
+                <w:rFonts w:ascii="Times New Roman" w:hAnsi="Times New Roman"/>
+                <w:color w:val="000000"/>
+                <w:sz w:val="16"/>
               </w:rPr>
               <w:t>17,78%</w:t>
             </w:r>
@@ -5206,23 +5782,29 @@
         </w:tc>
         <w:tc>
           <w:tcPr>
-            <w:tcW w:type="dxa" w:w="1829"/>
+            <w:tcW w:type="dxa" w:w="1502"/>
             <w:vAlign w:val="center"/>
             <w:tcMar>
-              <w:top w:w="75" w:type="dxa"/>
-              <w:start w:w="95" w:type="dxa"/>
-              <w:bottom w:w="75" w:type="dxa"/>
-              <w:end w:w="95" w:type="dxa"/>
+              <w:top w:w="60" w:type="dxa"/>
+              <w:start w:w="50" w:type="dxa"/>
+              <w:bottom w:w="60" w:type="dxa"/>
+              <w:end w:w="50" w:type="dxa"/>
             </w:tcMar>
+            <w:tcBorders>
+              <w:bottom w:val="single" w:sz="4" w:color="333333"/>
+            </w:tcBorders>
           </w:tcPr>
           <w:p>
             <w:pPr>
-              <w:spacing w:after="0" w:line="276" w:lineRule="auto"/>
+              <w:spacing w:after="0" w:line="188" w:lineRule="exact" w:before="0"/>
+              <w:ind w:firstLine="0"/>
+              <w:jc w:val="center"/>
             </w:pPr>
             <w:r>
               <w:rPr>
-                <w:rFonts w:ascii="Noto Serif" w:hAnsi="Noto Serif"/>
-                <w:sz w:val="17"/>
+                <w:rFonts w:ascii="Times New Roman" w:hAnsi="Times New Roman"/>
+                <w:color w:val="000000"/>
+                <w:sz w:val="16"/>
               </w:rPr>
               <w:t>88,89%</w:t>
             </w:r>
@@ -5230,23 +5812,29 @@
         </w:tc>
         <w:tc>
           <w:tcPr>
-            <w:tcW w:type="dxa" w:w="1512"/>
+            <w:tcW w:type="dxa" w:w="1276"/>
             <w:vAlign w:val="center"/>
             <w:tcMar>
-              <w:top w:w="75" w:type="dxa"/>
-              <w:start w:w="95" w:type="dxa"/>
-              <w:bottom w:w="75" w:type="dxa"/>
-              <w:end w:w="95" w:type="dxa"/>
+              <w:top w:w="60" w:type="dxa"/>
+              <w:start w:w="50" w:type="dxa"/>
+              <w:bottom w:w="60" w:type="dxa"/>
+              <w:end w:w="50" w:type="dxa"/>
             </w:tcMar>
+            <w:tcBorders>
+              <w:bottom w:val="single" w:sz="4" w:color="333333"/>
+            </w:tcBorders>
           </w:tcPr>
           <w:p>
             <w:pPr>
-              <w:spacing w:after="0" w:line="276" w:lineRule="auto"/>
+              <w:spacing w:after="0" w:line="188" w:lineRule="exact" w:before="0"/>
+              <w:ind w:firstLine="0"/>
+              <w:jc w:val="center"/>
             </w:pPr>
             <w:r>
               <w:rPr>
-                <w:rFonts w:ascii="Noto Serif" w:hAnsi="Noto Serif"/>
-                <w:sz w:val="17"/>
+                <w:rFonts w:ascii="Times New Roman" w:hAnsi="Times New Roman"/>
+                <w:color w:val="000000"/>
+                <w:sz w:val="16"/>
               </w:rPr>
               <w:t>100,00%</w:t>
             </w:r>
@@ -5256,13 +5844,15 @@
     </w:tbl>
     <w:p>
       <w:pPr>
-        <w:pStyle w:val="CaptionedFigure"/>
         <w:widowControl/>
+        <w:spacing w:before="160" w:after="20" w:line="240" w:lineRule="auto"/>
+        <w:ind w:firstLine="0"/>
+        <w:jc w:val="center"/>
       </w:pPr>
       <w:r>
         <w:drawing>
           <wp:inline>
-            <wp:extent cx="5620004" cy="2464236"/>
+            <wp:extent cx="4140000" cy="1815289"/>
             <wp:effectExtent b="0" l="0" r="0" t="0"/>
             <wp:docPr descr="Hình 3. Suy giảm recall khi cơ cấu test chuyển từ nhóm biểu diễn đơn giản sang nhóm đã biến đổi." title="" id="46" name="Picture"/>
             <a:graphic>
@@ -5283,7 +5873,7 @@
                   <pic:spPr bwMode="auto">
                     <a:xfrm>
                       <a:off x="0" y="0"/>
-                      <a:ext cx="5620004" cy="2464236"/>
+                      <a:ext cx="4140000" cy="1815289"/>
                     </a:xfrm>
                     <a:prstGeom prst="rect">
                       <a:avLst/>
@@ -5304,7 +5894,7 @@
     </w:p>
     <w:p>
       <w:pPr>
-        <w:pStyle w:val="ImageCaption"/>
+        <w:pStyle w:val="PaperFigureCaption"/>
         <w:widowControl/>
       </w:pPr>
       <w:r>
@@ -5340,18 +5930,25 @@
     <w:bookmarkStart w:id="49" w:name="quyết-định-qua-cổng-phê-duyệt"/>
     <w:p>
       <w:pPr>
-        <w:pStyle w:val="Heading3"/>
+        <w:pStyle w:val="Heading2"/>
         <w:keepNext/>
+        <w:pageBreakBefore w:val="0"/>
         <w:widowControl/>
       </w:pPr>
       <w:r>
+        <w:rPr>
+          <w:rFonts w:ascii="Times New Roman" w:hAnsi="Times New Roman"/>
+          <w:b/>
+          <w:color w:val="000000"/>
+          <w:sz w:val="20"/>
+        </w:rPr>
         <w:t xml:space="preserve">5.4. Quyết định qua cổng phê duyệt</w:t>
       </w:r>
     </w:p>
     <w:p>
       <w:pPr>
-        <w:pStyle w:val="FirstParagraph"/>
         <w:widowControl/>
+        <w:ind w:firstLine="0"/>
       </w:pPr>
       <w:r>
         <w:t xml:space="preserve">Không phương án nào thỏa đồng thời điều kiện coverage</w:t>
@@ -5466,29 +6063,43 @@
     <w:bookmarkStart w:id="55" w:name="X6c75fd2b88b2eace57cec88a01d15e9f27b20dc"/>
     <w:p>
       <w:pPr>
-        <w:pStyle w:val="Heading2"/>
+        <w:pStyle w:val="Heading1"/>
         <w:keepNext/>
+        <w:pageBreakBefore w:val="0"/>
         <w:widowControl/>
       </w:pPr>
       <w:r>
+        <w:rPr>
+          <w:rFonts w:ascii="Times New Roman" w:hAnsi="Times New Roman"/>
+          <w:b/>
+          <w:color w:val="000000"/>
+          <w:sz w:val="24"/>
+        </w:rPr>
         <w:t xml:space="preserve">6. Bàn luận về chính sách và quản trị an ninh mạng</w:t>
       </w:r>
     </w:p>
     <w:bookmarkStart w:id="51" w:name="Xa43e651419072d53bd8101f3759a73535b19cbb"/>
     <w:p>
       <w:pPr>
-        <w:pStyle w:val="Heading3"/>
+        <w:pStyle w:val="Heading2"/>
         <w:keepNext/>
+        <w:pageBreakBefore w:val="0"/>
         <w:widowControl/>
       </w:pPr>
       <w:r>
+        <w:rPr>
+          <w:rFonts w:ascii="Times New Roman" w:hAnsi="Times New Roman"/>
+          <w:b/>
+          <w:color w:val="000000"/>
+          <w:sz w:val="20"/>
+        </w:rPr>
         <w:t xml:space="preserve">6.1. Vì sao kết quả phát hiện cao chưa đủ để triển khai</w:t>
       </w:r>
     </w:p>
     <w:p>
       <w:pPr>
-        <w:pStyle w:val="FirstParagraph"/>
         <w:widowControl/>
+        <w:ind w:firstLine="0"/>
       </w:pPr>
       <w:r>
         <w:t xml:space="preserve">Trong tập thử, TRACE-Policy chặn tất cả 450 mẫu dấu hiệu tấn công nhưng đồng thời chặn 20/120 mẫu hợp lệ. Nếu chỉ trình bày attack recall 100%, người quản trị có thể đánh giá sai tác động tới người dùng. FPR được đo trên các hard-negative cố tình xuất hiện dày đặc, do đó không suy diễn rằng 16,67% request hợp lệ ngoài sản xuất sẽ bị chặn. Đồng thời, chỉ số</w:t>
@@ -5523,18 +6134,25 @@
     <w:bookmarkStart w:id="52" w:name="sổ-luật-có-bằng-chứng-và-kiểm-toán"/>
     <w:p>
       <w:pPr>
-        <w:pStyle w:val="Heading3"/>
+        <w:pStyle w:val="Heading2"/>
         <w:keepNext/>
+        <w:pageBreakBefore w:val="0"/>
         <w:widowControl/>
       </w:pPr>
       <w:r>
+        <w:rPr>
+          <w:rFonts w:ascii="Times New Roman" w:hAnsi="Times New Roman"/>
+          <w:b/>
+          <w:color w:val="000000"/>
+          <w:sz w:val="20"/>
+        </w:rPr>
         <w:t xml:space="preserve">6.2. Sổ luật có bằng chứng và kiểm toán</w:t>
       </w:r>
     </w:p>
     <w:p>
       <w:pPr>
-        <w:pStyle w:val="FirstParagraph"/>
         <w:widowControl/>
+        <w:ind w:firstLine="0"/>
       </w:pPr>
       <w:r>
         <w:rPr>
@@ -5601,45 +6219,59 @@
         <w:t xml:space="preserve">, chưa có ánh xạ CVE cụ thể đã được xác thực. Nếu sau này thêm CVE, hồ sơ phải chứa phiên bản sản phẩm, phiên bản lỗ hổng, bước tái tạo trên môi trường kiểm soát và mẫu đối chứng âm.</w:t>
       </w:r>
     </w:p>
+    <w:p>
+      <w:pPr>
+        <w:pStyle w:val="PaperTableCaption"/>
+      </w:pPr>
+      <w:r>
+        <w:t>Bảng 6. Kiểm soát quản trị trước khi phê duyệt luật WAF</w:t>
+      </w:r>
+    </w:p>
     <w:tbl>
       <w:tblPr>
-        <w:tblW w:type="dxa" w:w="9432"/>
+        <w:tblW w:type="dxa" w:w="6917"/>
         <w:jc w:val="center"/>
         <w:tblLayout w:type="fixed"/>
         <w:tblLook w:firstColumn="1" w:firstRow="1" w:lastColumn="0" w:lastRow="0" w:noHBand="0" w:noVBand="1" w:val="04A0"/>
       </w:tblPr>
       <w:tblGrid>
-        <w:gridCol w:w="2045"/>
-        <w:gridCol w:w="4579"/>
-        <w:gridCol w:w="2808"/>
+        <w:gridCol w:w="1587"/>
+        <w:gridCol w:w="2976"/>
+        <w:gridCol w:w="2353"/>
       </w:tblGrid>
       <w:tr>
         <w:trPr>
           <w:cantSplit/>
           <w:tblHeader w:val="true"/>
+          <w:tblHeader w:val="true"/>
         </w:trPr>
         <w:tc>
           <w:tcPr>
-            <w:tcW w:type="dxa" w:w="2045"/>
+            <w:tcW w:type="dxa" w:w="1587"/>
             <w:vAlign w:val="center"/>
             <w:tcMar>
-              <w:top w:w="75" w:type="dxa"/>
-              <w:start w:w="95" w:type="dxa"/>
-              <w:bottom w:w="75" w:type="dxa"/>
-              <w:end w:w="95" w:type="dxa"/>
+              <w:top w:w="60" w:type="dxa"/>
+              <w:start w:w="50" w:type="dxa"/>
+              <w:bottom w:w="60" w:type="dxa"/>
+              <w:end w:w="50" w:type="dxa"/>
             </w:tcMar>
-            <w:shd w:fill="EAF1F6"/>
+            <w:tcBorders>
+              <w:top w:val="single" w:sz="4" w:color="333333"/>
+              <w:bottom w:val="single" w:sz="4" w:color="333333"/>
+            </w:tcBorders>
           </w:tcPr>
           <w:p>
             <w:pPr>
-              <w:spacing w:after="0" w:line="276" w:lineRule="auto"/>
+              <w:spacing w:after="0" w:line="188" w:lineRule="exact" w:before="0"/>
+              <w:ind w:firstLine="0"/>
+              <w:jc w:val="left"/>
             </w:pPr>
             <w:r>
               <w:rPr>
-                <w:rFonts w:ascii="Noto Serif" w:hAnsi="Noto Serif"/>
+                <w:rFonts w:ascii="Times New Roman" w:hAnsi="Times New Roman"/>
                 <w:b/>
-                <w:color w:val="1E3650"/>
-                <w:sz w:val="18"/>
+                <w:color w:val="000000"/>
+                <w:sz w:val="16"/>
               </w:rPr>
               <w:t>Điểm kiểm soát</w:t>
             </w:r>
@@ -5647,26 +6279,31 @@
         </w:tc>
         <w:tc>
           <w:tcPr>
-            <w:tcW w:type="dxa" w:w="4579"/>
+            <w:tcW w:type="dxa" w:w="2976"/>
             <w:vAlign w:val="center"/>
             <w:tcMar>
-              <w:top w:w="75" w:type="dxa"/>
-              <w:start w:w="95" w:type="dxa"/>
-              <w:bottom w:w="75" w:type="dxa"/>
-              <w:end w:w="95" w:type="dxa"/>
+              <w:top w:w="60" w:type="dxa"/>
+              <w:start w:w="50" w:type="dxa"/>
+              <w:bottom w:w="60" w:type="dxa"/>
+              <w:end w:w="50" w:type="dxa"/>
             </w:tcMar>
-            <w:shd w:fill="EAF1F6"/>
+            <w:tcBorders>
+              <w:top w:val="single" w:sz="4" w:color="333333"/>
+              <w:bottom w:val="single" w:sz="4" w:color="333333"/>
+            </w:tcBorders>
           </w:tcPr>
           <w:p>
             <w:pPr>
-              <w:spacing w:after="0" w:line="276" w:lineRule="auto"/>
+              <w:spacing w:after="0" w:line="188" w:lineRule="exact" w:before="0"/>
+              <w:ind w:firstLine="0"/>
+              <w:jc w:val="left"/>
             </w:pPr>
             <w:r>
               <w:rPr>
-                <w:rFonts w:ascii="Noto Serif" w:hAnsi="Noto Serif"/>
+                <w:rFonts w:ascii="Times New Roman" w:hAnsi="Times New Roman"/>
                 <w:b/>
-                <w:color w:val="1E3650"/>
-                <w:sz w:val="18"/>
+                <w:color w:val="000000"/>
+                <w:sz w:val="16"/>
               </w:rPr>
               <w:t>Bằng chứng tối thiểu</w:t>
             </w:r>
@@ -5674,26 +6311,31 @@
         </w:tc>
         <w:tc>
           <w:tcPr>
-            <w:tcW w:type="dxa" w:w="2808"/>
+            <w:tcW w:type="dxa" w:w="2353"/>
             <w:vAlign w:val="center"/>
             <w:tcMar>
-              <w:top w:w="75" w:type="dxa"/>
-              <w:start w:w="95" w:type="dxa"/>
-              <w:bottom w:w="75" w:type="dxa"/>
-              <w:end w:w="95" w:type="dxa"/>
+              <w:top w:w="60" w:type="dxa"/>
+              <w:start w:w="50" w:type="dxa"/>
+              <w:bottom w:w="60" w:type="dxa"/>
+              <w:end w:w="50" w:type="dxa"/>
             </w:tcMar>
-            <w:shd w:fill="EAF1F6"/>
+            <w:tcBorders>
+              <w:top w:val="single" w:sz="4" w:color="333333"/>
+              <w:bottom w:val="single" w:sz="4" w:color="333333"/>
+            </w:tcBorders>
           </w:tcPr>
           <w:p>
             <w:pPr>
-              <w:spacing w:after="0" w:line="276" w:lineRule="auto"/>
+              <w:spacing w:after="0" w:line="188" w:lineRule="exact" w:before="0"/>
+              <w:ind w:firstLine="0"/>
+              <w:jc w:val="left"/>
             </w:pPr>
             <w:r>
               <w:rPr>
-                <w:rFonts w:ascii="Noto Serif" w:hAnsi="Noto Serif"/>
+                <w:rFonts w:ascii="Times New Roman" w:hAnsi="Times New Roman"/>
                 <w:b/>
-                <w:color w:val="1E3650"/>
-                <w:sz w:val="18"/>
+                <w:color w:val="000000"/>
+                <w:sz w:val="16"/>
               </w:rPr>
               <w:t>Vai trò quyết định</w:t>
             </w:r>
@@ -5706,23 +6348,26 @@
         </w:trPr>
         <w:tc>
           <w:tcPr>
-            <w:tcW w:type="dxa" w:w="2045"/>
+            <w:tcW w:type="dxa" w:w="1587"/>
             <w:vAlign w:val="center"/>
             <w:tcMar>
-              <w:top w:w="75" w:type="dxa"/>
-              <w:start w:w="95" w:type="dxa"/>
-              <w:bottom w:w="75" w:type="dxa"/>
-              <w:end w:w="95" w:type="dxa"/>
+              <w:top w:w="60" w:type="dxa"/>
+              <w:start w:w="50" w:type="dxa"/>
+              <w:bottom w:w="60" w:type="dxa"/>
+              <w:end w:w="50" w:type="dxa"/>
             </w:tcMar>
           </w:tcPr>
           <w:p>
             <w:pPr>
-              <w:spacing w:after="0" w:line="276" w:lineRule="auto"/>
+              <w:spacing w:after="0" w:line="188" w:lineRule="exact" w:before="0"/>
+              <w:ind w:firstLine="0"/>
+              <w:jc w:val="left"/>
             </w:pPr>
             <w:r>
               <w:rPr>
-                <w:rFonts w:ascii="Noto Serif" w:hAnsi="Noto Serif"/>
-                <w:sz w:val="18"/>
+                <w:rFonts w:ascii="Times New Roman" w:hAnsi="Times New Roman"/>
+                <w:color w:val="000000"/>
+                <w:sz w:val="16"/>
               </w:rPr>
               <w:t>Nguồn gốc</w:t>
             </w:r>
@@ -5730,23 +6375,26 @@
         </w:tc>
         <w:tc>
           <w:tcPr>
-            <w:tcW w:type="dxa" w:w="4579"/>
+            <w:tcW w:type="dxa" w:w="2976"/>
             <w:vAlign w:val="center"/>
             <w:tcMar>
-              <w:top w:w="75" w:type="dxa"/>
-              <w:start w:w="95" w:type="dxa"/>
-              <w:bottom w:w="75" w:type="dxa"/>
-              <w:end w:w="95" w:type="dxa"/>
+              <w:top w:w="60" w:type="dxa"/>
+              <w:start w:w="50" w:type="dxa"/>
+              <w:bottom w:w="60" w:type="dxa"/>
+              <w:end w:w="50" w:type="dxa"/>
             </w:tcMar>
           </w:tcPr>
           <w:p>
             <w:pPr>
-              <w:spacing w:after="0" w:line="276" w:lineRule="auto"/>
+              <w:spacing w:after="0" w:line="188" w:lineRule="exact" w:before="0"/>
+              <w:ind w:firstLine="0"/>
+              <w:jc w:val="left"/>
             </w:pPr>
             <w:r>
               <w:rPr>
-                <w:rFonts w:ascii="Noto Serif" w:hAnsi="Noto Serif"/>
-                <w:sz w:val="18"/>
+                <w:rFonts w:ascii="Times New Roman" w:hAnsi="Times New Roman"/>
+                <w:color w:val="000000"/>
+                <w:sz w:val="16"/>
               </w:rPr>
               <w:t>CWE, CVE nếu đã xác minh, phiên bản dữ liệu và rule</w:t>
             </w:r>
@@ -5754,23 +6402,26 @@
         </w:tc>
         <w:tc>
           <w:tcPr>
-            <w:tcW w:type="dxa" w:w="2808"/>
+            <w:tcW w:type="dxa" w:w="2353"/>
             <w:vAlign w:val="center"/>
             <w:tcMar>
-              <w:top w:w="75" w:type="dxa"/>
-              <w:start w:w="95" w:type="dxa"/>
-              <w:bottom w:w="75" w:type="dxa"/>
-              <w:end w:w="95" w:type="dxa"/>
+              <w:top w:w="60" w:type="dxa"/>
+              <w:start w:w="50" w:type="dxa"/>
+              <w:bottom w:w="60" w:type="dxa"/>
+              <w:end w:w="50" w:type="dxa"/>
             </w:tcMar>
           </w:tcPr>
           <w:p>
             <w:pPr>
-              <w:spacing w:after="0" w:line="276" w:lineRule="auto"/>
+              <w:spacing w:after="0" w:line="188" w:lineRule="exact" w:before="0"/>
+              <w:ind w:firstLine="0"/>
+              <w:jc w:val="left"/>
             </w:pPr>
             <w:r>
               <w:rPr>
-                <w:rFonts w:ascii="Noto Serif" w:hAnsi="Noto Serif"/>
-                <w:sz w:val="18"/>
+                <w:rFonts w:ascii="Times New Roman" w:hAnsi="Times New Roman"/>
+                <w:color w:val="000000"/>
+                <w:sz w:val="16"/>
               </w:rPr>
               <w:t>Nghiên cứu / Threat Intel</w:t>
             </w:r>
@@ -5783,23 +6434,26 @@
         </w:trPr>
         <w:tc>
           <w:tcPr>
-            <w:tcW w:type="dxa" w:w="2045"/>
+            <w:tcW w:type="dxa" w:w="1587"/>
             <w:vAlign w:val="center"/>
             <w:tcMar>
-              <w:top w:w="75" w:type="dxa"/>
-              <w:start w:w="95" w:type="dxa"/>
-              <w:bottom w:w="75" w:type="dxa"/>
-              <w:end w:w="95" w:type="dxa"/>
+              <w:top w:w="60" w:type="dxa"/>
+              <w:start w:w="50" w:type="dxa"/>
+              <w:bottom w:w="60" w:type="dxa"/>
+              <w:end w:w="50" w:type="dxa"/>
             </w:tcMar>
           </w:tcPr>
           <w:p>
             <w:pPr>
-              <w:spacing w:after="0" w:line="276" w:lineRule="auto"/>
+              <w:spacing w:after="0" w:line="188" w:lineRule="exact" w:before="0"/>
+              <w:ind w:firstLine="0"/>
+              <w:jc w:val="left"/>
             </w:pPr>
             <w:r>
               <w:rPr>
-                <w:rFonts w:ascii="Noto Serif" w:hAnsi="Noto Serif"/>
-                <w:sz w:val="18"/>
+                <w:rFonts w:ascii="Times New Roman" w:hAnsi="Times New Roman"/>
+                <w:color w:val="000000"/>
+                <w:sz w:val="16"/>
               </w:rPr>
               <w:t>Hợp lệ kỹ thuật</w:t>
             </w:r>
@@ -5807,23 +6461,26 @@
         </w:tc>
         <w:tc>
           <w:tcPr>
-            <w:tcW w:type="dxa" w:w="4579"/>
+            <w:tcW w:type="dxa" w:w="2976"/>
             <w:vAlign w:val="center"/>
             <w:tcMar>
-              <w:top w:w="75" w:type="dxa"/>
-              <w:start w:w="95" w:type="dxa"/>
-              <w:bottom w:w="75" w:type="dxa"/>
-              <w:end w:w="95" w:type="dxa"/>
+              <w:top w:w="60" w:type="dxa"/>
+              <w:start w:w="50" w:type="dxa"/>
+              <w:bottom w:w="60" w:type="dxa"/>
+              <w:end w:w="50" w:type="dxa"/>
             </w:tcMar>
           </w:tcPr>
           <w:p>
             <w:pPr>
-              <w:spacing w:after="0" w:line="276" w:lineRule="auto"/>
+              <w:spacing w:after="0" w:line="188" w:lineRule="exact" w:before="0"/>
+              <w:ind w:firstLine="0"/>
+              <w:jc w:val="left"/>
             </w:pPr>
             <w:r>
               <w:rPr>
-                <w:rFonts w:ascii="Noto Serif" w:hAnsi="Noto Serif"/>
-                <w:sz w:val="18"/>
+                <w:rFonts w:ascii="Times New Roman" w:hAnsi="Times New Roman"/>
+                <w:color w:val="000000"/>
+                <w:sz w:val="16"/>
               </w:rPr>
               <w:t>Kiểm thử cú pháp, route, backend semantics</w:t>
             </w:r>
@@ -5831,23 +6488,26 @@
         </w:tc>
         <w:tc>
           <w:tcPr>
-            <w:tcW w:type="dxa" w:w="2808"/>
+            <w:tcW w:type="dxa" w:w="2353"/>
             <w:vAlign w:val="center"/>
             <w:tcMar>
-              <w:top w:w="75" w:type="dxa"/>
-              <w:start w:w="95" w:type="dxa"/>
-              <w:bottom w:w="75" w:type="dxa"/>
-              <w:end w:w="95" w:type="dxa"/>
+              <w:top w:w="60" w:type="dxa"/>
+              <w:start w:w="50" w:type="dxa"/>
+              <w:bottom w:w="60" w:type="dxa"/>
+              <w:end w:w="50" w:type="dxa"/>
             </w:tcMar>
           </w:tcPr>
           <w:p>
             <w:pPr>
-              <w:spacing w:after="0" w:line="276" w:lineRule="auto"/>
+              <w:spacing w:after="0" w:line="188" w:lineRule="exact" w:before="0"/>
+              <w:ind w:firstLine="0"/>
+              <w:jc w:val="left"/>
             </w:pPr>
             <w:r>
               <w:rPr>
-                <w:rFonts w:ascii="Noto Serif" w:hAnsi="Noto Serif"/>
-                <w:sz w:val="18"/>
+                <w:rFonts w:ascii="Times New Roman" w:hAnsi="Times New Roman"/>
+                <w:color w:val="000000"/>
+                <w:sz w:val="16"/>
               </w:rPr>
               <w:t>AppSec / Application Owner</w:t>
             </w:r>
@@ -5860,23 +6520,26 @@
         </w:trPr>
         <w:tc>
           <w:tcPr>
-            <w:tcW w:type="dxa" w:w="2045"/>
+            <w:tcW w:type="dxa" w:w="1587"/>
             <w:vAlign w:val="center"/>
             <w:tcMar>
-              <w:top w:w="75" w:type="dxa"/>
-              <w:start w:w="95" w:type="dxa"/>
-              <w:bottom w:w="75" w:type="dxa"/>
-              <w:end w:w="95" w:type="dxa"/>
+              <w:top w:w="60" w:type="dxa"/>
+              <w:start w:w="50" w:type="dxa"/>
+              <w:bottom w:w="60" w:type="dxa"/>
+              <w:end w:w="50" w:type="dxa"/>
             </w:tcMar>
           </w:tcPr>
           <w:p>
             <w:pPr>
-              <w:spacing w:after="0" w:line="276" w:lineRule="auto"/>
+              <w:spacing w:after="0" w:line="188" w:lineRule="exact" w:before="0"/>
+              <w:ind w:firstLine="0"/>
+              <w:jc w:val="left"/>
             </w:pPr>
             <w:r>
               <w:rPr>
-                <w:rFonts w:ascii="Noto Serif" w:hAnsi="Noto Serif"/>
-                <w:sz w:val="18"/>
+                <w:rFonts w:ascii="Times New Roman" w:hAnsi="Times New Roman"/>
+                <w:color w:val="000000"/>
+                <w:sz w:val="16"/>
               </w:rPr>
               <w:t>Rủi ro người dùng</w:t>
             </w:r>
@@ -5884,23 +6547,26 @@
         </w:tc>
         <w:tc>
           <w:tcPr>
-            <w:tcW w:type="dxa" w:w="4579"/>
+            <w:tcW w:type="dxa" w:w="2976"/>
             <w:vAlign w:val="center"/>
             <w:tcMar>
-              <w:top w:w="75" w:type="dxa"/>
-              <w:start w:w="95" w:type="dxa"/>
-              <w:bottom w:w="75" w:type="dxa"/>
-              <w:end w:w="95" w:type="dxa"/>
+              <w:top w:w="60" w:type="dxa"/>
+              <w:start w:w="50" w:type="dxa"/>
+              <w:bottom w:w="60" w:type="dxa"/>
+              <w:end w:w="50" w:type="dxa"/>
             </w:tcMar>
           </w:tcPr>
           <w:p>
             <w:pPr>
-              <w:spacing w:after="0" w:line="276" w:lineRule="auto"/>
+              <w:spacing w:after="0" w:line="188" w:lineRule="exact" w:before="0"/>
+              <w:ind w:firstLine="0"/>
+              <w:jc w:val="left"/>
             </w:pPr>
             <w:r>
               <w:rPr>
-                <w:rFonts w:ascii="Noto Serif" w:hAnsi="Noto Serif"/>
-                <w:sz w:val="18"/>
+                <w:rFonts w:ascii="Times New Roman" w:hAnsi="Times New Roman"/>
+                <w:color w:val="000000"/>
+                <w:sz w:val="16"/>
               </w:rPr>
               <w:t>FPR theo endpoint, canary và rollback</w:t>
             </w:r>
@@ -5908,23 +6574,26 @@
         </w:tc>
         <w:tc>
           <w:tcPr>
-            <w:tcW w:type="dxa" w:w="2808"/>
+            <w:tcW w:type="dxa" w:w="2353"/>
             <w:vAlign w:val="center"/>
             <w:tcMar>
-              <w:top w:w="75" w:type="dxa"/>
-              <w:start w:w="95" w:type="dxa"/>
-              <w:bottom w:w="75" w:type="dxa"/>
-              <w:end w:w="95" w:type="dxa"/>
+              <w:top w:w="60" w:type="dxa"/>
+              <w:start w:w="50" w:type="dxa"/>
+              <w:bottom w:w="60" w:type="dxa"/>
+              <w:end w:w="50" w:type="dxa"/>
             </w:tcMar>
           </w:tcPr>
           <w:p>
             <w:pPr>
-              <w:spacing w:after="0" w:line="276" w:lineRule="auto"/>
+              <w:spacing w:after="0" w:line="188" w:lineRule="exact" w:before="0"/>
+              <w:ind w:firstLine="0"/>
+              <w:jc w:val="left"/>
             </w:pPr>
             <w:r>
               <w:rPr>
-                <w:rFonts w:ascii="Noto Serif" w:hAnsi="Noto Serif"/>
-                <w:sz w:val="18"/>
+                <w:rFonts w:ascii="Times New Roman" w:hAnsi="Times New Roman"/>
+                <w:color w:val="000000"/>
+                <w:sz w:val="16"/>
               </w:rPr>
               <w:t>Product Owner / SRE</w:t>
             </w:r>
@@ -5937,23 +6606,26 @@
         </w:trPr>
         <w:tc>
           <w:tcPr>
-            <w:tcW w:type="dxa" w:w="2045"/>
+            <w:tcW w:type="dxa" w:w="1587"/>
             <w:vAlign w:val="center"/>
             <w:tcMar>
-              <w:top w:w="75" w:type="dxa"/>
-              <w:start w:w="95" w:type="dxa"/>
-              <w:bottom w:w="75" w:type="dxa"/>
-              <w:end w:w="95" w:type="dxa"/>
+              <w:top w:w="60" w:type="dxa"/>
+              <w:start w:w="50" w:type="dxa"/>
+              <w:bottom w:w="60" w:type="dxa"/>
+              <w:end w:w="50" w:type="dxa"/>
             </w:tcMar>
           </w:tcPr>
           <w:p>
             <w:pPr>
-              <w:spacing w:after="0" w:line="276" w:lineRule="auto"/>
+              <w:spacing w:after="0" w:line="188" w:lineRule="exact" w:before="0"/>
+              <w:ind w:firstLine="0"/>
+              <w:jc w:val="left"/>
             </w:pPr>
             <w:r>
               <w:rPr>
-                <w:rFonts w:ascii="Noto Serif" w:hAnsi="Noto Serif"/>
-                <w:sz w:val="18"/>
+                <w:rFonts w:ascii="Times New Roman" w:hAnsi="Times New Roman"/>
+                <w:color w:val="000000"/>
+                <w:sz w:val="16"/>
               </w:rPr>
               <w:t>Triển khai</w:t>
             </w:r>
@@ -5961,23 +6633,26 @@
         </w:tc>
         <w:tc>
           <w:tcPr>
-            <w:tcW w:type="dxa" w:w="4579"/>
+            <w:tcW w:type="dxa" w:w="2976"/>
             <w:vAlign w:val="center"/>
             <w:tcMar>
-              <w:top w:w="75" w:type="dxa"/>
-              <w:start w:w="95" w:type="dxa"/>
-              <w:bottom w:w="75" w:type="dxa"/>
-              <w:end w:w="95" w:type="dxa"/>
+              <w:top w:w="60" w:type="dxa"/>
+              <w:start w:w="50" w:type="dxa"/>
+              <w:bottom w:w="60" w:type="dxa"/>
+              <w:end w:w="50" w:type="dxa"/>
             </w:tcMar>
           </w:tcPr>
           <w:p>
             <w:pPr>
-              <w:spacing w:after="0" w:line="276" w:lineRule="auto"/>
+              <w:spacing w:after="0" w:line="188" w:lineRule="exact" w:before="0"/>
+              <w:ind w:firstLine="0"/>
+              <w:jc w:val="left"/>
             </w:pPr>
             <w:r>
               <w:rPr>
-                <w:rFonts w:ascii="Noto Serif" w:hAnsi="Noto Serif"/>
-                <w:sz w:val="18"/>
+                <w:rFonts w:ascii="Times New Roman" w:hAnsi="Times New Roman"/>
+                <w:color w:val="000000"/>
+                <w:sz w:val="16"/>
               </w:rPr>
               <w:t>Biên bản duyệt, phiên bản, TTL, log thay đổi</w:t>
             </w:r>
@@ -5985,23 +6660,26 @@
         </w:tc>
         <w:tc>
           <w:tcPr>
-            <w:tcW w:type="dxa" w:w="2808"/>
+            <w:tcW w:type="dxa" w:w="2353"/>
             <w:vAlign w:val="center"/>
             <w:tcMar>
-              <w:top w:w="75" w:type="dxa"/>
-              <w:start w:w="95" w:type="dxa"/>
-              <w:bottom w:w="75" w:type="dxa"/>
-              <w:end w:w="95" w:type="dxa"/>
+              <w:top w:w="60" w:type="dxa"/>
+              <w:start w:w="50" w:type="dxa"/>
+              <w:bottom w:w="60" w:type="dxa"/>
+              <w:end w:w="50" w:type="dxa"/>
             </w:tcMar>
           </w:tcPr>
           <w:p>
             <w:pPr>
-              <w:spacing w:after="0" w:line="276" w:lineRule="auto"/>
+              <w:spacing w:after="0" w:line="188" w:lineRule="exact" w:before="0"/>
+              <w:ind w:firstLine="0"/>
+              <w:jc w:val="left"/>
             </w:pPr>
             <w:r>
               <w:rPr>
-                <w:rFonts w:ascii="Noto Serif" w:hAnsi="Noto Serif"/>
-                <w:sz w:val="18"/>
+                <w:rFonts w:ascii="Times New Roman" w:hAnsi="Times New Roman"/>
+                <w:color w:val="000000"/>
+                <w:sz w:val="16"/>
               </w:rPr>
               <w:t>Security Change Manager</w:t>
             </w:r>
@@ -6014,23 +6692,29 @@
         </w:trPr>
         <w:tc>
           <w:tcPr>
-            <w:tcW w:type="dxa" w:w="2045"/>
+            <w:tcW w:type="dxa" w:w="1587"/>
             <w:vAlign w:val="center"/>
             <w:tcMar>
-              <w:top w:w="75" w:type="dxa"/>
-              <w:start w:w="95" w:type="dxa"/>
-              <w:bottom w:w="75" w:type="dxa"/>
-              <w:end w:w="95" w:type="dxa"/>
+              <w:top w:w="60" w:type="dxa"/>
+              <w:start w:w="50" w:type="dxa"/>
+              <w:bottom w:w="60" w:type="dxa"/>
+              <w:end w:w="50" w:type="dxa"/>
             </w:tcMar>
+            <w:tcBorders>
+              <w:bottom w:val="single" w:sz="4" w:color="333333"/>
+            </w:tcBorders>
           </w:tcPr>
           <w:p>
             <w:pPr>
-              <w:spacing w:after="0" w:line="276" w:lineRule="auto"/>
+              <w:spacing w:after="0" w:line="188" w:lineRule="exact" w:before="0"/>
+              <w:ind w:firstLine="0"/>
+              <w:jc w:val="left"/>
             </w:pPr>
             <w:r>
               <w:rPr>
-                <w:rFonts w:ascii="Noto Serif" w:hAnsi="Noto Serif"/>
-                <w:sz w:val="18"/>
+                <w:rFonts w:ascii="Times New Roman" w:hAnsi="Times New Roman"/>
+                <w:color w:val="000000"/>
+                <w:sz w:val="16"/>
               </w:rPr>
               <w:t>LLM (nếu sử dụng)</w:t>
             </w:r>
@@ -6038,23 +6722,29 @@
         </w:tc>
         <w:tc>
           <w:tcPr>
-            <w:tcW w:type="dxa" w:w="4579"/>
+            <w:tcW w:type="dxa" w:w="2976"/>
             <w:vAlign w:val="center"/>
             <w:tcMar>
-              <w:top w:w="75" w:type="dxa"/>
-              <w:start w:w="95" w:type="dxa"/>
-              <w:bottom w:w="75" w:type="dxa"/>
-              <w:end w:w="95" w:type="dxa"/>
+              <w:top w:w="60" w:type="dxa"/>
+              <w:start w:w="50" w:type="dxa"/>
+              <w:bottom w:w="60" w:type="dxa"/>
+              <w:end w:w="50" w:type="dxa"/>
             </w:tcMar>
+            <w:tcBorders>
+              <w:bottom w:val="single" w:sz="4" w:color="333333"/>
+            </w:tcBorders>
           </w:tcPr>
           <w:p>
             <w:pPr>
-              <w:spacing w:after="0" w:line="276" w:lineRule="auto"/>
+              <w:spacing w:after="0" w:line="188" w:lineRule="exact" w:before="0"/>
+              <w:ind w:firstLine="0"/>
+              <w:jc w:val="left"/>
             </w:pPr>
             <w:r>
               <w:rPr>
-                <w:rFonts w:ascii="Noto Serif" w:hAnsi="Noto Serif"/>
-                <w:sz w:val="18"/>
+                <w:rFonts w:ascii="Times New Roman" w:hAnsi="Times New Roman"/>
+                <w:color w:val="000000"/>
+                <w:sz w:val="16"/>
               </w:rPr>
               <w:t>Model version, prompt, filter, người review</w:t>
             </w:r>
@@ -6062,23 +6752,29 @@
         </w:tc>
         <w:tc>
           <w:tcPr>
-            <w:tcW w:type="dxa" w:w="2808"/>
+            <w:tcW w:type="dxa" w:w="2353"/>
             <w:vAlign w:val="center"/>
             <w:tcMar>
-              <w:top w:w="75" w:type="dxa"/>
-              <w:start w:w="95" w:type="dxa"/>
-              <w:bottom w:w="75" w:type="dxa"/>
-              <w:end w:w="95" w:type="dxa"/>
+              <w:top w:w="60" w:type="dxa"/>
+              <w:start w:w="50" w:type="dxa"/>
+              <w:bottom w:w="60" w:type="dxa"/>
+              <w:end w:w="50" w:type="dxa"/>
             </w:tcMar>
+            <w:tcBorders>
+              <w:bottom w:val="single" w:sz="4" w:color="333333"/>
+            </w:tcBorders>
           </w:tcPr>
           <w:p>
             <w:pPr>
-              <w:spacing w:after="0" w:line="276" w:lineRule="auto"/>
+              <w:spacing w:after="0" w:line="188" w:lineRule="exact" w:before="0"/>
+              <w:ind w:firstLine="0"/>
+              <w:jc w:val="left"/>
             </w:pPr>
             <w:r>
               <w:rPr>
-                <w:rFonts w:ascii="Noto Serif" w:hAnsi="Noto Serif"/>
-                <w:sz w:val="18"/>
+                <w:rFonts w:ascii="Times New Roman" w:hAnsi="Times New Roman"/>
+                <w:color w:val="000000"/>
+                <w:sz w:val="16"/>
               </w:rPr>
               <w:t>AI Governance / AppSec</w:t>
             </w:r>
@@ -6090,18 +6786,25 @@
     <w:bookmarkStart w:id="53" w:name="chính-sách-tự-thích-nghi-theo-drift"/>
     <w:p>
       <w:pPr>
-        <w:pStyle w:val="Heading3"/>
+        <w:pStyle w:val="Heading2"/>
         <w:keepNext/>
+        <w:pageBreakBefore w:val="0"/>
         <w:widowControl/>
       </w:pPr>
       <w:r>
+        <w:rPr>
+          <w:rFonts w:ascii="Times New Roman" w:hAnsi="Times New Roman"/>
+          <w:b/>
+          <w:color w:val="000000"/>
+          <w:sz w:val="20"/>
+        </w:rPr>
         <w:t xml:space="preserve">6.3. Chính sách tự thích nghi theo drift</w:t>
       </w:r>
     </w:p>
     <w:p>
       <w:pPr>
-        <w:pStyle w:val="FirstParagraph"/>
         <w:widowControl/>
+        <w:ind w:firstLine="0"/>
       </w:pPr>
       <w:r>
         <w:t xml:space="preserve">Drift nên được hiểu theo nhiều nguồn: (i) tỷ trọng kiểu mã hóa/định dạng đầu vào; (ii) phân bố endpoint và tham số; (iii) tỷ lệ match theo rule; (iv) xác nhận chặn nhầm từ đội vận hành; (v) thay đổi backend hoặc bản vá. Có thể đặt cảnh báo khi robustness trên một bộ regression cố định suy giảm từ ngưỡng cổng, song không được tự động tăng paranoia level hoặc chặn rộng chỉ vì thấy chuỗi lạ. Thiết kế phù hợp là</w:t>
@@ -6124,18 +6827,25 @@
     <w:bookmarkStart w:id="54" w:name="an-toàn-dữ-liệu-và-an-toàn-của-llm"/>
     <w:p>
       <w:pPr>
-        <w:pStyle w:val="Heading3"/>
+        <w:pStyle w:val="Heading2"/>
         <w:keepNext/>
+        <w:pageBreakBefore w:val="0"/>
         <w:widowControl/>
       </w:pPr>
       <w:r>
+        <w:rPr>
+          <w:rFonts w:ascii="Times New Roman" w:hAnsi="Times New Roman"/>
+          <w:b/>
+          <w:color w:val="000000"/>
+          <w:sz w:val="20"/>
+        </w:rPr>
         <w:t xml:space="preserve">6.4. An toàn dữ liệu và an toàn của LLM</w:t>
       </w:r>
     </w:p>
     <w:p>
       <w:pPr>
-        <w:pStyle w:val="FirstParagraph"/>
         <w:widowControl/>
+        <w:ind w:firstLine="0"/>
       </w:pPr>
       <w:r>
         <w:t xml:space="preserve">Khi tích hợp LLM, nội dung log HTTP có thể chứa PII, token hoặc dữ liệu kinh doanh; cần loại bỏ hoặc thay thế định danh trước khi sử dụng và hạn chế lưu giữ theo chính sách tổ chức. Prompt chứa các mẫu HTTP từ bên ngoài là dữ liệu không tin cậy; không trao quyền để LLM tự sửa luật hoặc gửi lưu lượng vào mục tiêu không được cấp phép. Luật đề xuất phải qua kiểm tra độc lập để hạn chế overblocking, rule shadowing, parser differential và phụ thuộc vào câu trả lời sinh thiếu bằng chứng. Đặc biệt không dùng cụm từ</w:t>
@@ -6164,18 +6874,25 @@
     <w:bookmarkStart w:id="56" w:name="hạn-chế-và-đe-dọa-đối-với-tính-hợp-lệ"/>
     <w:p>
       <w:pPr>
-        <w:pStyle w:val="Heading2"/>
+        <w:pStyle w:val="Heading1"/>
         <w:keepNext/>
+        <w:pageBreakBefore w:val="0"/>
         <w:widowControl/>
       </w:pPr>
       <w:r>
+        <w:rPr>
+          <w:rFonts w:ascii="Times New Roman" w:hAnsi="Times New Roman"/>
+          <w:b/>
+          <w:color w:val="000000"/>
+          <w:sz w:val="24"/>
+        </w:rPr>
         <w:t xml:space="preserve">7. Hạn chế và đe dọa đối với tính hợp lệ</w:t>
       </w:r>
     </w:p>
     <w:p>
       <w:pPr>
-        <w:pStyle w:val="FirstParagraph"/>
         <w:widowControl/>
+        <w:ind w:firstLine="0"/>
       </w:pPr>
       <w:r>
         <w:rPr>
@@ -6267,18 +6984,25 @@
     <w:bookmarkStart w:id="57" w:name="Xa83718964b27d555cdc47b1da832c219b4507db"/>
     <w:p>
       <w:pPr>
-        <w:pStyle w:val="Heading2"/>
+        <w:pStyle w:val="Heading1"/>
         <w:keepNext/>
+        <w:pageBreakBefore w:val="0"/>
         <w:widowControl/>
       </w:pPr>
       <w:r>
+        <w:rPr>
+          <w:rFonts w:ascii="Times New Roman" w:hAnsi="Times New Roman"/>
+          <w:b/>
+          <w:color w:val="000000"/>
+          <w:sz w:val="24"/>
+        </w:rPr>
         <w:t xml:space="preserve">8. Hướng phát triển và kế hoạch nghiên cứu tiếp theo</w:t>
       </w:r>
     </w:p>
     <w:p>
       <w:pPr>
-        <w:pStyle w:val="FirstParagraph"/>
         <w:widowControl/>
+        <w:ind w:firstLine="0"/>
       </w:pPr>
       <w:r>
         <w:t xml:space="preserve">Giai đoạn 1 là tích hợp</w:t>
@@ -6339,18 +7063,25 @@
     <w:bookmarkStart w:id="58" w:name="kết-luận"/>
     <w:p>
       <w:pPr>
-        <w:pStyle w:val="Heading2"/>
+        <w:pStyle w:val="Heading1"/>
         <w:keepNext/>
+        <w:pageBreakBefore w:val="0"/>
         <w:widowControl/>
       </w:pPr>
       <w:r>
+        <w:rPr>
+          <w:rFonts w:ascii="Times New Roman" w:hAnsi="Times New Roman"/>
+          <w:b/>
+          <w:color w:val="000000"/>
+          <w:sz w:val="24"/>
+        </w:rPr>
         <w:t xml:space="preserve">9. Kết luận</w:t>
       </w:r>
     </w:p>
     <w:p>
       <w:pPr>
-        <w:pStyle w:val="FirstParagraph"/>
         <w:widowControl/>
+        <w:ind w:firstLine="0"/>
       </w:pPr>
       <w:r>
         <w:t xml:space="preserve">Bài nghiên cứu đề xuất TRACE-WAF như một cách nối kết hai mục tiêu thường bị tách rời: đánh giá an toàn kỹ thuật của luật WAF và quản trị vòng đời rule có nguồn truy vết. Nguyên mẫu offline cung cấp kết quả tái lập cho ba trục coverage, FPR và robustness trên dữ liệu tổng hợp của SQLi, XSS và path traversal. Chuẩn hóa và chính sách theo tuyến cải thiện việc phát hiện các mẫu biến đổi trong tập đã tạo, nhưng FPR của phương án tốt nhất vẫn</w:t>
@@ -6386,18 +7117,26 @@
     <w:bookmarkStart w:id="59" w:name="tài-liệu-tham-khảo"/>
     <w:p>
       <w:pPr>
-        <w:pStyle w:val="Heading2"/>
+        <w:pStyle w:val="Heading1"/>
         <w:keepNext/>
+        <w:pageBreakBefore w:val="0"/>
         <w:widowControl/>
       </w:pPr>
       <w:r>
+        <w:rPr>
+          <w:rFonts w:ascii="Times New Roman" w:hAnsi="Times New Roman"/>
+          <w:b/>
+          <w:color w:val="000000"/>
+          <w:sz w:val="24"/>
+        </w:rPr>
         <w:t xml:space="preserve">Tài liệu tham khảo</w:t>
       </w:r>
     </w:p>
     <w:p>
       <w:pPr>
-        <w:pStyle w:val="FirstParagraph"/>
+        <w:pStyle w:val="PaperReference"/>
         <w:widowControl/>
+        <w:ind w:left="283" w:hanging="283"/>
       </w:pPr>
       <w:r>
         <w:t xml:space="preserve">[1] OWASP Foundation.</w:t>
@@ -6418,8 +7157,9 @@
     </w:p>
     <w:p>
       <w:pPr>
-        <w:pStyle w:val="BodyText"/>
+        <w:pStyle w:val="PaperReference"/>
         <w:widowControl/>
+        <w:ind w:left="283" w:hanging="283"/>
       </w:pPr>
       <w:r>
         <w:t xml:space="preserve">[2] OWASP CRS Project.</w:t>
@@ -6440,8 +7180,9 @@
     </w:p>
     <w:p>
       <w:pPr>
-        <w:pStyle w:val="BodyText"/>
+        <w:pStyle w:val="PaperReference"/>
         <w:widowControl/>
+        <w:ind w:left="283" w:hanging="283"/>
       </w:pPr>
       <w:r>
         <w:t xml:space="preserve">[3] Miggo Security.</w:t>
@@ -6462,8 +7203,9 @@
     </w:p>
     <w:p>
       <w:pPr>
-        <w:pStyle w:val="BodyText"/>
+        <w:pStyle w:val="PaperReference"/>
         <w:widowControl/>
+        <w:ind w:left="283" w:hanging="283"/>
       </w:pPr>
       <w:r>
         <w:t xml:space="preserve">[4] T. G. Bao, D. C. Duc, và P. T. Duy.</w:t>
@@ -6484,8 +7226,9 @@
     </w:p>
     <w:p>
       <w:pPr>
-        <w:pStyle w:val="BodyText"/>
+        <w:pStyle w:val="PaperReference"/>
         <w:widowControl/>
+        <w:ind w:left="283" w:hanging="283"/>
       </w:pPr>
       <w:r>
         <w:t xml:space="preserve">[5] V. Babaey và A. Ravindran.</w:t>
@@ -6506,8 +7249,9 @@
     </w:p>
     <w:p>
       <w:pPr>
-        <w:pStyle w:val="BodyText"/>
+        <w:pStyle w:val="PaperReference"/>
         <w:widowControl/>
+        <w:ind w:left="283" w:hanging="283"/>
       </w:pPr>
       <w:r>
         <w:t xml:space="preserve">[6] MITRE.</w:t>
@@ -6528,8 +7272,9 @@
     </w:p>
     <w:p>
       <w:pPr>
-        <w:pStyle w:val="BodyText"/>
+        <w:pStyle w:val="PaperReference"/>
         <w:widowControl/>
+        <w:ind w:left="283" w:hanging="283"/>
       </w:pPr>
       <w:r>
         <w:t xml:space="preserve">[7] MITRE.</w:t>
@@ -6550,8 +7295,9 @@
     </w:p>
     <w:p>
       <w:pPr>
-        <w:pStyle w:val="BodyText"/>
+        <w:pStyle w:val="PaperReference"/>
         <w:widowControl/>
+        <w:ind w:left="283" w:hanging="283"/>
       </w:pPr>
       <w:r>
         <w:t xml:space="preserve">[8] MITRE.</w:t>
@@ -6572,8 +7318,9 @@
     </w:p>
     <w:p>
       <w:pPr>
-        <w:pStyle w:val="BodyText"/>
+        <w:pStyle w:val="PaperReference"/>
         <w:widowControl/>
+        <w:ind w:left="283" w:hanging="283"/>
       </w:pPr>
       <w:r>
         <w:t xml:space="preserve">[9] E. Tabassi, NIST.</w:t>
@@ -6596,18 +7343,25 @@
     <w:bookmarkStart w:id="60" w:name="X4d60e8b4de0da72be524a712c76c895a2bfeaac"/>
     <w:p>
       <w:pPr>
-        <w:pStyle w:val="Heading2"/>
+        <w:pStyle w:val="Heading1"/>
         <w:keepNext/>
+        <w:pageBreakBefore w:val="0"/>
         <w:widowControl/>
       </w:pPr>
       <w:r>
+        <w:rPr>
+          <w:rFonts w:ascii="Times New Roman" w:hAnsi="Times New Roman"/>
+          <w:b/>
+          <w:color w:val="000000"/>
+          <w:sz w:val="24"/>
+        </w:rPr>
         <w:t xml:space="preserve">Phụ lục A. Hướng dẫn chạy và đối chiếu kết quả</w:t>
       </w:r>
     </w:p>
     <w:p>
       <w:pPr>
-        <w:pStyle w:val="FirstParagraph"/>
         <w:widowControl/>
+        <w:ind w:firstLine="0"/>
       </w:pPr>
       <w:r>
         <w:t xml:space="preserve">Yêu cầu Python từ 3.10, không cần kết nối Internet. Tại thư mục chứa tài liệu và mã nguồn, thực hiện:</w:t>
@@ -6615,7 +7369,7 @@
     </w:p>
     <w:p>
       <w:pPr>
-        <w:pStyle w:val="SourceCode"/>
+        <w:pStyle w:val="PaperCode"/>
         <w:widowControl/>
       </w:pPr>
       <w:r>
@@ -6705,228 +7459,26 @@
     </w:p>
     <w:p>
       <w:pPr>
-        <w:pStyle w:val="FirstParagraph"/>
+        <w:pStyle w:val="PaperReference"/>
         <w:widowControl/>
-      </w:pPr>
-      <w:r>
-        <w:t xml:space="preserve">Đầu ra dữ liệu:</w:t>
-      </w:r>
-      <w:r>
-        <w:t xml:space="preserve"> </w:t>
-      </w:r>
-      <w:r>
-        <w:rPr>
-          <w:rStyle w:val="VerbatimChar"/>
-        </w:rPr>
-        <w:t xml:space="preserve">results/detailed_predictions.csv</w:t>
-      </w:r>
-      <w:r>
-        <w:t xml:space="preserve"> </w:t>
-      </w:r>
-      <w:r>
-        <w:t xml:space="preserve">(570 trường hợp),</w:t>
-      </w:r>
-      <w:r>
-        <w:t xml:space="preserve"> </w:t>
-      </w:r>
-      <w:r>
-        <w:rPr>
-          <w:rStyle w:val="VerbatimChar"/>
-        </w:rPr>
-        <w:t xml:space="preserve">results/summary.csv</w:t>
-      </w:r>
-      <w:r>
-        <w:t xml:space="preserve"> </w:t>
-      </w:r>
-      <w:r>
-        <w:t xml:space="preserve">(12 dòng phân rã theo chiến lược và CWE),</w:t>
-      </w:r>
-      <w:r>
-        <w:t xml:space="preserve"> </w:t>
-      </w:r>
-      <w:r>
-        <w:rPr>
-          <w:rStyle w:val="VerbatimChar"/>
-        </w:rPr>
-        <w:t xml:space="preserve">results/metrics.json</w:t>
-      </w:r>
-      <w:r>
-        <w:t xml:space="preserve"> </w:t>
-      </w:r>
-      <w:r>
-        <w:t xml:space="preserve">(cấu hình, SHA-256, ma trận nhầm lẫn và synthetic drift). Có thể tạo lại hình vẽ với</w:t>
-      </w:r>
-      <w:r>
-        <w:t xml:space="preserve"> </w:t>
-      </w:r>
-      <w:r>
-        <w:rPr>
-          <w:rStyle w:val="VerbatimChar"/>
-        </w:rPr>
-        <w:t xml:space="preserve">python src/plot_results.py</w:t>
-      </w:r>
-      <w:r>
-        <w:t xml:space="preserve"> </w:t>
-      </w:r>
-      <w:r>
-        <w:t xml:space="preserve">khi đã cài</w:t>
-      </w:r>
-      <w:r>
-        <w:t xml:space="preserve"> </w:t>
-      </w:r>
-      <w:r>
-        <w:rPr>
-          <w:rStyle w:val="VerbatimChar"/>
-        </w:rPr>
-        <w:t xml:space="preserve">matplotlib</w:t>
-      </w:r>
-      <w:r>
-        <w:t xml:space="preserve">. SHA-256 chuẩn của</w:t>
-      </w:r>
-      <w:r>
-        <w:t xml:space="preserve"> </w:t>
-      </w:r>
-      <w:r>
-        <w:rPr>
-          <w:rStyle w:val="VerbatimChar"/>
-        </w:rPr>
-        <w:t xml:space="preserve">detailed_predictions.csv</w:t>
-      </w:r>
-      <w:r>
-        <w:t xml:space="preserve"> </w:t>
-      </w:r>
-      <w:r>
-        <w:t xml:space="preserve">theo lần chạy trong hồ sơ là</w:t>
-      </w:r>
-      <w:r>
-        <w:t xml:space="preserve"> </w:t>
-      </w:r>
-      <w:r>
-        <w:rPr>
-          <w:rStyle w:val="VerbatimChar"/>
-          <w:b/>
-          <w:bCs/>
-        </w:rPr>
-        <w:t xml:space="preserve">4f50ab19c6679411fb9702eb7d2c28f8423aa45fe8e5366cb41283723ec3be86</w:t>
-      </w:r>
-      <w:r>
-        <w:t xml:space="preserve">. Nếu khác hash, phải kiểm tra phiên bản Python, chỉnh sửa mã hoặc dữ liệu, không tự thay số trong báo cáo.</w:t>
+        <w:ind w:left="0" w:firstLine="0"/>
+      </w:pPr>
+      <w:r>
+        <w:t>Đầu ra gồm results/detailed_predictions.csv (570 mẫu), results/summary.csv (12 dòng) và results/metrics.json (cấu hình, SHA-256, ma trận nhầm lẫn và synthetic drift). Tái tạo biểu đồ bằng python src/plot_results.py (cần matplotlib). SHA-256 của detailed_predictions.csv trong lần chạy này: 4f50ab19c6679411fb9702eb7d2c28f8423aa45fe8e5366cb41283723ec3be86. Nếu hash khác, phải kiểm tra mã và dữ liệu trước khi sử dụng kết quả.</w:t>
       </w:r>
     </w:p>
     <w:bookmarkEnd w:id="60"/>
     <w:bookmarkStart w:id="61" w:name="X99ed655e64b30d03aa490ba615eed49d4fb7b9b"/>
-    <w:p>
-      <w:pPr>
-        <w:pStyle w:val="Heading2"/>
-        <w:keepNext/>
-        <w:widowControl/>
-      </w:pPr>
-      <w:r>
-        <w:t xml:space="preserve">Phụ lục B. Câu hỏi phản biện và cách trả lời ngắn</w:t>
-      </w:r>
-    </w:p>
-    <w:p>
-      <w:pPr>
-        <w:pStyle w:val="FirstParagraph"/>
-        <w:widowControl/>
-      </w:pPr>
-      <w:r>
-        <w:rPr>
-          <w:b/>
-          <w:bCs/>
-        </w:rPr>
-        <w:t xml:space="preserve">B1. Nghiên cứu đã thử nghiệm LLM hay WAF thương mại chưa?</w:t>
-      </w:r>
-      <w:r>
-        <w:t xml:space="preserve"> </w:t>
-      </w:r>
-      <w:r>
-        <w:t xml:space="preserve">Chưa. LLM là nhánh kiến trúc dự kiến; kết quả định lượng ở đây chỉ từ ba bộ phát hiện mô phỏng offline.</w:t>
-      </w:r>
-    </w:p>
-    <w:p>
-      <w:pPr>
-        <w:pStyle w:val="BodyText"/>
-        <w:widowControl/>
-      </w:pPr>
-      <w:r>
-        <w:rPr>
-          <w:b/>
-          <w:bCs/>
-        </w:rPr>
-        <w:t xml:space="preserve">B2. Vì sao TRACE-Policy có 100% coverage mà chưa thể đưa vào sản xuất?</w:t>
-      </w:r>
-      <w:r>
-        <w:t xml:space="preserve"> </w:t>
-      </w:r>
-      <w:r>
-        <w:t xml:space="preserve">Vì chỉ số đó đo trên họ mẫu tổng hợp hẹp, có thể quá khớp, chưa kiểm chứng semantics backend, và FPR 16,67% cao hơn ngưỡng phê duyệt minh họa.</w:t>
-      </w:r>
-    </w:p>
-    <w:p>
-      <w:pPr>
-        <w:pStyle w:val="BodyText"/>
-        <w:widowControl/>
-      </w:pPr>
-      <w:r>
-        <w:rPr>
-          <w:b/>
-          <w:bCs/>
-        </w:rPr>
-        <w:t xml:space="preserve">B3. Con số 52% Miggo có chứng minh WAF luôn thất bại?</w:t>
-      </w:r>
-      <w:r>
-        <w:t xml:space="preserve"> </w:t>
-      </w:r>
-      <w:r>
-        <w:t xml:space="preserve">Không. Đó là nghiên cứu do nhà cung cấp công bố trên tập CVE và thiết lập đánh giá của họ, chỉ dùng làm động cơ tìm hiểu.</w:t>
-      </w:r>
-    </w:p>
-    <w:p>
-      <w:pPr>
-        <w:pStyle w:val="BodyText"/>
-        <w:widowControl/>
-      </w:pPr>
-      <w:r>
-        <w:rPr>
-          <w:b/>
-          <w:bCs/>
-        </w:rPr>
-        <w:t xml:space="preserve">B4. Điểm mới của TRACE-WAF nằm ở đâu?</w:t>
-      </w:r>
-      <w:r>
-        <w:t xml:space="preserve"> </w:t>
-      </w:r>
-      <w:r>
-        <w:t xml:space="preserve">Ở cách đóng gói ba trục đánh giá thành một cổng ra quyết định có nhật ký bằng chứng CWE/CVE, owner và rollback; không khẳng định tính mới tuyệt đối của từng thành phần riêng lẻ.</w:t>
-      </w:r>
-    </w:p>
-    <w:p>
-      <w:pPr>
-        <w:pStyle w:val="BodyText"/>
-        <w:widowControl/>
-      </w:pPr>
-      <w:r>
-        <w:rPr>
-          <w:b/>
-          <w:bCs/>
-        </w:rPr>
-        <w:t xml:space="preserve">B5. Nếu tiếp tục nghiên cứu, thí nghiệm quyết định nào phải làm đầu tiên?</w:t>
-      </w:r>
-      <w:r>
-        <w:t xml:space="preserve"> </w:t>
-      </w:r>
-      <w:r>
-        <w:t xml:space="preserve">Kiểm chứng trên WAF/CRS được ghim phiên bản và ứng dụng lab có phép, kèm corpus benign thực và phép đo theo từng nhóm CWE/CVE độc lập.</w:t>
-      </w:r>
-    </w:p>
     <w:bookmarkEnd w:id="61"/>
     <w:bookmarkEnd w:id="62"/>
     <w:sectPr>
       <w:footerReference r:id="rId9" w:type="default"/>
-      <w:pgSz w:h="15840" w:w="12240"/>
-      <w:pgMar w:bottom="1238" w:footer="605" w:gutter="0" w:header="518" w:left="1310" w:right="1310" w:top="1238"/>
+      <w:headerReference w:type="default" r:id="rId10"/>
+      <w:type w:val="continuous"/>
+      <w:pgSz w:h="16838" w:w="11906"/>
+      <w:pgMar w:bottom="2948" w:footer="1984" w:gutter="0" w:header="1984" w:left="2494" w:right="2494" w:top="2948"/>
       <w:cols w:space="720"/>
+      <w:titlePg/>
       <w:docGrid w:linePitch="360"/>
     </w:sectPr>
   </w:body>
@@ -6941,16 +7493,18 @@
 <w:ftr xmlns:m="http://schemas.openxmlformats.org/officeDocument/2006/math" xmlns:mc="http://schemas.openxmlformats.org/markup-compatibility/2006" xmlns:mo="http://schemas.microsoft.com/office/mac/office/2008/main" xmlns:mv="urn:schemas-microsoft-com:mac:vml" xmlns:o="urn:schemas-microsoft-com:office:office" xmlns:r="http://schemas.openxmlformats.org/officeDocument/2006/relationships" xmlns:v="urn:schemas-microsoft-com:vml" xmlns:w10="urn:schemas-microsoft-com:office:word" xmlns:w14="http://schemas.microsoft.com/office/word/2010/wordml" xmlns:w="http://schemas.openxmlformats.org/wordprocessingml/2006/main" xmlns:wne="http://schemas.microsoft.com/office/word/2006/wordml" xmlns:wp14="http://schemas.microsoft.com/office/word/2010/wordprocessingDrawing" xmlns:wp="http://schemas.openxmlformats.org/drawingml/2006/wordprocessingDrawing" xmlns:wpc="http://schemas.microsoft.com/office/word/2010/wordprocessingCanvas" xmlns:wpg="http://schemas.microsoft.com/office/word/2010/wordprocessingGroup" xmlns:wpi="http://schemas.microsoft.com/office/word/2010/wordprocessingInk" xmlns:wps="http://schemas.microsoft.com/office/word/2010/wordprocessingShape" mc:Ignorable="w14 wp14">
   <w:p>
     <w:pPr>
-      <w:pStyle w:val="Footer"/>
-      <w:jc w:val="right"/>
+      <w:ind w:firstLine="0"/>
+      <w:jc w:val="center"/>
     </w:pPr>
     <w:r>
       <w:rPr>
-        <w:rFonts w:ascii="Noto Sans" w:hAnsi="Noto Sans"/>
-        <w:color w:val="4C5965"/>
-        <w:sz w:val="16"/>
-      </w:rPr>
-      <w:t xml:space="preserve">TRACE-WAF · Báo cáo nghiên cứu  |  Trang </w:t>
+        <w:sz w:val="18"/>
+      </w:rPr>
+    </w:r>
+    <w:r>
+      <w:rPr>
+        <w:sz w:val="18"/>
+      </w:rPr>
     </w:r>
     <w:fldSimple w:instr="PAGE"/>
   </w:p>
@@ -6974,6 +7528,24 @@
     </w:p>
   </w:footnote>
 </w:footnotes>
+</file>
+
+<file path=word/header1.xml><?xml version="1.0" encoding="utf-8"?>
+<w:hdr xmlns:m="http://schemas.openxmlformats.org/officeDocument/2006/math" xmlns:mc="http://schemas.openxmlformats.org/markup-compatibility/2006" xmlns:mo="http://schemas.microsoft.com/office/mac/office/2008/main" xmlns:mv="urn:schemas-microsoft-com:mac:vml" xmlns:o="urn:schemas-microsoft-com:office:office" xmlns:r="http://schemas.openxmlformats.org/officeDocument/2006/relationships" xmlns:v="urn:schemas-microsoft-com:vml" xmlns:w10="urn:schemas-microsoft-com:office:word" xmlns:w14="http://schemas.microsoft.com/office/word/2010/wordml" xmlns:w="http://schemas.openxmlformats.org/wordprocessingml/2006/main" xmlns:wne="http://schemas.microsoft.com/office/word/2006/wordml" xmlns:wp14="http://schemas.microsoft.com/office/word/2010/wordprocessingDrawing" xmlns:wp="http://schemas.openxmlformats.org/drawingml/2006/wordprocessingDrawing" xmlns:wpc="http://schemas.microsoft.com/office/word/2010/wordprocessingCanvas" xmlns:wpg="http://schemas.microsoft.com/office/word/2010/wordprocessingGroup" xmlns:wpi="http://schemas.microsoft.com/office/word/2010/wordprocessingInk" xmlns:wps="http://schemas.microsoft.com/office/word/2010/wordprocessingShape" mc:Ignorable="w14 wp14">
+  <w:p>
+    <w:pPr>
+      <w:ind w:firstLine="0"/>
+      <w:jc w:val="center"/>
+    </w:pPr>
+    <w:r>
+      <w:rPr>
+        <w:rFonts w:ascii="Times New Roman" w:hAnsi="Times New Roman"/>
+        <w:sz w:val="16"/>
+      </w:rPr>
+      <w:t>TRACE-WAF: Đánh giá ba trục và quản trị luật WAF</w:t>
+    </w:r>
+  </w:p>
+</w:hdr>
 </file>
 
 <file path=word/numbering.xml><?xml version="1.0" encoding="utf-8"?>
@@ -7613,12 +8185,16 @@
     <w:qFormat/>
     <w:rsid w:val="00FC693F"/>
     <w:pPr>
-      <w:spacing w:after="140" w:line="305" w:lineRule="auto"/>
+      <w:keepNext w:val="0"/>
+      <w:keepLines w:val="0"/>
+      <w:spacing w:after="0" w:line="240" w:lineRule="exact" w:before="0"/>
+      <w:ind w:firstLine="227"/>
+      <w:jc w:val="both"/>
     </w:pPr>
     <w:rPr>
-      <w:rFonts w:ascii="Noto Serif" w:cs="Noto Serif" w:eastAsia="Noto Serif" w:hAnsi="Noto Serif"/>
-      <w:color w:val="26303C"/>
-      <w:sz w:val="21"/>
+      <w:rFonts w:ascii="Times New Roman" w:cs="Noto Serif" w:eastAsia="Times New Roman" w:hAnsi="Times New Roman"/>
+      <w:color w:val="000000"/>
+      <w:sz w:val="20"/>
     </w:rPr>
   </w:style>
   <w:style w:styleId="Header" w:type="paragraph">
@@ -7675,16 +8251,18 @@
     <w:rsid w:val="00FC693F"/>
     <w:pPr>
       <w:keepNext/>
-      <w:keepLines/>
-      <w:spacing w:after="100" w:before="300"/>
+      <w:keepLines w:val="0"/>
+      <w:spacing w:after="200" w:before="360" w:line="300" w:lineRule="exact"/>
+      <w:ind w:firstLine="0"/>
+      <w:jc w:val="left"/>
       <w:outlineLvl w:val="0"/>
     </w:pPr>
     <w:rPr>
-      <w:rFonts w:ascii="Noto Sans" w:asciiTheme="majorHAnsi" w:cs="Noto Sans" w:cstheme="majorBidi" w:eastAsia="Noto Sans" w:eastAsiaTheme="majorEastAsia" w:hAnsi="Noto Sans" w:hAnsiTheme="majorHAnsi"/>
+      <w:rFonts w:ascii="Times New Roman" w:asciiTheme="majorHAnsi" w:cs="Noto Sans" w:cstheme="majorBidi" w:eastAsia="Times New Roman" w:eastAsiaTheme="majorEastAsia" w:hAnsi="Times New Roman" w:hAnsiTheme="majorHAnsi"/>
       <w:b/>
       <w:bCs/>
-      <w:color w:val="1E3650"/>
-      <w:sz w:val="27"/>
+      <w:color w:val="000000"/>
+      <w:sz w:val="24"/>
       <w:szCs w:val="28"/>
     </w:rPr>
   </w:style>
@@ -7699,16 +8277,18 @@
     <w:rsid w:val="00FC693F"/>
     <w:pPr>
       <w:keepNext/>
-      <w:keepLines/>
-      <w:spacing w:after="100" w:before="200"/>
+      <w:keepLines w:val="0"/>
+      <w:spacing w:after="120" w:before="320" w:line="240" w:lineRule="exact"/>
+      <w:ind w:firstLine="0"/>
+      <w:jc w:val="left"/>
       <w:outlineLvl w:val="1"/>
     </w:pPr>
     <w:rPr>
-      <w:rFonts w:ascii="Noto Sans" w:asciiTheme="majorHAnsi" w:cs="Noto Sans" w:cstheme="majorBidi" w:eastAsia="Noto Sans" w:eastAsiaTheme="majorEastAsia" w:hAnsi="Noto Sans" w:hAnsiTheme="majorHAnsi"/>
+      <w:rFonts w:ascii="Times New Roman" w:asciiTheme="majorHAnsi" w:cs="Noto Sans" w:cstheme="majorBidi" w:eastAsia="Times New Roman" w:eastAsiaTheme="majorEastAsia" w:hAnsi="Times New Roman" w:hAnsiTheme="majorHAnsi"/>
       <w:b/>
       <w:bCs/>
-      <w:color w:val="1E3650"/>
-      <w:sz w:val="23"/>
+      <w:color w:val="000000"/>
+      <w:sz w:val="20"/>
       <w:szCs w:val="26"/>
     </w:rPr>
   </w:style>
@@ -7723,16 +8303,18 @@
     <w:rsid w:val="00FC693F"/>
     <w:pPr>
       <w:keepNext/>
-      <w:keepLines/>
-      <w:spacing w:after="100" w:before="200"/>
+      <w:keepLines w:val="0"/>
+      <w:spacing w:after="80" w:before="200" w:line="240" w:lineRule="exact"/>
+      <w:ind w:firstLine="0"/>
+      <w:jc w:val="left"/>
       <w:outlineLvl w:val="2"/>
     </w:pPr>
     <w:rPr>
-      <w:rFonts w:ascii="Noto Sans" w:asciiTheme="majorHAnsi" w:cs="Noto Sans" w:cstheme="majorBidi" w:eastAsia="Noto Sans" w:eastAsiaTheme="majorEastAsia" w:hAnsi="Noto Sans" w:hAnsiTheme="majorHAnsi"/>
+      <w:rFonts w:ascii="Times New Roman" w:asciiTheme="majorHAnsi" w:cs="Noto Sans" w:cstheme="majorBidi" w:eastAsia="Times New Roman" w:eastAsiaTheme="majorEastAsia" w:hAnsi="Times New Roman" w:hAnsiTheme="majorHAnsi"/>
       <w:b/>
       <w:bCs/>
-      <w:color w:val="1E3650"/>
-      <w:sz w:val="21"/>
+      <w:color w:val="000000"/>
+      <w:sz w:val="20"/>
     </w:rPr>
   </w:style>
   <w:style w:styleId="Heading4" w:type="paragraph">
@@ -8054,8 +8636,17 @@
     <w:unhideWhenUsed/>
     <w:rsid w:val="00AA1D8D"/>
     <w:pPr>
-      <w:spacing w:after="120"/>
+      <w:keepNext w:val="0"/>
+      <w:keepLines w:val="0"/>
+      <w:spacing w:after="0" w:before="0" w:line="240" w:lineRule="exact"/>
+      <w:ind w:firstLine="227"/>
+      <w:jc w:val="both"/>
     </w:pPr>
+    <w:rPr>
+      <w:rFonts w:ascii="Times New Roman" w:hAnsi="Times New Roman" w:eastAsia="Times New Roman"/>
+      <w:color w:val="000000"/>
+      <w:sz w:val="20"/>
+    </w:rPr>
   </w:style>
   <w:style w:customStyle="1" w:styleId="BodyTextChar" w:type="character">
     <w:name w:val="Body Text Char"/>
@@ -19542,6 +20133,159 @@
     <w:basedOn w:val="VerbatimChar"/>
     <w:rPr/>
   </w:style>
+  <w:style w:type="paragraph" w:customStyle="1" w:styleId="PaperTitle">
+    <w:name w:val="Paper Title"/>
+    <w:pPr>
+      <w:keepNext w:val="0"/>
+      <w:keepLines w:val="0"/>
+      <w:spacing w:before="0" w:after="300" w:line="360" w:lineRule="exact"/>
+      <w:ind w:firstLine="0"/>
+      <w:jc w:val="center"/>
+    </w:pPr>
+    <w:rPr>
+      <w:rFonts w:ascii="Times New Roman" w:hAnsi="Times New Roman" w:eastAsia="Times New Roman"/>
+      <w:b/>
+      <w:color w:val="000000"/>
+      <w:sz w:val="28"/>
+    </w:rPr>
+  </w:style>
+  <w:style w:type="paragraph" w:customStyle="1" w:styleId="PaperAuthor">
+    <w:name w:val="Paper Author"/>
+    <w:pPr>
+      <w:keepNext/>
+      <w:keepLines w:val="0"/>
+      <w:spacing w:before="0" w:after="40" w:line="240" w:lineRule="exact"/>
+      <w:ind w:firstLine="0"/>
+      <w:jc w:val="center"/>
+    </w:pPr>
+    <w:rPr>
+      <w:rFonts w:ascii="Times New Roman" w:hAnsi="Times New Roman" w:eastAsia="Times New Roman"/>
+      <w:b/>
+      <w:color w:val="000000"/>
+      <w:sz w:val="20"/>
+    </w:rPr>
+  </w:style>
+  <w:style w:type="paragraph" w:customStyle="1" w:styleId="PaperAffiliation">
+    <w:name w:val="Paper Affiliation"/>
+    <w:pPr>
+      <w:keepNext/>
+      <w:keepLines w:val="0"/>
+      <w:spacing w:before="0" w:after="60" w:line="220" w:lineRule="exact"/>
+      <w:ind w:firstLine="0"/>
+      <w:jc w:val="center"/>
+    </w:pPr>
+    <w:rPr>
+      <w:rFonts w:ascii="Times New Roman" w:hAnsi="Times New Roman" w:eastAsia="Times New Roman"/>
+      <w:color w:val="000000"/>
+      <w:sz w:val="18"/>
+    </w:rPr>
+  </w:style>
+  <w:style w:type="paragraph" w:customStyle="1" w:styleId="PaperNote">
+    <w:name w:val="Paper Note"/>
+    <w:pPr>
+      <w:keepNext/>
+      <w:keepLines w:val="0"/>
+      <w:spacing w:before="0" w:after="340" w:line="220" w:lineRule="exact"/>
+      <w:ind w:firstLine="0"/>
+      <w:jc w:val="center"/>
+    </w:pPr>
+    <w:rPr>
+      <w:rFonts w:ascii="Times New Roman" w:hAnsi="Times New Roman" w:eastAsia="Times New Roman"/>
+      <w:i/>
+      <w:color w:val="000000"/>
+      <w:sz w:val="18"/>
+    </w:rPr>
+  </w:style>
+  <w:style w:type="paragraph" w:customStyle="1" w:styleId="PaperAbstract">
+    <w:name w:val="Paper Abstract"/>
+    <w:pPr>
+      <w:keepNext w:val="0"/>
+      <w:keepLines/>
+      <w:spacing w:before="0" w:after="140" w:line="220" w:lineRule="exact"/>
+      <w:ind w:firstLine="0"/>
+      <w:jc w:val="both"/>
+    </w:pPr>
+    <w:rPr>
+      <w:rFonts w:ascii="Times New Roman" w:hAnsi="Times New Roman" w:eastAsia="Times New Roman"/>
+      <w:color w:val="000000"/>
+      <w:sz w:val="18"/>
+    </w:rPr>
+  </w:style>
+  <w:style w:type="paragraph" w:customStyle="1" w:styleId="PaperKeywords">
+    <w:name w:val="Paper Keywords"/>
+    <w:pPr>
+      <w:keepNext w:val="0"/>
+      <w:keepLines w:val="0"/>
+      <w:spacing w:before="0" w:after="260" w:line="220" w:lineRule="exact"/>
+      <w:ind w:firstLine="0"/>
+      <w:jc w:val="left"/>
+    </w:pPr>
+    <w:rPr>
+      <w:rFonts w:ascii="Times New Roman" w:hAnsi="Times New Roman" w:eastAsia="Times New Roman"/>
+      <w:color w:val="000000"/>
+      <w:sz w:val="18"/>
+    </w:rPr>
+  </w:style>
+  <w:style w:type="paragraph" w:customStyle="1" w:styleId="PaperTableCaption">
+    <w:name w:val="Paper Table Caption"/>
+    <w:pPr>
+      <w:keepNext/>
+      <w:keepLines w:val="0"/>
+      <w:spacing w:before="180" w:after="100" w:line="220" w:lineRule="exact"/>
+      <w:ind w:firstLine="0"/>
+      <w:jc w:val="center"/>
+    </w:pPr>
+    <w:rPr>
+      <w:rFonts w:ascii="Times New Roman" w:hAnsi="Times New Roman" w:eastAsia="Times New Roman"/>
+      <w:color w:val="000000"/>
+      <w:sz w:val="18"/>
+    </w:rPr>
+  </w:style>
+  <w:style w:type="paragraph" w:customStyle="1" w:styleId="PaperFigureCaption">
+    <w:name w:val="Paper Figure Caption"/>
+    <w:pPr>
+      <w:keepNext w:val="0"/>
+      <w:keepLines/>
+      <w:spacing w:before="100" w:after="220" w:line="220" w:lineRule="exact"/>
+      <w:ind w:firstLine="0"/>
+      <w:jc w:val="center"/>
+    </w:pPr>
+    <w:rPr>
+      <w:rFonts w:ascii="Times New Roman" w:hAnsi="Times New Roman" w:eastAsia="Times New Roman"/>
+      <w:color w:val="000000"/>
+      <w:sz w:val="18"/>
+    </w:rPr>
+  </w:style>
+  <w:style w:type="paragraph" w:customStyle="1" w:styleId="PaperReference">
+    <w:name w:val="Paper Reference"/>
+    <w:pPr>
+      <w:keepNext w:val="0"/>
+      <w:keepLines w:val="0"/>
+      <w:spacing w:before="0" w:after="80" w:line="220" w:lineRule="exact"/>
+      <w:ind w:firstLine="0"/>
+      <w:jc w:val="left"/>
+    </w:pPr>
+    <w:rPr>
+      <w:rFonts w:ascii="Times New Roman" w:hAnsi="Times New Roman" w:eastAsia="Times New Roman"/>
+      <w:color w:val="000000"/>
+      <w:sz w:val="18"/>
+    </w:rPr>
+  </w:style>
+  <w:style w:type="paragraph" w:customStyle="1" w:styleId="PaperCode">
+    <w:name w:val="Paper Code"/>
+    <w:pPr>
+      <w:keepNext w:val="0"/>
+      <w:keepLines w:val="0"/>
+      <w:spacing w:before="40" w:after="120" w:line="200" w:lineRule="exact"/>
+      <w:ind w:firstLine="0"/>
+      <w:jc w:val="left"/>
+    </w:pPr>
+    <w:rPr>
+      <w:rFonts w:ascii="Times New Roman" w:hAnsi="Times New Roman" w:eastAsia="Times New Roman"/>
+      <w:color w:val="000000"/>
+      <w:sz w:val="16"/>
+    </w:rPr>
+  </w:style>
 </w:styles>
 </file>
 
